--- a/12-通用拓扑结构/03-桥式/H桥结构/H桥结构.docx
+++ b/12-通用拓扑结构/03-桥式/H桥结构/H桥结构.docx
@@ -2818,6 +2818,20 @@
     </w:p>
     <w:bookmarkEnd w:id="26"/>
     <w:bookmarkEnd w:id="27"/>
+    <w:p>
+      <w:pPr>
+        <w:spacing w:before="360"/>
+        <w:jc w:val="center"/>
+      </w:pPr>
+      <w:r>
+        <w:rPr>
+          <w:rFonts w:ascii="Times New Roman" w:hAnsi="Times New Roman"/>
+          <w:color w:val="555555"/>
+          <w:sz w:val="21"/>
+        </w:rPr>
+        <w:t>材料收集者：杜文杰</w:t>
+      </w:r>
+    </w:p>
     <w:sectPr>
       <w:headerReference r:id="rId9" w:type="default"/>
       <w:footerReference r:id="rId10" w:type="default"/>

--- a/12-通用拓扑结构/03-桥式/H桥结构/H桥结构.docx
+++ b/12-通用拓扑结构/03-桥式/H桥结构/H桥结构.docx
@@ -1,6 +1,6 @@
 
 <file path=word/document.xml><?xml version="1.0" encoding="utf-8"?>
-<w:document xmlns:w="http://schemas.openxmlformats.org/wordprocessingml/2006/main" xmlns:m="http://schemas.openxmlformats.org/officeDocument/2006/math" xmlns:r="http://schemas.openxmlformats.org/officeDocument/2006/relationships" xmlns:o="urn:schemas-microsoft-com:office:office" xmlns:v="urn:schemas-microsoft-com:vml" xmlns:w10="urn:schemas-microsoft-com:office:word" xmlns:a="http://schemas.openxmlformats.org/drawingml/2006/main" xmlns:pic="http://schemas.openxmlformats.org/drawingml/2006/picture" xmlns:wp="http://schemas.openxmlformats.org/drawingml/2006/wordprocessingDrawing">
+<w:document xmlns:m="http://schemas.openxmlformats.org/officeDocument/2006/math" xmlns:r="http://schemas.openxmlformats.org/officeDocument/2006/relationships" xmlns:w="http://schemas.openxmlformats.org/wordprocessingml/2006/main" xmlns:o="urn:schemas-microsoft-com:office:office" xmlns:v="urn:schemas-microsoft-com:vml" xmlns:w10="urn:schemas-microsoft-com:office:word" xmlns:a="http://schemas.openxmlformats.org/drawingml/2006/main" xmlns:pic="http://schemas.openxmlformats.org/drawingml/2006/picture" xmlns:wp="http://schemas.openxmlformats.org/drawingml/2006/wordprocessingDrawing">
   <w:body>
     <w:bookmarkStart w:id="27" w:name="h-桥结构"/>
     <w:p>
@@ -8,11 +8,14 @@
         <w:pStyle w:val="Heading1"/>
       </w:pPr>
       <w:r>
+        <w:rPr>
+          <w:rFonts w:eastAsia="黑体"/>
+        </w:rPr>
         <w:t xml:space="preserve">H </w:t>
       </w:r>
       <w:r>
         <w:rPr>
-          <w:rFonts w:hint="eastAsia"/>
+          <w:rFonts w:hint="eastAsia" w:eastAsia="黑体"/>
         </w:rPr>
         <w:t xml:space="preserve">桥结构</w:t>
       </w:r>
@@ -24,7 +27,7 @@
       </w:pPr>
       <w:r>
         <w:rPr>
-          <w:rFonts w:hint="eastAsia"/>
+          <w:rFonts w:hint="eastAsia" w:eastAsia="黑体"/>
         </w:rPr>
         <w:t xml:space="preserve">拓扑描述</w:t>
       </w:r>
@@ -35,16 +38,19 @@
       </w:pPr>
       <w:r>
         <w:rPr>
-          <w:rFonts w:hint="eastAsia"/>
+          <w:rFonts w:hint="eastAsia" w:eastAsia="黑体"/>
         </w:rPr>
         <w:t xml:space="preserve">由</w:t>
       </w:r>
       <w:r>
+        <w:rPr>
+          <w:rFonts w:eastAsia="黑体"/>
+        </w:rPr>
         <w:t xml:space="preserve"> </w:t>
       </w:r>
       <w:r>
         <w:rPr>
-          <w:rFonts w:hint="eastAsia"/>
+          <w:rFonts w:hint="eastAsia" w:eastAsia="黑体"/>
           <w:b/>
           <w:bCs/>
         </w:rPr>
@@ -66,6 +72,7 @@
       </m:oMath>
       <w:r>
         <w:rPr>
+          <w:rFonts w:eastAsia="黑体"/>
           <w:b/>
           <w:bCs/>
         </w:rPr>
@@ -87,6 +94,7 @@
       </m:oMath>
       <w:r>
         <w:rPr>
+          <w:rFonts w:eastAsia="黑体"/>
           <w:b/>
           <w:bCs/>
         </w:rPr>
@@ -108,6 +116,7 @@
       </m:oMath>
       <w:r>
         <w:rPr>
+          <w:rFonts w:eastAsia="黑体"/>
           <w:b/>
           <w:bCs/>
         </w:rPr>
@@ -128,15 +137,21 @@
         </m:sSub>
       </m:oMath>
       <w:r>
+        <w:rPr>
+          <w:rFonts w:eastAsia="黑体"/>
+        </w:rPr>
         <w:t xml:space="preserve"> </w:t>
       </w:r>
       <w:r>
         <w:rPr>
-          <w:rFonts w:hint="eastAsia"/>
+          <w:rFonts w:hint="eastAsia" w:eastAsia="黑体"/>
         </w:rPr>
         <w:t xml:space="preserve">组成”H”形桥臂，上、下桥臂分别接电源正</w:t>
       </w:r>
       <w:r>
+        <w:rPr>
+          <w:rFonts w:eastAsia="黑体"/>
+        </w:rPr>
         <w:t xml:space="preserve"> </w:t>
       </w:r>
       <m:oMath>
@@ -157,35 +172,44 @@
         </m:sSub>
       </m:oMath>
       <w:r>
+        <w:rPr>
+          <w:rFonts w:eastAsia="黑体"/>
+        </w:rPr>
         <w:t xml:space="preserve"> </w:t>
       </w:r>
       <w:r>
         <w:rPr>
-          <w:rFonts w:hint="eastAsia"/>
+          <w:rFonts w:hint="eastAsia" w:eastAsia="黑体"/>
         </w:rPr>
         <w:t xml:space="preserve">与地</w:t>
       </w:r>
       <w:r>
+        <w:rPr>
+          <w:rFonts w:eastAsia="黑体"/>
+        </w:rPr>
         <w:t xml:space="preserve"> </w:t>
       </w:r>
       <w:r>
         <w:rPr>
-          <w:rFonts w:hint="eastAsia"/>
+          <w:rFonts w:hint="eastAsia" w:eastAsia="黑体"/>
         </w:rPr>
         <w:t xml:space="preserve">GND。电路共有</w:t>
       </w:r>
       <w:r>
+        <w:rPr>
+          <w:rFonts w:eastAsia="黑体"/>
+        </w:rPr>
         <w:t xml:space="preserve"> 4 </w:t>
       </w:r>
       <w:r>
         <w:rPr>
-          <w:rFonts w:hint="eastAsia"/>
+          <w:rFonts w:hint="eastAsia" w:eastAsia="黑体"/>
         </w:rPr>
         <w:t xml:space="preserve">个关键节点：</w:t>
       </w:r>
       <w:r>
         <w:rPr>
-          <w:rFonts w:hint="eastAsia"/>
+          <w:rFonts w:hint="eastAsia" w:eastAsia="黑体"/>
           <w:b/>
           <w:bCs/>
         </w:rPr>
@@ -193,6 +217,7 @@
       </w:r>
       <w:r>
         <w:rPr>
+          <w:rFonts w:eastAsia="黑体"/>
           <w:b/>
           <w:bCs/>
         </w:rPr>
@@ -200,7 +225,7 @@
       </w:r>
       <w:r>
         <w:rPr>
-          <w:rFonts w:hint="eastAsia"/>
+          <w:rFonts w:hint="eastAsia" w:eastAsia="黑体"/>
           <w:b/>
           <w:bCs/>
         </w:rPr>
@@ -208,7 +233,7 @@
       </w:r>
       <w:r>
         <w:rPr>
-          <w:rFonts w:hint="eastAsia"/>
+          <w:rFonts w:hint="eastAsia" w:eastAsia="黑体"/>
         </w:rPr>
         <w:t xml:space="preserve">（</w:t>
       </w:r>
@@ -230,15 +255,21 @@
         </m:sSub>
       </m:oMath>
       <w:r>
+        <w:rPr>
+          <w:rFonts w:eastAsia="黑体"/>
+        </w:rPr>
         <w:t xml:space="preserve"> </w:t>
       </w:r>
       <w:r>
         <w:rPr>
-          <w:rFonts w:hint="eastAsia"/>
+          <w:rFonts w:hint="eastAsia" w:eastAsia="黑体"/>
         </w:rPr>
         <w:t xml:space="preserve">与左侧上管</w:t>
       </w:r>
       <w:r>
+        <w:rPr>
+          <w:rFonts w:eastAsia="黑体"/>
+        </w:rPr>
         <w:t xml:space="preserve"> </w:t>
       </w:r>
       <m:oMath>
@@ -256,24 +287,33 @@
         </m:sSub>
       </m:oMath>
       <w:r>
+        <w:rPr>
+          <w:rFonts w:eastAsia="黑体"/>
+        </w:rPr>
         <w:t xml:space="preserve"> </w:t>
       </w:r>
       <w:r>
         <w:rPr>
-          <w:rFonts w:hint="eastAsia"/>
+          <w:rFonts w:hint="eastAsia" w:eastAsia="黑体"/>
         </w:rPr>
         <w:t xml:space="preserve">的漏极</w:t>
       </w:r>
       <w:r>
+        <w:rPr>
+          <w:rFonts w:eastAsia="黑体"/>
+        </w:rPr>
         <w:t xml:space="preserve"> </w:t>
       </w:r>
       <w:r>
         <w:rPr>
-          <w:rFonts w:hint="eastAsia"/>
+          <w:rFonts w:hint="eastAsia" w:eastAsia="黑体"/>
         </w:rPr>
         <w:t xml:space="preserve">D、右侧上管</w:t>
       </w:r>
       <w:r>
+        <w:rPr>
+          <w:rFonts w:eastAsia="黑体"/>
+        </w:rPr>
         <w:t xml:space="preserve"> </w:t>
       </w:r>
       <m:oMath>
@@ -291,26 +331,32 @@
         </m:sSub>
       </m:oMath>
       <w:r>
+        <w:rPr>
+          <w:rFonts w:eastAsia="黑体"/>
+        </w:rPr>
         <w:t xml:space="preserve"> </w:t>
       </w:r>
       <w:r>
         <w:rPr>
-          <w:rFonts w:hint="eastAsia"/>
+          <w:rFonts w:hint="eastAsia" w:eastAsia="黑体"/>
         </w:rPr>
         <w:t xml:space="preserve">的漏极</w:t>
       </w:r>
       <w:r>
+        <w:rPr>
+          <w:rFonts w:eastAsia="黑体"/>
+        </w:rPr>
         <w:t xml:space="preserve"> D </w:t>
       </w:r>
       <w:r>
         <w:rPr>
-          <w:rFonts w:hint="eastAsia"/>
+          <w:rFonts w:hint="eastAsia" w:eastAsia="黑体"/>
         </w:rPr>
         <w:t xml:space="preserve">相连）；</w:t>
       </w:r>
       <w:r>
         <w:rPr>
-          <w:rFonts w:hint="eastAsia"/>
+          <w:rFonts w:hint="eastAsia" w:eastAsia="黑体"/>
           <w:b/>
           <w:bCs/>
         </w:rPr>
@@ -318,6 +364,7 @@
       </w:r>
       <w:r>
         <w:rPr>
+          <w:rFonts w:eastAsia="黑体"/>
           <w:b/>
           <w:bCs/>
         </w:rPr>
@@ -325,7 +372,7 @@
       </w:r>
       <w:r>
         <w:rPr>
-          <w:rFonts w:hint="eastAsia"/>
+          <w:rFonts w:hint="eastAsia" w:eastAsia="黑体"/>
           <w:b/>
           <w:bCs/>
         </w:rPr>
@@ -333,6 +380,7 @@
       </w:r>
       <w:r>
         <w:rPr>
+          <w:rFonts w:eastAsia="黑体"/>
           <w:b/>
           <w:bCs/>
         </w:rPr>
@@ -340,11 +388,14 @@
       </w:r>
       <w:r>
         <w:rPr>
-          <w:rFonts w:hint="eastAsia"/>
+          <w:rFonts w:hint="eastAsia" w:eastAsia="黑体"/>
         </w:rPr>
         <w:t xml:space="preserve">（与左侧下管</w:t>
       </w:r>
       <w:r>
+        <w:rPr>
+          <w:rFonts w:eastAsia="黑体"/>
+        </w:rPr>
         <w:t xml:space="preserve"> </w:t>
       </w:r>
       <m:oMath>
@@ -362,24 +413,33 @@
         </m:sSub>
       </m:oMath>
       <w:r>
+        <w:rPr>
+          <w:rFonts w:eastAsia="黑体"/>
+        </w:rPr>
         <w:t xml:space="preserve"> </w:t>
       </w:r>
       <w:r>
         <w:rPr>
-          <w:rFonts w:hint="eastAsia"/>
+          <w:rFonts w:hint="eastAsia" w:eastAsia="黑体"/>
         </w:rPr>
         <w:t xml:space="preserve">的源极</w:t>
       </w:r>
       <w:r>
+        <w:rPr>
+          <w:rFonts w:eastAsia="黑体"/>
+        </w:rPr>
         <w:t xml:space="preserve"> </w:t>
       </w:r>
       <w:r>
         <w:rPr>
-          <w:rFonts w:hint="eastAsia"/>
+          <w:rFonts w:hint="eastAsia" w:eastAsia="黑体"/>
         </w:rPr>
         <w:t xml:space="preserve">S、右侧下管</w:t>
       </w:r>
       <w:r>
+        <w:rPr>
+          <w:rFonts w:eastAsia="黑体"/>
+        </w:rPr>
         <w:t xml:space="preserve"> </w:t>
       </w:r>
       <m:oMath>
@@ -397,26 +457,32 @@
         </m:sSub>
       </m:oMath>
       <w:r>
+        <w:rPr>
+          <w:rFonts w:eastAsia="黑体"/>
+        </w:rPr>
         <w:t xml:space="preserve"> </w:t>
       </w:r>
       <w:r>
         <w:rPr>
-          <w:rFonts w:hint="eastAsia"/>
+          <w:rFonts w:hint="eastAsia" w:eastAsia="黑体"/>
         </w:rPr>
         <w:t xml:space="preserve">的源极</w:t>
       </w:r>
       <w:r>
+        <w:rPr>
+          <w:rFonts w:eastAsia="黑体"/>
+        </w:rPr>
         <w:t xml:space="preserve"> S </w:t>
       </w:r>
       <w:r>
         <w:rPr>
-          <w:rFonts w:hint="eastAsia"/>
+          <w:rFonts w:hint="eastAsia" w:eastAsia="黑体"/>
         </w:rPr>
         <w:t xml:space="preserve">相连）；</w:t>
       </w:r>
       <w:r>
         <w:rPr>
-          <w:rFonts w:hint="eastAsia"/>
+          <w:rFonts w:hint="eastAsia" w:eastAsia="黑体"/>
           <w:b/>
           <w:bCs/>
         </w:rPr>
@@ -424,6 +490,7 @@
       </w:r>
       <w:r>
         <w:rPr>
+          <w:rFonts w:eastAsia="黑体"/>
           <w:b/>
           <w:bCs/>
         </w:rPr>
@@ -431,7 +498,7 @@
       </w:r>
       <w:r>
         <w:rPr>
-          <w:rFonts w:hint="eastAsia"/>
+          <w:rFonts w:hint="eastAsia" w:eastAsia="黑体"/>
           <w:b/>
           <w:bCs/>
         </w:rPr>
@@ -439,6 +506,7 @@
       </w:r>
       <w:r>
         <w:rPr>
+          <w:rFonts w:eastAsia="黑体"/>
           <w:b/>
           <w:bCs/>
         </w:rPr>
@@ -446,7 +514,7 @@
       </w:r>
       <w:r>
         <w:rPr>
-          <w:rFonts w:hint="eastAsia"/>
+          <w:rFonts w:hint="eastAsia" w:eastAsia="黑体"/>
         </w:rPr>
         <w:t xml:space="preserve">（</w:t>
       </w:r>
@@ -465,15 +533,21 @@
         </m:sSub>
       </m:oMath>
       <w:r>
+        <w:rPr>
+          <w:rFonts w:eastAsia="黑体"/>
+        </w:rPr>
         <w:t xml:space="preserve"> </w:t>
       </w:r>
       <w:r>
         <w:rPr>
-          <w:rFonts w:hint="eastAsia"/>
+          <w:rFonts w:hint="eastAsia" w:eastAsia="黑体"/>
         </w:rPr>
         <w:t xml:space="preserve">源极</w:t>
       </w:r>
       <w:r>
+        <w:rPr>
+          <w:rFonts w:eastAsia="黑体"/>
+        </w:rPr>
         <w:t xml:space="preserve"> S、</w:t>
       </w:r>
       <m:oMath>
@@ -491,24 +565,33 @@
         </m:sSub>
       </m:oMath>
       <w:r>
+        <w:rPr>
+          <w:rFonts w:eastAsia="黑体"/>
+        </w:rPr>
         <w:t xml:space="preserve"> </w:t>
       </w:r>
       <w:r>
         <w:rPr>
-          <w:rFonts w:hint="eastAsia"/>
+          <w:rFonts w:hint="eastAsia" w:eastAsia="黑体"/>
         </w:rPr>
         <w:t xml:space="preserve">漏极</w:t>
       </w:r>
       <w:r>
+        <w:rPr>
+          <w:rFonts w:eastAsia="黑体"/>
+        </w:rPr>
         <w:t xml:space="preserve"> D </w:t>
       </w:r>
       <w:r>
         <w:rPr>
-          <w:rFonts w:hint="eastAsia"/>
+          <w:rFonts w:hint="eastAsia" w:eastAsia="黑体"/>
         </w:rPr>
         <w:t xml:space="preserve">与负载</w:t>
       </w:r>
       <w:r>
+        <w:rPr>
+          <w:rFonts w:eastAsia="黑体"/>
+        </w:rPr>
         <w:t xml:space="preserve"> </w:t>
       </w:r>
       <m:oMath>
@@ -535,17 +618,20 @@
         </m:sSub>
       </m:oMath>
       <w:r>
+        <w:rPr>
+          <w:rFonts w:eastAsia="黑体"/>
+        </w:rPr>
         <w:t xml:space="preserve"> </w:t>
       </w:r>
       <w:r>
         <w:rPr>
-          <w:rFonts w:hint="eastAsia"/>
+          <w:rFonts w:hint="eastAsia" w:eastAsia="黑体"/>
         </w:rPr>
         <w:t xml:space="preserve">一端相连）；</w:t>
       </w:r>
       <w:r>
         <w:rPr>
-          <w:rFonts w:hint="eastAsia"/>
+          <w:rFonts w:hint="eastAsia" w:eastAsia="黑体"/>
           <w:b/>
           <w:bCs/>
         </w:rPr>
@@ -553,6 +639,7 @@
       </w:r>
       <w:r>
         <w:rPr>
+          <w:rFonts w:eastAsia="黑体"/>
           <w:b/>
           <w:bCs/>
         </w:rPr>
@@ -560,7 +647,7 @@
       </w:r>
       <w:r>
         <w:rPr>
-          <w:rFonts w:hint="eastAsia"/>
+          <w:rFonts w:hint="eastAsia" w:eastAsia="黑体"/>
           <w:b/>
           <w:bCs/>
         </w:rPr>
@@ -568,6 +655,7 @@
       </w:r>
       <w:r>
         <w:rPr>
+          <w:rFonts w:eastAsia="黑体"/>
           <w:b/>
           <w:bCs/>
         </w:rPr>
@@ -575,7 +663,7 @@
       </w:r>
       <w:r>
         <w:rPr>
-          <w:rFonts w:hint="eastAsia"/>
+          <w:rFonts w:hint="eastAsia" w:eastAsia="黑体"/>
         </w:rPr>
         <w:t xml:space="preserve">（</w:t>
       </w:r>
@@ -594,15 +682,21 @@
         </m:sSub>
       </m:oMath>
       <w:r>
+        <w:rPr>
+          <w:rFonts w:eastAsia="黑体"/>
+        </w:rPr>
         <w:t xml:space="preserve"> </w:t>
       </w:r>
       <w:r>
         <w:rPr>
-          <w:rFonts w:hint="eastAsia"/>
+          <w:rFonts w:hint="eastAsia" w:eastAsia="黑体"/>
         </w:rPr>
         <w:t xml:space="preserve">源极</w:t>
       </w:r>
       <w:r>
+        <w:rPr>
+          <w:rFonts w:eastAsia="黑体"/>
+        </w:rPr>
         <w:t xml:space="preserve"> S、</w:t>
       </w:r>
       <m:oMath>
@@ -620,24 +714,33 @@
         </m:sSub>
       </m:oMath>
       <w:r>
+        <w:rPr>
+          <w:rFonts w:eastAsia="黑体"/>
+        </w:rPr>
         <w:t xml:space="preserve"> </w:t>
       </w:r>
       <w:r>
         <w:rPr>
-          <w:rFonts w:hint="eastAsia"/>
+          <w:rFonts w:hint="eastAsia" w:eastAsia="黑体"/>
         </w:rPr>
         <w:t xml:space="preserve">漏极</w:t>
       </w:r>
       <w:r>
+        <w:rPr>
+          <w:rFonts w:eastAsia="黑体"/>
+        </w:rPr>
         <w:t xml:space="preserve"> D </w:t>
       </w:r>
       <w:r>
         <w:rPr>
-          <w:rFonts w:hint="eastAsia"/>
+          <w:rFonts w:hint="eastAsia" w:eastAsia="黑体"/>
         </w:rPr>
         <w:t xml:space="preserve">与负载</w:t>
       </w:r>
       <w:r>
+        <w:rPr>
+          <w:rFonts w:eastAsia="黑体"/>
+        </w:rPr>
         <w:t xml:space="preserve"> </w:t>
       </w:r>
       <m:oMath>
@@ -664,11 +767,14 @@
         </m:sSub>
       </m:oMath>
       <w:r>
+        <w:rPr>
+          <w:rFonts w:eastAsia="黑体"/>
+        </w:rPr>
         <w:t xml:space="preserve"> </w:t>
       </w:r>
       <w:r>
         <w:rPr>
-          <w:rFonts w:hint="eastAsia"/>
+          <w:rFonts w:hint="eastAsia" w:eastAsia="黑体"/>
         </w:rPr>
         <w:t xml:space="preserve">另一端相连）。</w:t>
       </w:r>
@@ -677,7 +783,7 @@
       <w:pPr/>
       <w:r>
         <w:rPr>
-          <w:rFonts w:hint="eastAsia"/>
+          <w:rFonts w:hint="eastAsia" w:eastAsia="黑体"/>
         </w:rPr>
         <w:t xml:space="preserve">各元件管脚连接：</w:t>
       </w:r>
@@ -696,38 +802,50 @@
         </m:sSub>
       </m:oMath>
       <w:r>
+        <w:rPr>
+          <w:rFonts w:eastAsia="黑体"/>
+        </w:rPr>
         <w:t xml:space="preserve"> </w:t>
       </w:r>
       <w:r>
         <w:rPr>
-          <w:rFonts w:hint="eastAsia"/>
+          <w:rFonts w:hint="eastAsia" w:eastAsia="黑体"/>
         </w:rPr>
         <w:t xml:space="preserve">的</w:t>
       </w:r>
       <w:r>
+        <w:rPr>
+          <w:rFonts w:eastAsia="黑体"/>
+        </w:rPr>
         <w:t xml:space="preserve"> D </w:t>
       </w:r>
       <w:r>
         <w:rPr>
-          <w:rFonts w:hint="eastAsia"/>
+          <w:rFonts w:hint="eastAsia" w:eastAsia="黑体"/>
         </w:rPr>
         <w:t xml:space="preserve">接电源正端、S</w:t>
       </w:r>
       <w:r>
+        <w:rPr>
+          <w:rFonts w:eastAsia="黑体"/>
+        </w:rPr>
         <w:t xml:space="preserve"> </w:t>
       </w:r>
       <w:r>
         <w:rPr>
-          <w:rFonts w:hint="eastAsia"/>
+          <w:rFonts w:hint="eastAsia" w:eastAsia="黑体"/>
         </w:rPr>
         <w:t xml:space="preserve">接左桥臂中点</w:t>
       </w:r>
       <w:r>
+        <w:rPr>
+          <w:rFonts w:eastAsia="黑体"/>
+        </w:rPr>
         <w:t xml:space="preserve"> A、G </w:t>
       </w:r>
       <w:r>
         <w:rPr>
-          <w:rFonts w:hint="eastAsia"/>
+          <w:rFonts w:hint="eastAsia" w:eastAsia="黑体"/>
         </w:rPr>
         <w:t xml:space="preserve">接左臂上管驱动；</w:t>
       </w:r>
@@ -746,38 +864,50 @@
         </m:sSub>
       </m:oMath>
       <w:r>
+        <w:rPr>
+          <w:rFonts w:eastAsia="黑体"/>
+        </w:rPr>
         <w:t xml:space="preserve"> </w:t>
       </w:r>
       <w:r>
         <w:rPr>
-          <w:rFonts w:hint="eastAsia"/>
+          <w:rFonts w:hint="eastAsia" w:eastAsia="黑体"/>
         </w:rPr>
         <w:t xml:space="preserve">的</w:t>
       </w:r>
       <w:r>
+        <w:rPr>
+          <w:rFonts w:eastAsia="黑体"/>
+        </w:rPr>
         <w:t xml:space="preserve"> D </w:t>
       </w:r>
       <w:r>
         <w:rPr>
-          <w:rFonts w:hint="eastAsia"/>
+          <w:rFonts w:hint="eastAsia" w:eastAsia="黑体"/>
         </w:rPr>
         <w:t xml:space="preserve">接左桥臂中点</w:t>
       </w:r>
       <w:r>
+        <w:rPr>
+          <w:rFonts w:eastAsia="黑体"/>
+        </w:rPr>
         <w:t xml:space="preserve"> A、S </w:t>
       </w:r>
       <w:r>
         <w:rPr>
-          <w:rFonts w:hint="eastAsia"/>
+          <w:rFonts w:hint="eastAsia" w:eastAsia="黑体"/>
         </w:rPr>
         <w:t xml:space="preserve">接地端、G</w:t>
       </w:r>
       <w:r>
+        <w:rPr>
+          <w:rFonts w:eastAsia="黑体"/>
+        </w:rPr>
         <w:t xml:space="preserve"> </w:t>
       </w:r>
       <w:r>
         <w:rPr>
-          <w:rFonts w:hint="eastAsia"/>
+          <w:rFonts w:hint="eastAsia" w:eastAsia="黑体"/>
         </w:rPr>
         <w:t xml:space="preserve">接左臂下管驱动；</w:t>
       </w:r>
@@ -796,38 +926,50 @@
         </m:sSub>
       </m:oMath>
       <w:r>
+        <w:rPr>
+          <w:rFonts w:eastAsia="黑体"/>
+        </w:rPr>
         <w:t xml:space="preserve"> </w:t>
       </w:r>
       <w:r>
         <w:rPr>
-          <w:rFonts w:hint="eastAsia"/>
+          <w:rFonts w:hint="eastAsia" w:eastAsia="黑体"/>
         </w:rPr>
         <w:t xml:space="preserve">的</w:t>
       </w:r>
       <w:r>
+        <w:rPr>
+          <w:rFonts w:eastAsia="黑体"/>
+        </w:rPr>
         <w:t xml:space="preserve"> D </w:t>
       </w:r>
       <w:r>
         <w:rPr>
-          <w:rFonts w:hint="eastAsia"/>
+          <w:rFonts w:hint="eastAsia" w:eastAsia="黑体"/>
         </w:rPr>
         <w:t xml:space="preserve">接电源正端、S</w:t>
       </w:r>
       <w:r>
+        <w:rPr>
+          <w:rFonts w:eastAsia="黑体"/>
+        </w:rPr>
         <w:t xml:space="preserve"> </w:t>
       </w:r>
       <w:r>
         <w:rPr>
-          <w:rFonts w:hint="eastAsia"/>
+          <w:rFonts w:hint="eastAsia" w:eastAsia="黑体"/>
         </w:rPr>
         <w:t xml:space="preserve">接右桥臂中点</w:t>
       </w:r>
       <w:r>
+        <w:rPr>
+          <w:rFonts w:eastAsia="黑体"/>
+        </w:rPr>
         <w:t xml:space="preserve"> B、G </w:t>
       </w:r>
       <w:r>
         <w:rPr>
-          <w:rFonts w:hint="eastAsia"/>
+          <w:rFonts w:hint="eastAsia" w:eastAsia="黑体"/>
         </w:rPr>
         <w:t xml:space="preserve">接右臂上管驱动；</w:t>
       </w:r>
@@ -846,44 +988,56 @@
         </m:sSub>
       </m:oMath>
       <w:r>
+        <w:rPr>
+          <w:rFonts w:eastAsia="黑体"/>
+        </w:rPr>
         <w:t xml:space="preserve"> </w:t>
       </w:r>
       <w:r>
         <w:rPr>
-          <w:rFonts w:hint="eastAsia"/>
+          <w:rFonts w:hint="eastAsia" w:eastAsia="黑体"/>
         </w:rPr>
         <w:t xml:space="preserve">的</w:t>
       </w:r>
       <w:r>
+        <w:rPr>
+          <w:rFonts w:eastAsia="黑体"/>
+        </w:rPr>
         <w:t xml:space="preserve"> D </w:t>
       </w:r>
       <w:r>
         <w:rPr>
-          <w:rFonts w:hint="eastAsia"/>
+          <w:rFonts w:hint="eastAsia" w:eastAsia="黑体"/>
         </w:rPr>
         <w:t xml:space="preserve">接右桥臂中点</w:t>
       </w:r>
       <w:r>
+        <w:rPr>
+          <w:rFonts w:eastAsia="黑体"/>
+        </w:rPr>
         <w:t xml:space="preserve"> B、S </w:t>
       </w:r>
       <w:r>
         <w:rPr>
-          <w:rFonts w:hint="eastAsia"/>
+          <w:rFonts w:hint="eastAsia" w:eastAsia="黑体"/>
         </w:rPr>
         <w:t xml:space="preserve">接地端、G</w:t>
       </w:r>
       <w:r>
+        <w:rPr>
+          <w:rFonts w:eastAsia="黑体"/>
+        </w:rPr>
         <w:t xml:space="preserve"> </w:t>
       </w:r>
       <w:r>
         <w:rPr>
-          <w:rFonts w:hint="eastAsia"/>
+          <w:rFonts w:hint="eastAsia" w:eastAsia="黑体"/>
         </w:rPr>
         <w:t xml:space="preserve">接右臂下管驱动；</w:t>
       </w:r>
       <w:r>
         <w:rPr>
-          <w:rFonts w:hint="eastAsia"/>
+          <w:rFonts w:hint="eastAsia" w:eastAsia="黑体"/>
           <w:b/>
           <w:bCs/>
         </w:rPr>
@@ -891,6 +1045,7 @@
       </w:r>
       <w:r>
         <w:rPr>
+          <w:rFonts w:eastAsia="黑体"/>
           <w:b/>
           <w:bCs/>
         </w:rPr>
@@ -920,24 +1075,33 @@
         </m:sSub>
       </m:oMath>
       <w:r>
+        <w:rPr>
+          <w:rFonts w:eastAsia="黑体"/>
+        </w:rPr>
         <w:t xml:space="preserve"> </w:t>
       </w:r>
       <w:r>
         <w:rPr>
-          <w:rFonts w:hint="eastAsia"/>
+          <w:rFonts w:hint="eastAsia" w:eastAsia="黑体"/>
         </w:rPr>
         <w:t xml:space="preserve">一端接左桥臂中点</w:t>
       </w:r>
       <w:r>
+        <w:rPr>
+          <w:rFonts w:eastAsia="黑体"/>
+        </w:rPr>
         <w:t xml:space="preserve"> </w:t>
       </w:r>
       <w:r>
         <w:rPr>
-          <w:rFonts w:hint="eastAsia"/>
+          <w:rFonts w:hint="eastAsia" w:eastAsia="黑体"/>
         </w:rPr>
         <w:t xml:space="preserve">A、另一端接右桥臂中点</w:t>
       </w:r>
       <w:r>
+        <w:rPr>
+          <w:rFonts w:eastAsia="黑体"/>
+        </w:rPr>
         <w:t xml:space="preserve"> B。</w:t>
       </w:r>
     </w:p>
@@ -945,25 +1109,31 @@
       <w:pPr/>
       <w:r>
         <w:rPr>
-          <w:rFonts w:hint="eastAsia"/>
+          <w:rFonts w:hint="eastAsia" w:eastAsia="黑体"/>
         </w:rPr>
         <w:t xml:space="preserve">由此构成”四只开关组成两桥臂、负载跨接于左右桥臂中点”的全桥（H</w:t>
       </w:r>
       <w:r>
+        <w:rPr>
+          <w:rFonts w:eastAsia="黑体"/>
+        </w:rPr>
         <w:t xml:space="preserve"> </w:t>
       </w:r>
       <w:r>
         <w:rPr>
-          <w:rFonts w:hint="eastAsia"/>
+          <w:rFonts w:hint="eastAsia" w:eastAsia="黑体"/>
         </w:rPr>
         <w:t xml:space="preserve">桥）组态，通过成对导通对角开关使负载电压反向，用于电机正反转、双向驱动与</w:t>
       </w:r>
       <w:r>
+        <w:rPr>
+          <w:rFonts w:eastAsia="黑体"/>
+        </w:rPr>
         <w:t xml:space="preserve"> PWM </w:t>
       </w:r>
       <w:r>
         <w:rPr>
-          <w:rFonts w:hint="eastAsia"/>
+          <w:rFonts w:hint="eastAsia" w:eastAsia="黑体"/>
         </w:rPr>
         <w:t xml:space="preserve">调速。</w:t>
       </w:r>
@@ -976,7 +1146,7 @@
       </w:pPr>
       <w:r>
         <w:rPr>
-          <w:rFonts w:hint="eastAsia"/>
+          <w:rFonts w:hint="eastAsia" w:eastAsia="黑体"/>
         </w:rPr>
         <w:t xml:space="preserve">工作原理</w:t>
       </w:r>
@@ -987,16 +1157,19 @@
       </w:pPr>
       <w:r>
         <w:rPr>
-          <w:rFonts w:hint="eastAsia"/>
+          <w:rFonts w:hint="eastAsia" w:eastAsia="黑体"/>
         </w:rPr>
         <w:t xml:space="preserve">对角开关对（如左上+右下）导通时电流沿一个方向流过负载；换为另一对角开关对导通时电流反向。由此在负载上得到可切换极性的电压，配合</w:t>
       </w:r>
       <w:r>
+        <w:rPr>
+          <w:rFonts w:eastAsia="黑体"/>
+        </w:rPr>
         <w:t xml:space="preserve"> PWM </w:t>
       </w:r>
       <w:r>
         <w:rPr>
-          <w:rFonts w:hint="eastAsia"/>
+          <w:rFonts w:hint="eastAsia" w:eastAsia="黑体"/>
         </w:rPr>
         <w:t xml:space="preserve">可调节输出电压平均值。</w:t>
       </w:r>
@@ -1009,7 +1182,7 @@
       </w:pPr>
       <w:r>
         <w:rPr>
-          <w:rFonts w:hint="eastAsia"/>
+          <w:rFonts w:hint="eastAsia" w:eastAsia="黑体"/>
         </w:rPr>
         <w:t xml:space="preserve">关键计算公式</w:t>
       </w:r>
@@ -1020,11 +1193,14 @@
       </w:pPr>
       <w:r>
         <w:rPr>
-          <w:rFonts w:hint="eastAsia"/>
+          <w:rFonts w:hint="eastAsia" w:eastAsia="黑体"/>
         </w:rPr>
         <w:t xml:space="preserve">桥臂中点电压（左臂开关占空比</w:t>
       </w:r>
       <w:r>
+        <w:rPr>
+          <w:rFonts w:eastAsia="黑体"/>
+        </w:rPr>
         <w:t xml:space="preserve"> </w:t>
       </w:r>
       <m:oMath>
@@ -1034,7 +1210,7 @@
       </m:oMath>
       <w:r>
         <w:rPr>
-          <w:rFonts w:hint="eastAsia"/>
+          <w:rFonts w:hint="eastAsia" w:eastAsia="黑体"/>
         </w:rPr>
         <w:t xml:space="preserve">）：</w:t>
       </w:r>
@@ -1100,7 +1276,7 @@
       </w:pPr>
       <w:r>
         <w:rPr>
-          <w:rFonts w:hint="eastAsia"/>
+          <w:rFonts w:hint="eastAsia" w:eastAsia="黑体"/>
         </w:rPr>
         <w:t xml:space="preserve">负载端电压（两桥臂占空比之差）：</w:t>
       </w:r>
@@ -1250,7 +1426,7 @@
       </w:pPr>
       <w:r>
         <w:rPr>
-          <w:rFonts w:hint="eastAsia"/>
+          <w:rFonts w:hint="eastAsia" w:eastAsia="黑体"/>
         </w:rPr>
         <w:t xml:space="preserve">负载平均电流：</w:t>
       </w:r>
@@ -1352,7 +1528,7 @@
       </w:pPr>
       <w:r>
         <w:rPr>
-          <w:rFonts w:hint="eastAsia"/>
+          <w:rFonts w:hint="eastAsia" w:eastAsia="黑体"/>
         </w:rPr>
         <w:t xml:space="preserve">开关导通损耗：</w:t>
       </w:r>
@@ -1493,7 +1669,7 @@
             </w:pPr>
             <w:r>
               <w:rPr>
-                <w:rFonts w:hint="eastAsia"/>
+                <w:rFonts w:hint="eastAsia" w:eastAsia="黑体"/>
               </w:rPr>
               <w:t xml:space="preserve">符号</w:t>
             </w:r>
@@ -1507,7 +1683,7 @@
             </w:pPr>
             <w:r>
               <w:rPr>
-                <w:rFonts w:hint="eastAsia"/>
+                <w:rFonts w:hint="eastAsia" w:eastAsia="黑体"/>
               </w:rPr>
               <w:t xml:space="preserve">含义</w:t>
             </w:r>
@@ -1521,7 +1697,7 @@
             </w:pPr>
             <w:r>
               <w:rPr>
-                <w:rFonts w:hint="eastAsia"/>
+                <w:rFonts w:hint="eastAsia" w:eastAsia="黑体"/>
               </w:rPr>
               <w:t xml:space="preserve">单位</w:t>
             </w:r>
@@ -1553,6 +1729,9 @@
               </m:sSub>
             </m:oMath>
             <w:r>
+              <w:rPr>
+                <w:rFonts w:eastAsia="黑体"/>
+              </w:rPr>
               <w:t xml:space="preserve">​</w:t>
             </w:r>
           </w:p>
@@ -1565,7 +1744,7 @@
             </w:pPr>
             <w:r>
               <w:rPr>
-                <w:rFonts w:hint="eastAsia"/>
+                <w:rFonts w:hint="eastAsia" w:eastAsia="黑体"/>
               </w:rPr>
               <w:t xml:space="preserve">电源电压</w:t>
             </w:r>
@@ -1578,6 +1757,9 @@
               <w:pStyle w:val="Compact"/>
             </w:pPr>
             <w:r>
+              <w:rPr>
+                <w:rFonts w:eastAsia="黑体"/>
+              </w:rPr>
               <w:t xml:space="preserve">V</w:t>
             </w:r>
           </w:p>
@@ -1623,6 +1805,9 @@
               </m:sSub>
             </m:oMath>
             <w:r>
+              <w:rPr>
+                <w:rFonts w:eastAsia="黑体"/>
+              </w:rPr>
               <w:t xml:space="preserve">​</w:t>
             </w:r>
           </w:p>
@@ -1635,7 +1820,7 @@
             </w:pPr>
             <w:r>
               <w:rPr>
-                <w:rFonts w:hint="eastAsia"/>
+                <w:rFonts w:hint="eastAsia" w:eastAsia="黑体"/>
               </w:rPr>
               <w:t xml:space="preserve">两桥臂中点电压</w:t>
             </w:r>
@@ -1648,6 +1833,9 @@
               <w:pStyle w:val="Compact"/>
             </w:pPr>
             <w:r>
+              <w:rPr>
+                <w:rFonts w:eastAsia="黑体"/>
+              </w:rPr>
               <w:t xml:space="preserve">V</w:t>
             </w:r>
           </w:p>
@@ -1666,6 +1854,9 @@
               </m:r>
             </m:oMath>
             <w:r>
+              <w:rPr>
+                <w:rFonts w:eastAsia="黑体"/>
+              </w:rPr>
               <w:t xml:space="preserve">​</w:t>
             </w:r>
           </w:p>
@@ -1677,11 +1868,14 @@
               <w:pStyle w:val="Compact"/>
             </w:pPr>
             <w:r>
+              <w:rPr>
+                <w:rFonts w:eastAsia="黑体"/>
+              </w:rPr>
               <w:t xml:space="preserve">PWM </w:t>
             </w:r>
             <w:r>
               <w:rPr>
-                <w:rFonts w:hint="eastAsia"/>
+                <w:rFonts w:hint="eastAsia" w:eastAsia="黑体"/>
               </w:rPr>
               <w:t xml:space="preserve">占空比</w:t>
             </w:r>
@@ -1695,7 +1889,7 @@
             </w:pPr>
             <w:r>
               <w:rPr>
-                <w:rFonts w:hint="eastAsia"/>
+                <w:rFonts w:hint="eastAsia" w:eastAsia="黑体"/>
               </w:rPr>
               <w:t xml:space="preserve">无量纲</w:t>
             </w:r>
@@ -1733,6 +1927,9 @@
               </m:sSub>
             </m:oMath>
             <w:r>
+              <w:rPr>
+                <w:rFonts w:eastAsia="黑体"/>
+              </w:rPr>
               <w:t xml:space="preserve">​</w:t>
             </w:r>
           </w:p>
@@ -1745,7 +1942,7 @@
             </w:pPr>
             <w:r>
               <w:rPr>
-                <w:rFonts w:hint="eastAsia"/>
+                <w:rFonts w:hint="eastAsia" w:eastAsia="黑体"/>
               </w:rPr>
               <w:t xml:space="preserve">负载端平均电压</w:t>
             </w:r>
@@ -1758,6 +1955,9 @@
               <w:pStyle w:val="Compact"/>
             </w:pPr>
             <w:r>
+              <w:rPr>
+                <w:rFonts w:eastAsia="黑体"/>
+              </w:rPr>
               <w:t xml:space="preserve">V</w:t>
             </w:r>
           </w:p>
@@ -1794,6 +1994,9 @@
               </m:sSub>
             </m:oMath>
             <w:r>
+              <w:rPr>
+                <w:rFonts w:eastAsia="黑体"/>
+              </w:rPr>
               <w:t xml:space="preserve">​</w:t>
             </w:r>
           </w:p>
@@ -1806,7 +2009,7 @@
             </w:pPr>
             <w:r>
               <w:rPr>
-                <w:rFonts w:hint="eastAsia"/>
+                <w:rFonts w:hint="eastAsia" w:eastAsia="黑体"/>
               </w:rPr>
               <w:t xml:space="preserve">负载电阻</w:t>
             </w:r>
@@ -1819,6 +2022,9 @@
               <w:pStyle w:val="Compact"/>
             </w:pPr>
             <w:r>
+              <w:rPr>
+                <w:rFonts w:eastAsia="黑体"/>
+              </w:rPr>
               <w:t xml:space="preserve">Ω</w:t>
             </w:r>
           </w:p>
@@ -1867,6 +2073,9 @@
               </m:sSub>
             </m:oMath>
             <w:r>
+              <w:rPr>
+                <w:rFonts w:eastAsia="黑体"/>
+              </w:rPr>
               <w:t xml:space="preserve">​</w:t>
             </w:r>
           </w:p>
@@ -1879,7 +2088,7 @@
             </w:pPr>
             <w:r>
               <w:rPr>
-                <w:rFonts w:hint="eastAsia"/>
+                <w:rFonts w:hint="eastAsia" w:eastAsia="黑体"/>
               </w:rPr>
               <w:t xml:space="preserve">开关导通电阻</w:t>
             </w:r>
@@ -1892,6 +2101,9 @@
               <w:pStyle w:val="Compact"/>
             </w:pPr>
             <w:r>
+              <w:rPr>
+                <w:rFonts w:eastAsia="黑体"/>
+              </w:rPr>
               <w:t xml:space="preserve">Ω</w:t>
             </w:r>
           </w:p>
@@ -1906,7 +2118,7 @@
       </w:pPr>
       <w:r>
         <w:rPr>
-          <w:rFonts w:hint="eastAsia"/>
+          <w:rFonts w:hint="eastAsia" w:eastAsia="黑体"/>
         </w:rPr>
         <w:t xml:space="preserve">元件调整影响</w:t>
       </w:r>
@@ -1921,7 +2133,7 @@
       </w:pPr>
       <w:r>
         <w:rPr>
-          <w:rFonts w:hint="eastAsia"/>
+          <w:rFonts w:hint="eastAsia" w:eastAsia="黑体"/>
           <w:b/>
           <w:bCs/>
         </w:rPr>
@@ -1929,6 +2141,7 @@
       </w:r>
       <w:r>
         <w:rPr>
+          <w:rFonts w:eastAsia="黑体"/>
           <w:b/>
           <w:bCs/>
         </w:rPr>
@@ -1980,20 +2193,27 @@
       </m:oMath>
       <w:r>
         <w:rPr>
+          <w:rFonts w:eastAsia="黑体"/>
           <w:b/>
           <w:bCs/>
         </w:rPr>
         <w:t xml:space="preserve">↑</w:t>
       </w:r>
       <w:r>
+        <w:rPr>
+          <w:rFonts w:eastAsia="黑体"/>
+        </w:rPr>
         <w:t xml:space="preserve"> </w:t>
       </w:r>
       <w:r>
+        <w:rPr>
+          <w:rFonts w:eastAsia="黑体"/>
+        </w:rPr>
         <w:t xml:space="preserve">→ </w:t>
       </w:r>
       <w:r>
         <w:rPr>
-          <w:rFonts w:hint="eastAsia"/>
+          <w:rFonts w:hint="eastAsia" w:eastAsia="黑体"/>
         </w:rPr>
         <w:t xml:space="preserve">负载平均电压上升（差值越大调速越接近满幅）。</w:t>
       </w:r>
@@ -2008,7 +2228,7 @@
       </w:pPr>
       <w:r>
         <w:rPr>
-          <w:rFonts w:hint="eastAsia"/>
+          <w:rFonts w:hint="eastAsia" w:eastAsia="黑体"/>
           <w:b/>
           <w:bCs/>
         </w:rPr>
@@ -2016,6 +2236,7 @@
       </w:r>
       <w:r>
         <w:rPr>
+          <w:rFonts w:eastAsia="黑体"/>
           <w:b/>
           <w:bCs/>
         </w:rPr>
@@ -2040,20 +2261,27 @@
       </m:oMath>
       <w:r>
         <w:rPr>
+          <w:rFonts w:eastAsia="黑体"/>
           <w:b/>
           <w:bCs/>
         </w:rPr>
         <w:t xml:space="preserve">↑</w:t>
       </w:r>
       <w:r>
+        <w:rPr>
+          <w:rFonts w:eastAsia="黑体"/>
+        </w:rPr>
         <w:t xml:space="preserve"> </w:t>
       </w:r>
       <w:r>
+        <w:rPr>
+          <w:rFonts w:eastAsia="黑体"/>
+        </w:rPr>
         <w:t xml:space="preserve">→ </w:t>
       </w:r>
       <w:r>
         <w:rPr>
-          <w:rFonts w:hint="eastAsia"/>
+          <w:rFonts w:hint="eastAsia" w:eastAsia="黑体"/>
         </w:rPr>
         <w:t xml:space="preserve">负载电压、电流同步上升，需注意器件耐压。</w:t>
       </w:r>
@@ -2068,7 +2296,7 @@
       </w:pPr>
       <w:r>
         <w:rPr>
-          <w:rFonts w:hint="eastAsia"/>
+          <w:rFonts w:hint="eastAsia" w:eastAsia="黑体"/>
           <w:b/>
           <w:bCs/>
         </w:rPr>
@@ -2076,6 +2304,7 @@
       </w:r>
       <w:r>
         <w:rPr>
+          <w:rFonts w:eastAsia="黑体"/>
           <w:b/>
           <w:bCs/>
         </w:rPr>
@@ -2118,20 +2347,27 @@
       </m:oMath>
       <w:r>
         <w:rPr>
+          <w:rFonts w:eastAsia="黑体"/>
           <w:b/>
           <w:bCs/>
         </w:rPr>
         <w:t xml:space="preserve">↓</w:t>
       </w:r>
       <w:r>
+        <w:rPr>
+          <w:rFonts w:eastAsia="黑体"/>
+        </w:rPr>
         <w:t xml:space="preserve"> </w:t>
       </w:r>
       <w:r>
+        <w:rPr>
+          <w:rFonts w:eastAsia="黑体"/>
+        </w:rPr>
         <w:t xml:space="preserve">→ </w:t>
       </w:r>
       <w:r>
         <w:rPr>
-          <w:rFonts w:hint="eastAsia"/>
+          <w:rFonts w:hint="eastAsia" w:eastAsia="黑体"/>
         </w:rPr>
         <w:t xml:space="preserve">导通损耗下降、效率提高、发热减小。</w:t>
       </w:r>
@@ -2146,21 +2382,27 @@
       </w:pPr>
       <w:r>
         <w:rPr>
-          <w:rFonts w:hint="eastAsia"/>
+          <w:rFonts w:hint="eastAsia" w:eastAsia="黑体"/>
           <w:b/>
           <w:bCs/>
         </w:rPr>
         <w:t xml:space="preserve">开关频率↑</w:t>
       </w:r>
       <w:r>
+        <w:rPr>
+          <w:rFonts w:eastAsia="黑体"/>
+        </w:rPr>
         <w:t xml:space="preserve"> </w:t>
       </w:r>
       <w:r>
+        <w:rPr>
+          <w:rFonts w:eastAsia="黑体"/>
+        </w:rPr>
         <w:t xml:space="preserve">→ </w:t>
       </w:r>
       <w:r>
         <w:rPr>
-          <w:rFonts w:hint="eastAsia"/>
+          <w:rFonts w:hint="eastAsia" w:eastAsia="黑体"/>
         </w:rPr>
         <w:t xml:space="preserve">纹波减小但开关损耗增大。</w:t>
       </w:r>
@@ -2173,7 +2415,7 @@
       </w:pPr>
       <w:r>
         <w:rPr>
-          <w:rFonts w:hint="eastAsia"/>
+          <w:rFonts w:hint="eastAsia" w:eastAsia="黑体"/>
         </w:rPr>
         <w:t xml:space="preserve">典型参数示例</w:t>
       </w:r>
@@ -2188,11 +2430,14 @@
       </w:pPr>
       <w:r>
         <w:rPr>
-          <w:rFonts w:hint="eastAsia"/>
+          <w:rFonts w:hint="eastAsia" w:eastAsia="黑体"/>
         </w:rPr>
         <w:t xml:space="preserve">取</w:t>
       </w:r>
       <w:r>
+        <w:rPr>
+          <w:rFonts w:eastAsia="黑体"/>
+        </w:rPr>
         <w:t xml:space="preserve"> </w:t>
       </w:r>
       <m:oMath>
@@ -2232,6 +2477,9 @@
         </m:r>
       </m:oMath>
       <w:r>
+        <w:rPr>
+          <w:rFonts w:eastAsia="黑体"/>
+        </w:rPr>
         <w:t xml:space="preserve">、</w:t>
       </w:r>
       <m:oMath>
@@ -2258,6 +2506,9 @@
         </m:r>
       </m:oMath>
       <w:r>
+        <w:rPr>
+          <w:rFonts w:eastAsia="黑体"/>
+        </w:rPr>
         <w:t xml:space="preserve">、</w:t>
       </w:r>
       <m:oMath>
@@ -2285,7 +2536,7 @@
       </m:oMath>
       <w:r>
         <w:rPr>
-          <w:rFonts w:hint="eastAsia"/>
+          <w:rFonts w:hint="eastAsia" w:eastAsia="黑体"/>
         </w:rPr>
         <w:t xml:space="preserve">：</w:t>
       </w:r>
@@ -2371,6 +2622,9 @@
         </m:r>
       </m:oMath>
       <w:r>
+        <w:rPr>
+          <w:rFonts w:eastAsia="黑体"/>
+        </w:rPr>
         <w:t xml:space="preserve">。</w:t>
       </w:r>
     </w:p>
@@ -2384,11 +2638,14 @@
       </w:pPr>
       <w:r>
         <w:rPr>
-          <w:rFonts w:hint="eastAsia"/>
+          <w:rFonts w:hint="eastAsia" w:eastAsia="黑体"/>
         </w:rPr>
         <w:t xml:space="preserve">取</w:t>
       </w:r>
       <w:r>
+        <w:rPr>
+          <w:rFonts w:eastAsia="黑体"/>
+        </w:rPr>
         <w:t xml:space="preserve"> </w:t>
       </w:r>
       <m:oMath>
@@ -2434,7 +2691,7 @@
       </m:oMath>
       <w:r>
         <w:rPr>
-          <w:rFonts w:hint="eastAsia"/>
+          <w:rFonts w:hint="eastAsia" w:eastAsia="黑体"/>
         </w:rPr>
         <w:t xml:space="preserve">：</w:t>
       </w:r>
@@ -2503,11 +2760,14 @@
       </m:oMath>
       <w:r>
         <w:rPr>
-          <w:rFonts w:hint="eastAsia"/>
+          <w:rFonts w:hint="eastAsia" w:eastAsia="黑体"/>
         </w:rPr>
         <w:t xml:space="preserve">，若</w:t>
       </w:r>
       <w:r>
+        <w:rPr>
+          <w:rFonts w:eastAsia="黑体"/>
+        </w:rPr>
         <w:t xml:space="preserve"> </w:t>
       </w:r>
       <m:oMath>
@@ -2565,11 +2825,14 @@
       </m:oMath>
       <w:r>
         <w:rPr>
-          <w:rFonts w:hint="eastAsia"/>
+          <w:rFonts w:hint="eastAsia" w:eastAsia="黑体"/>
         </w:rPr>
         <w:t xml:space="preserve">，单管导通损耗</w:t>
       </w:r>
       <w:r>
+        <w:rPr>
+          <w:rFonts w:eastAsia="黑体"/>
+        </w:rPr>
         <w:t xml:space="preserve"> </w:t>
       </w:r>
       <m:oMath>
@@ -2624,6 +2887,9 @@
         </m:r>
       </m:oMath>
       <w:r>
+        <w:rPr>
+          <w:rFonts w:eastAsia="黑体"/>
+        </w:rPr>
         <w:t xml:space="preserve">。</w:t>
       </w:r>
     </w:p>
@@ -2635,7 +2901,7 @@
       </w:pPr>
       <w:r>
         <w:rPr>
-          <w:rFonts w:hint="eastAsia"/>
+          <w:rFonts w:hint="eastAsia" w:eastAsia="黑体"/>
         </w:rPr>
         <w:t xml:space="preserve">常见器件型号</w:t>
       </w:r>
@@ -2650,7 +2916,7 @@
       </w:pPr>
       <w:r>
         <w:rPr>
-          <w:rFonts w:hint="eastAsia"/>
+          <w:rFonts w:hint="eastAsia" w:eastAsia="黑体"/>
         </w:rPr>
         <w:t xml:space="preserve">MOSFET：IRFZ44N、IRF3205、AO3400。</w:t>
       </w:r>
@@ -2665,16 +2931,19 @@
       </w:pPr>
       <w:r>
         <w:rPr>
-          <w:rFonts w:hint="eastAsia"/>
+          <w:rFonts w:hint="eastAsia" w:eastAsia="黑体"/>
         </w:rPr>
         <w:t xml:space="preserve">集成电机驱动：L298N（双</w:t>
       </w:r>
       <w:r>
+        <w:rPr>
+          <w:rFonts w:eastAsia="黑体"/>
+        </w:rPr>
         <w:t xml:space="preserve"> H </w:t>
       </w:r>
       <w:r>
         <w:rPr>
-          <w:rFonts w:hint="eastAsia"/>
+          <w:rFonts w:hint="eastAsia" w:eastAsia="黑体"/>
         </w:rPr>
         <w:t xml:space="preserve">桥）、L293D、DRV8833、TB6612FNG。</w:t>
       </w:r>
@@ -2687,7 +2956,7 @@
       </w:pPr>
       <w:r>
         <w:rPr>
-          <w:rFonts w:hint="eastAsia"/>
+          <w:rFonts w:hint="eastAsia" w:eastAsia="黑体"/>
         </w:rPr>
         <w:t xml:space="preserve">注意事项</w:t>
       </w:r>
@@ -2702,7 +2971,7 @@
       </w:pPr>
       <w:r>
         <w:rPr>
-          <w:rFonts w:hint="eastAsia"/>
+          <w:rFonts w:hint="eastAsia" w:eastAsia="黑体"/>
         </w:rPr>
         <w:t xml:space="preserve">严禁同一桥臂上下两管同时导通（直通/穿通），需设置死区时间。</w:t>
       </w:r>
@@ -2717,7 +2986,7 @@
       </w:pPr>
       <w:r>
         <w:rPr>
-          <w:rFonts w:hint="eastAsia"/>
+          <w:rFonts w:hint="eastAsia" w:eastAsia="黑体"/>
         </w:rPr>
         <w:t xml:space="preserve">感性负载（电机）需加续流二极管或利用体二极管保护开关。</w:t>
       </w:r>
@@ -2732,16 +3001,19 @@
       </w:pPr>
       <w:r>
         <w:rPr>
-          <w:rFonts w:hint="eastAsia"/>
+          <w:rFonts w:hint="eastAsia" w:eastAsia="黑体"/>
         </w:rPr>
         <w:t xml:space="preserve">大电流时需保证散热与</w:t>
       </w:r>
       <w:r>
+        <w:rPr>
+          <w:rFonts w:eastAsia="黑体"/>
+        </w:rPr>
         <w:t xml:space="preserve"> PCB </w:t>
       </w:r>
       <w:r>
         <w:rPr>
-          <w:rFonts w:hint="eastAsia"/>
+          <w:rFonts w:hint="eastAsia" w:eastAsia="黑体"/>
         </w:rPr>
         <w:t xml:space="preserve">走线载流能力。</w:t>
       </w:r>
@@ -2754,7 +3026,7 @@
       </w:pPr>
       <w:r>
         <w:rPr>
-          <w:rFonts w:hint="eastAsia"/>
+          <w:rFonts w:hint="eastAsia" w:eastAsia="黑体"/>
         </w:rPr>
         <w:t xml:space="preserve">参考资料</w:t>
       </w:r>
@@ -2768,6 +3040,9 @@
         </w:numPr>
       </w:pPr>
       <w:r>
+        <w:rPr>
+          <w:rFonts w:eastAsia="黑体"/>
+        </w:rPr>
         <w:t xml:space="preserve">Wikipedia: H-bridge。</w:t>
       </w:r>
     </w:p>
@@ -2780,20 +3055,26 @@
         </w:numPr>
       </w:pPr>
       <w:r>
+        <w:rPr>
+          <w:rFonts w:eastAsia="黑体"/>
+        </w:rPr>
         <w:t xml:space="preserve">TI DRV8833 </w:t>
       </w:r>
       <w:r>
         <w:rPr>
-          <w:rFonts w:hint="eastAsia"/>
+          <w:rFonts w:hint="eastAsia" w:eastAsia="黑体"/>
         </w:rPr>
         <w:t xml:space="preserve">产品页</w:t>
       </w:r>
       <w:r>
+        <w:rPr>
+          <w:rFonts w:eastAsia="黑体"/>
+        </w:rPr>
         <w:t xml:space="preserve"> / </w:t>
       </w:r>
       <w:r>
         <w:rPr>
-          <w:rFonts w:hint="eastAsia"/>
+          <w:rFonts w:hint="eastAsia" w:eastAsia="黑体"/>
         </w:rPr>
         <w:t xml:space="preserve">数据手册。</w:t>
       </w:r>
@@ -2807,11 +3088,14 @@
         </w:numPr>
       </w:pPr>
       <w:r>
+        <w:rPr>
+          <w:rFonts w:eastAsia="黑体"/>
+        </w:rPr>
         <w:t xml:space="preserve">ST L298N </w:t>
       </w:r>
       <w:r>
         <w:rPr>
-          <w:rFonts w:hint="eastAsia"/>
+          <w:rFonts w:hint="eastAsia" w:eastAsia="黑体"/>
         </w:rPr>
         <w:t xml:space="preserve">数据手册。</w:t>
       </w:r>
@@ -2825,11 +3109,11 @@
       </w:pPr>
       <w:r>
         <w:rPr>
-          <w:rFonts w:ascii="Times New Roman" w:hAnsi="Times New Roman"/>
+          <w:rFonts w:ascii="Times New Roman" w:hAnsi="Times New Roman" w:eastAsia="黑体"/>
           <w:color w:val="555555"/>
           <w:sz w:val="21"/>
         </w:rPr>
-        <w:t>材料收集者：杜文杰</w:t>
+        <w:t>材料收集者：杜文杰，WX手机：19519196569，QQ:3478827729</w:t>
       </w:r>
     </w:p>
     <w:sectPr>
@@ -2849,7 +3133,7 @@
 </file>
 
 <file path=word/footer1.xml><?xml version="1.0" encoding="utf-8"?>
-<w:ftr xmlns:m="http://schemas.openxmlformats.org/officeDocument/2006/math" xmlns:mc="http://schemas.openxmlformats.org/markup-compatibility/2006" xmlns:mo="http://schemas.microsoft.com/office/mac/office/2008/main" xmlns:mv="urn:schemas-microsoft-com:mac:vml" xmlns:o="urn:schemas-microsoft-com:office:office" xmlns:r="http://schemas.openxmlformats.org/officeDocument/2006/relationships" xmlns:v="urn:schemas-microsoft-com:vml" xmlns:w10="urn:schemas-microsoft-com:office:word" xmlns:w14="http://schemas.microsoft.com/office/word/2010/wordml" xmlns:w="http://schemas.openxmlformats.org/wordprocessingml/2006/main" xmlns:wne="http://schemas.microsoft.com/office/word/2006/wordml" xmlns:wp14="http://schemas.microsoft.com/office/word/2010/wordprocessingDrawing" xmlns:wp="http://schemas.openxmlformats.org/drawingml/2006/wordprocessingDrawing" xmlns:wpc="http://schemas.microsoft.com/office/word/2010/wordprocessingCanvas" xmlns:wpg="http://schemas.microsoft.com/office/word/2010/wordprocessingGroup" xmlns:wpi="http://schemas.microsoft.com/office/word/2010/wordprocessingInk" xmlns:wps="http://schemas.microsoft.com/office/word/2010/wordprocessingShape" mc:Ignorable="w14 wp14">
+<w:ftr xmlns:mc="http://schemas.openxmlformats.org/markup-compatibility/2006" xmlns:w="http://schemas.openxmlformats.org/wordprocessingml/2006/main" xmlns:m="http://schemas.openxmlformats.org/officeDocument/2006/math" xmlns:mo="http://schemas.microsoft.com/office/mac/office/2008/main" xmlns:mv="urn:schemas-microsoft-com:mac:vml" xmlns:o="urn:schemas-microsoft-com:office:office" xmlns:r="http://schemas.openxmlformats.org/officeDocument/2006/relationships" xmlns:v="urn:schemas-microsoft-com:vml" xmlns:w10="urn:schemas-microsoft-com:office:word" xmlns:w14="http://schemas.microsoft.com/office/word/2010/wordml" xmlns:wne="http://schemas.microsoft.com/office/word/2006/wordml" xmlns:wp14="http://schemas.microsoft.com/office/word/2010/wordprocessingDrawing" xmlns:wp="http://schemas.openxmlformats.org/drawingml/2006/wordprocessingDrawing" xmlns:wpc="http://schemas.microsoft.com/office/word/2010/wordprocessingCanvas" xmlns:wpg="http://schemas.microsoft.com/office/word/2010/wordprocessingGroup" xmlns:wpi="http://schemas.microsoft.com/office/word/2010/wordprocessingInk" xmlns:wps="http://schemas.microsoft.com/office/word/2010/wordprocessingShape" mc:Ignorable="w14 wp14">
   <w:p>
     <w:pPr>
       <w:pStyle w:val="Footer"/>
@@ -2857,12 +3141,14 @@
     </w:pPr>
     <w:r>
       <w:rPr>
+        <w:rFonts w:eastAsia="黑体"/>
         <w:sz w:val="18"/>
       </w:rPr>
       <w:t xml:space="preserve">第 </w:t>
     </w:r>
     <w:r>
       <w:rPr>
+        <w:rFonts w:eastAsia="黑体"/>
         <w:sz w:val="18"/>
       </w:rPr>
       <w:fldChar w:fldCharType="begin"/>
@@ -2871,6 +3157,7 @@
     </w:r>
     <w:r>
       <w:rPr>
+        <w:rFonts w:eastAsia="黑体"/>
         <w:sz w:val="18"/>
       </w:rPr>
       <w:t xml:space="preserve"> 页</w:t>
@@ -2884,6 +3171,9 @@
   <w:footnote w:type="continuationSeparator" w:id="0">
     <w:p>
       <w:r>
+        <w:rPr>
+          <w:rFonts w:eastAsia="黑体"/>
+        </w:rPr>
         <w:continuationSeparator/>
       </w:r>
     </w:p>
@@ -2891,6 +3181,9 @@
   <w:footnote w:type="separator" w:id="-1">
     <w:p>
       <w:r>
+        <w:rPr>
+          <w:rFonts w:eastAsia="黑体"/>
+        </w:rPr>
         <w:separator/>
       </w:r>
     </w:p>
@@ -2899,7 +3192,7 @@
 </file>
 
 <file path=word/header1.xml><?xml version="1.0" encoding="utf-8"?>
-<w:hdr xmlns:m="http://schemas.openxmlformats.org/officeDocument/2006/math" xmlns:mc="http://schemas.openxmlformats.org/markup-compatibility/2006" xmlns:mo="http://schemas.microsoft.com/office/mac/office/2008/main" xmlns:mv="urn:schemas-microsoft-com:mac:vml" xmlns:o="urn:schemas-microsoft-com:office:office" xmlns:r="http://schemas.openxmlformats.org/officeDocument/2006/relationships" xmlns:v="urn:schemas-microsoft-com:vml" xmlns:w10="urn:schemas-microsoft-com:office:word" xmlns:w14="http://schemas.microsoft.com/office/word/2010/wordml" xmlns:w="http://schemas.openxmlformats.org/wordprocessingml/2006/main" xmlns:wne="http://schemas.microsoft.com/office/word/2006/wordml" xmlns:wp14="http://schemas.microsoft.com/office/word/2010/wordprocessingDrawing" xmlns:wp="http://schemas.openxmlformats.org/drawingml/2006/wordprocessingDrawing" xmlns:wpc="http://schemas.microsoft.com/office/word/2010/wordprocessingCanvas" xmlns:wpg="http://schemas.microsoft.com/office/word/2010/wordprocessingGroup" xmlns:wpi="http://schemas.microsoft.com/office/word/2010/wordprocessingInk" xmlns:wps="http://schemas.microsoft.com/office/word/2010/wordprocessingShape" mc:Ignorable="w14 wp14">
+<w:hdr xmlns:mc="http://schemas.openxmlformats.org/markup-compatibility/2006" xmlns:w="http://schemas.openxmlformats.org/wordprocessingml/2006/main" xmlns:m="http://schemas.openxmlformats.org/officeDocument/2006/math" xmlns:mo="http://schemas.microsoft.com/office/mac/office/2008/main" xmlns:mv="urn:schemas-microsoft-com:mac:vml" xmlns:o="urn:schemas-microsoft-com:office:office" xmlns:r="http://schemas.openxmlformats.org/officeDocument/2006/relationships" xmlns:v="urn:schemas-microsoft-com:vml" xmlns:w10="urn:schemas-microsoft-com:office:word" xmlns:w14="http://schemas.microsoft.com/office/word/2010/wordml" xmlns:wne="http://schemas.microsoft.com/office/word/2006/wordml" xmlns:wp14="http://schemas.microsoft.com/office/word/2010/wordprocessingDrawing" xmlns:wp="http://schemas.openxmlformats.org/drawingml/2006/wordprocessingDrawing" xmlns:wpc="http://schemas.microsoft.com/office/word/2010/wordprocessingCanvas" xmlns:wpg="http://schemas.microsoft.com/office/word/2010/wordprocessingGroup" xmlns:wpi="http://schemas.microsoft.com/office/word/2010/wordprocessingInk" xmlns:wps="http://schemas.microsoft.com/office/word/2010/wordprocessingShape" mc:Ignorable="w14 wp14">
   <w:p>
     <w:pPr>
       <w:pStyle w:val="Header"/>
@@ -2907,7 +3200,7 @@
     </w:pPr>
     <w:r>
       <w:rPr>
-        <w:rFonts w:ascii="Times New Roman" w:hAnsi="Times New Roman"/>
+        <w:rFonts w:ascii="Times New Roman" w:hAnsi="Times New Roman" w:eastAsia="黑体"/>
         <w:sz w:val="18"/>
         <w:rFonts w:eastAsia="黑体"/>
         <w:rFonts w:eastAsia="黑体"/>
@@ -2919,7 +3212,7 @@
 </file>
 
 <file path=word/numbering.xml><?xml version="1.0" encoding="utf-8"?>
-<w:numbering xmlns:m="http://schemas.openxmlformats.org/officeDocument/2006/math" xmlns:mc="http://schemas.openxmlformats.org/markup-compatibility/2006" xmlns:mo="http://schemas.microsoft.com/office/mac/office/2008/main" xmlns:mv="urn:schemas-microsoft-com:mac:vml" xmlns:o="urn:schemas-microsoft-com:office:office" xmlns:r="http://schemas.openxmlformats.org/officeDocument/2006/relationships" xmlns:v="urn:schemas-microsoft-com:vml" xmlns:w="http://schemas.openxmlformats.org/wordprocessingml/2006/main" xmlns:w10="urn:schemas-microsoft-com:office:word" xmlns:w14="http://schemas.microsoft.com/office/word/2010/wordml" xmlns:wne="http://schemas.microsoft.com/office/word/2006/wordml" xmlns:wp="http://schemas.openxmlformats.org/drawingml/2006/wordprocessingDrawing" xmlns:wp14="http://schemas.microsoft.com/office/word/2010/wordprocessingDrawing" xmlns:wpc="http://schemas.microsoft.com/office/word/2010/wordprocessingCanvas" xmlns:wpg="http://schemas.microsoft.com/office/word/2010/wordprocessingGroup" xmlns:wpi="http://schemas.microsoft.com/office/word/2010/wordprocessingInk" xmlns:wps="http://schemas.microsoft.com/office/word/2010/wordprocessingShape" mc:Ignorable="w14 wp14">
+<w:numbering xmlns:mc="http://schemas.openxmlformats.org/markup-compatibility/2006" xmlns:w="http://schemas.openxmlformats.org/wordprocessingml/2006/main" xmlns:m="http://schemas.openxmlformats.org/officeDocument/2006/math" xmlns:mo="http://schemas.microsoft.com/office/mac/office/2008/main" xmlns:mv="urn:schemas-microsoft-com:mac:vml" xmlns:o="urn:schemas-microsoft-com:office:office" xmlns:r="http://schemas.openxmlformats.org/officeDocument/2006/relationships" xmlns:v="urn:schemas-microsoft-com:vml" xmlns:w10="urn:schemas-microsoft-com:office:word" xmlns:w14="http://schemas.microsoft.com/office/word/2010/wordml" xmlns:wne="http://schemas.microsoft.com/office/word/2006/wordml" xmlns:wp="http://schemas.openxmlformats.org/drawingml/2006/wordprocessingDrawing" xmlns:wp14="http://schemas.microsoft.com/office/word/2010/wordprocessingDrawing" xmlns:wpc="http://schemas.microsoft.com/office/word/2010/wordprocessingCanvas" xmlns:wpg="http://schemas.microsoft.com/office/word/2010/wordprocessingGroup" xmlns:wpi="http://schemas.microsoft.com/office/word/2010/wordprocessingInk" xmlns:wps="http://schemas.microsoft.com/office/word/2010/wordprocessingShape" mc:Ignorable="w14 wp14">
   <w:abstractNum w:abstractNumId="0">
     <w:nsid w:val="FFFFFF7C"/>
     <w:multiLevelType w:val="singleLevel"/>
@@ -3006,7 +3299,7 @@
         <w:ind w:hanging="360" w:left="1440"/>
       </w:pPr>
       <w:rPr>
-        <w:rFonts w:ascii="Symbol" w:hAnsi="Symbol" w:hint="default"/>
+        <w:rFonts w:ascii="Symbol" w:hAnsi="Symbol" w:hint="default" w:eastAsia="黑体"/>
       </w:rPr>
     </w:lvl>
   </w:abstractNum>
@@ -3027,7 +3320,7 @@
         <w:ind w:hanging="360" w:left="1080"/>
       </w:pPr>
       <w:rPr>
-        <w:rFonts w:ascii="Symbol" w:hAnsi="Symbol" w:hint="default"/>
+        <w:rFonts w:ascii="Symbol" w:hAnsi="Symbol" w:hint="default" w:eastAsia="黑体"/>
       </w:rPr>
     </w:lvl>
   </w:abstractNum>
@@ -3048,7 +3341,7 @@
         <w:ind w:hanging="360" w:left="720"/>
       </w:pPr>
       <w:rPr>
-        <w:rFonts w:ascii="Symbol" w:hAnsi="Symbol" w:hint="default"/>
+        <w:rFonts w:ascii="Symbol" w:hAnsi="Symbol" w:hint="default" w:eastAsia="黑体"/>
       </w:rPr>
     </w:lvl>
   </w:abstractNum>
@@ -3087,7 +3380,7 @@
         <w:ind w:hanging="360" w:left="360"/>
       </w:pPr>
       <w:rPr>
-        <w:rFonts w:ascii="Symbol" w:hAnsi="Symbol" w:hint="default"/>
+        <w:rFonts w:ascii="Symbol" w:hAnsi="Symbol" w:hint="default" w:eastAsia="黑体"/>
       </w:rPr>
     </w:lvl>
   </w:abstractNum>
@@ -3178,7 +3471,7 @@
         <w:ind w:left="720" w:hanging="360"/>
       </w:pPr>
       <w:rPr>
-        <w:rFonts w:ascii="Symbol" w:hAnsi="Symbol" w:cs="Symbol" w:hint="default"/>
+        <w:rFonts w:ascii="Symbol" w:hAnsi="Symbol" w:cs="Symbol" w:hint="default" w:eastAsia="黑体"/>
       </w:rPr>
     </w:lvl>
     <w:lvl w:ilvl="1">
@@ -3189,7 +3482,7 @@
         <w:ind w:left="1440" w:hanging="360"/>
       </w:pPr>
       <w:rPr>
-        <w:rFonts w:ascii="Courier New" w:hAnsi="Courier New" w:cs="Courier New" w:hint="default"/>
+        <w:rFonts w:ascii="Courier New" w:hAnsi="Courier New" w:cs="Courier New" w:hint="default" w:eastAsia="黑体"/>
       </w:rPr>
     </w:lvl>
     <w:lvl w:ilvl="2">
@@ -3200,7 +3493,7 @@
         <w:ind w:left="2160" w:hanging="360"/>
       </w:pPr>
       <w:rPr>
-        <w:rFonts w:ascii="Wingdings" w:hAnsi="Wingdings" w:cs="Wingdings" w:hint="default"/>
+        <w:rFonts w:ascii="Wingdings" w:hAnsi="Wingdings" w:cs="Wingdings" w:hint="default" w:eastAsia="黑体"/>
       </w:rPr>
     </w:lvl>
     <w:lvl w:ilvl="3">
@@ -3211,7 +3504,7 @@
         <w:ind w:left="2880" w:hanging="360"/>
       </w:pPr>
       <w:rPr>
-        <w:rFonts w:ascii="Symbol" w:hAnsi="Symbol" w:cs="Symbol" w:hint="default"/>
+        <w:rFonts w:ascii="Symbol" w:hAnsi="Symbol" w:cs="Symbol" w:hint="default" w:eastAsia="黑体"/>
       </w:rPr>
     </w:lvl>
     <w:lvl w:ilvl="4">
@@ -3222,7 +3515,7 @@
         <w:ind w:left="3600" w:hanging="360"/>
       </w:pPr>
       <w:rPr>
-        <w:rFonts w:ascii="Courier New" w:hAnsi="Courier New" w:cs="Courier New" w:hint="default"/>
+        <w:rFonts w:ascii="Courier New" w:hAnsi="Courier New" w:cs="Courier New" w:hint="default" w:eastAsia="黑体"/>
       </w:rPr>
     </w:lvl>
     <w:lvl w:ilvl="5">
@@ -3233,7 +3526,7 @@
         <w:ind w:left="4320" w:hanging="360"/>
       </w:pPr>
       <w:rPr>
-        <w:rFonts w:ascii="Wingdings" w:hAnsi="Wingdings" w:cs="Wingdings" w:hint="default"/>
+        <w:rFonts w:ascii="Wingdings" w:hAnsi="Wingdings" w:cs="Wingdings" w:hint="default" w:eastAsia="黑体"/>
       </w:rPr>
     </w:lvl>
     <w:lvl w:ilvl="6">
@@ -3244,7 +3537,7 @@
         <w:ind w:left="5040" w:hanging="360"/>
       </w:pPr>
       <w:rPr>
-        <w:rFonts w:ascii="Symbol" w:hAnsi="Symbol" w:cs="Symbol" w:hint="default"/>
+        <w:rFonts w:ascii="Symbol" w:hAnsi="Symbol" w:cs="Symbol" w:hint="default" w:eastAsia="黑体"/>
       </w:rPr>
     </w:lvl>
     <w:lvl w:ilvl="7">
@@ -3255,7 +3548,7 @@
         <w:ind w:left="5760" w:hanging="360"/>
       </w:pPr>
       <w:rPr>
-        <w:rFonts w:ascii="Courier New" w:hAnsi="Courier New" w:cs="Courier New" w:hint="default"/>
+        <w:rFonts w:ascii="Courier New" w:hAnsi="Courier New" w:cs="Courier New" w:hint="default" w:eastAsia="黑体"/>
       </w:rPr>
     </w:lvl>
     <w:lvl w:ilvl="8">
@@ -3266,7 +3559,7 @@
         <w:ind w:left="6480" w:hanging="360"/>
       </w:pPr>
       <w:rPr>
-        <w:rFonts w:ascii="Wingdings" w:hAnsi="Wingdings" w:cs="Wingdings" w:hint="default"/>
+        <w:rFonts w:ascii="Wingdings" w:hAnsi="Wingdings" w:cs="Wingdings" w:hint="default" w:eastAsia="黑体"/>
       </w:rPr>
     </w:lvl>
   </w:abstractNum>
@@ -3319,11 +3612,11 @@
 </file>
 
 <file path=word/styles.xml><?xml version="1.0" encoding="utf-8"?>
-<w:styles xmlns:mc="http://schemas.openxmlformats.org/markup-compatibility/2006" xmlns:r="http://schemas.openxmlformats.org/officeDocument/2006/relationships" xmlns:w="http://schemas.openxmlformats.org/wordprocessingml/2006/main" xmlns:w14="http://schemas.microsoft.com/office/word/2010/wordml" mc:Ignorable="w14">
+<w:styles xmlns:mc="http://schemas.openxmlformats.org/markup-compatibility/2006" xmlns:w="http://schemas.openxmlformats.org/wordprocessingml/2006/main" xmlns:r="http://schemas.openxmlformats.org/officeDocument/2006/relationships" xmlns:w14="http://schemas.microsoft.com/office/word/2010/wordml" mc:Ignorable="w14">
   <w:docDefaults>
     <w:rPrDefault>
       <w:rPr>
-        <w:rFonts w:asciiTheme="minorHAnsi" w:cstheme="minorBidi" w:eastAsiaTheme="minorEastAsia" w:hAnsiTheme="minorHAnsi"/>
+        <w:rFonts w:asciiTheme="minorHAnsi" w:cstheme="minorBidi" w:hAnsiTheme="minorHAnsi" w:eastAsia="黑体"/>
         <w:sz w:val="22"/>
         <w:szCs w:val="22"/>
         <w:lang w:bidi="ar-SA" w:eastAsia="en-US" w:val="en-US"/>
@@ -3545,7 +3838,7 @@
       <w:outlineLvl w:val="0"/>
     </w:pPr>
     <w:rPr>
-      <w:rFonts w:ascii="Times New Roman" w:asciiTheme="majorHAnsi" w:cstheme="majorBidi" w:eastAsia="黑体" w:eastAsiaTheme="majorEastAsia" w:hAnsi="Times New Roman" w:hAnsiTheme="majorHAnsi"/>
+      <w:rFonts w:ascii="Times New Roman" w:asciiTheme="majorHAnsi" w:cstheme="majorBidi" w:eastAsia="黑体" w:hAnsi="Times New Roman" w:hAnsiTheme="majorHAnsi"/>
       <w:b/>
       <w:bCs/>
       <w:color w:val="1F3864"/>
@@ -3569,7 +3862,7 @@
       <w:outlineLvl w:val="1"/>
     </w:pPr>
     <w:rPr>
-      <w:rFonts w:ascii="Times New Roman" w:asciiTheme="majorHAnsi" w:cstheme="majorBidi" w:eastAsia="黑体" w:eastAsiaTheme="majorEastAsia" w:hAnsi="Times New Roman" w:hAnsiTheme="majorHAnsi"/>
+      <w:rFonts w:ascii="Times New Roman" w:asciiTheme="majorHAnsi" w:cstheme="majorBidi" w:eastAsia="黑体" w:hAnsi="Times New Roman" w:hAnsiTheme="majorHAnsi"/>
       <w:b/>
       <w:bCs/>
       <w:color w:val="2E4E7E"/>
@@ -3593,7 +3886,7 @@
       <w:outlineLvl w:val="2"/>
     </w:pPr>
     <w:rPr>
-      <w:rFonts w:ascii="Times New Roman" w:asciiTheme="majorHAnsi" w:cstheme="majorBidi" w:eastAsia="黑体" w:eastAsiaTheme="majorEastAsia" w:hAnsi="Times New Roman" w:hAnsiTheme="majorHAnsi"/>
+      <w:rFonts w:ascii="Times New Roman" w:asciiTheme="majorHAnsi" w:cstheme="majorBidi" w:eastAsia="黑体" w:hAnsi="Times New Roman" w:hAnsiTheme="majorHAnsi"/>
       <w:b/>
       <w:bCs/>
       <w:color w:val="2E4E7E"/>
@@ -3617,7 +3910,7 @@
       <w:outlineLvl w:val="3"/>
     </w:pPr>
     <w:rPr>
-      <w:rFonts w:ascii="Times New Roman" w:asciiTheme="majorHAnsi" w:cstheme="majorBidi" w:eastAsia="黑体" w:eastAsiaTheme="majorEastAsia" w:hAnsi="Times New Roman" w:hAnsiTheme="majorHAnsi"/>
+      <w:rFonts w:ascii="Times New Roman" w:asciiTheme="majorHAnsi" w:cstheme="majorBidi" w:eastAsia="黑体" w:hAnsi="Times New Roman" w:hAnsiTheme="majorHAnsi"/>
       <w:b/>
       <w:bCs/>
       <w:i/>
@@ -3643,7 +3936,7 @@
       <w:outlineLvl w:val="4"/>
     </w:pPr>
     <w:rPr>
-      <w:rFonts w:ascii="Times New Roman" w:asciiTheme="majorHAnsi" w:cstheme="majorBidi" w:eastAsia="黑体" w:eastAsiaTheme="majorEastAsia" w:hAnsi="Times New Roman" w:hAnsiTheme="majorHAnsi"/>
+      <w:rFonts w:ascii="Times New Roman" w:asciiTheme="majorHAnsi" w:cstheme="majorBidi" w:eastAsia="黑体" w:hAnsi="Times New Roman" w:hAnsiTheme="majorHAnsi"/>
       <w:b/>
       <w:color w:val="333333"/>
       <w:sz w:val="22"/>
@@ -3666,7 +3959,7 @@
       <w:outlineLvl w:val="5"/>
     </w:pPr>
     <w:rPr>
-      <w:rFonts w:asciiTheme="majorHAnsi" w:cstheme="majorBidi" w:eastAsiaTheme="majorEastAsia" w:hAnsiTheme="majorHAnsi"/>
+      <w:rFonts w:asciiTheme="majorHAnsi" w:cstheme="majorBidi" w:hAnsiTheme="majorHAnsi" w:eastAsia="黑体"/>
       <w:i/>
       <w:iCs/>
       <w:color w:themeColor="accent1" w:themeShade="7F" w:val="243F60"/>
@@ -3689,7 +3982,7 @@
       <w:outlineLvl w:val="6"/>
     </w:pPr>
     <w:rPr>
-      <w:rFonts w:asciiTheme="majorHAnsi" w:cstheme="majorBidi" w:eastAsiaTheme="majorEastAsia" w:hAnsiTheme="majorHAnsi"/>
+      <w:rFonts w:asciiTheme="majorHAnsi" w:cstheme="majorBidi" w:hAnsiTheme="majorHAnsi" w:eastAsia="黑体"/>
       <w:i/>
       <w:iCs/>
       <w:color w:themeColor="text1" w:themeTint="BF" w:val="404040"/>
@@ -3712,7 +4005,7 @@
       <w:outlineLvl w:val="7"/>
     </w:pPr>
     <w:rPr>
-      <w:rFonts w:asciiTheme="majorHAnsi" w:cstheme="majorBidi" w:eastAsiaTheme="majorEastAsia" w:hAnsiTheme="majorHAnsi"/>
+      <w:rFonts w:asciiTheme="majorHAnsi" w:cstheme="majorBidi" w:hAnsiTheme="majorHAnsi" w:eastAsia="黑体"/>
       <w:color w:themeColor="accent1" w:val="4F81BD"/>
       <w:sz w:val="20"/>
       <w:szCs w:val="20"/>
@@ -3735,7 +4028,7 @@
       <w:outlineLvl w:val="8"/>
     </w:pPr>
     <w:rPr>
-      <w:rFonts w:asciiTheme="majorHAnsi" w:cstheme="majorBidi" w:eastAsiaTheme="majorEastAsia" w:hAnsiTheme="majorHAnsi"/>
+      <w:rFonts w:asciiTheme="majorHAnsi" w:cstheme="majorBidi" w:hAnsiTheme="majorHAnsi" w:eastAsia="黑体"/>
       <w:i/>
       <w:iCs/>
       <w:color w:themeColor="text1" w:themeTint="BF" w:val="404040"/>
@@ -3786,7 +4079,7 @@
     <w:uiPriority w:val="9"/>
     <w:rsid w:val="00FC693F"/>
     <w:rPr>
-      <w:rFonts w:asciiTheme="majorHAnsi" w:cstheme="majorBidi" w:eastAsiaTheme="majorEastAsia" w:hAnsiTheme="majorHAnsi"/>
+      <w:rFonts w:asciiTheme="majorHAnsi" w:cstheme="majorBidi" w:hAnsiTheme="majorHAnsi" w:eastAsia="黑体"/>
       <w:b/>
       <w:bCs/>
       <w:color w:themeColor="accent1" w:themeShade="BF" w:val="365F91"/>
@@ -3801,7 +4094,7 @@
     <w:uiPriority w:val="9"/>
     <w:rsid w:val="00FC693F"/>
     <w:rPr>
-      <w:rFonts w:asciiTheme="majorHAnsi" w:cstheme="majorBidi" w:eastAsiaTheme="majorEastAsia" w:hAnsiTheme="majorHAnsi"/>
+      <w:rFonts w:asciiTheme="majorHAnsi" w:cstheme="majorBidi" w:hAnsiTheme="majorHAnsi" w:eastAsia="黑体"/>
       <w:b/>
       <w:bCs/>
       <w:color w:themeColor="accent1" w:val="4F81BD"/>
@@ -3816,7 +4109,7 @@
     <w:uiPriority w:val="9"/>
     <w:rsid w:val="00FC693F"/>
     <w:rPr>
-      <w:rFonts w:asciiTheme="majorHAnsi" w:cstheme="majorBidi" w:eastAsiaTheme="majorEastAsia" w:hAnsiTheme="majorHAnsi"/>
+      <w:rFonts w:asciiTheme="majorHAnsi" w:cstheme="majorBidi" w:hAnsiTheme="majorHAnsi" w:eastAsia="黑体"/>
       <w:b/>
       <w:bCs/>
       <w:color w:themeColor="accent1" w:val="4F81BD"/>
@@ -3839,7 +4132,7 @@
       <w:contextualSpacing/>
     </w:pPr>
     <w:rPr>
-      <w:rFonts w:ascii="Times New Roman" w:asciiTheme="majorHAnsi" w:cstheme="majorBidi" w:eastAsia="黑体" w:eastAsiaTheme="majorEastAsia" w:hAnsi="Times New Roman" w:hAnsiTheme="majorHAnsi"/>
+      <w:rFonts w:ascii="Times New Roman" w:asciiTheme="majorHAnsi" w:cstheme="majorBidi" w:eastAsia="黑体" w:hAnsi="Times New Roman" w:hAnsiTheme="majorHAnsi"/>
       <w:b/>
       <w:color w:val="1F3864"/>
       <w:spacing w:val="5"/>
@@ -3855,7 +4148,7 @@
     <w:uiPriority w:val="10"/>
     <w:rsid w:val="00FC693F"/>
     <w:rPr>
-      <w:rFonts w:asciiTheme="majorHAnsi" w:cstheme="majorBidi" w:eastAsiaTheme="majorEastAsia" w:hAnsiTheme="majorHAnsi"/>
+      <w:rFonts w:asciiTheme="majorHAnsi" w:cstheme="majorBidi" w:hAnsiTheme="majorHAnsi" w:eastAsia="黑体"/>
       <w:color w:themeColor="text2" w:themeShade="BF" w:val="17365D"/>
       <w:spacing w:val="5"/>
       <w:kern w:val="28"/>
@@ -3877,7 +4170,7 @@
       </w:numPr>
     </w:pPr>
     <w:rPr>
-      <w:rFonts w:asciiTheme="majorHAnsi" w:cstheme="majorBidi" w:eastAsiaTheme="majorEastAsia" w:hAnsiTheme="majorHAnsi"/>
+      <w:rFonts w:asciiTheme="majorHAnsi" w:cstheme="majorBidi" w:hAnsiTheme="majorHAnsi" w:eastAsia="黑体"/>
       <w:i/>
       <w:iCs/>
       <w:color w:themeColor="accent1" w:val="4F81BD"/>
@@ -3893,7 +4186,7 @@
     <w:uiPriority w:val="11"/>
     <w:rsid w:val="00FC693F"/>
     <w:rPr>
-      <w:rFonts w:asciiTheme="majorHAnsi" w:cstheme="majorBidi" w:eastAsiaTheme="majorEastAsia" w:hAnsiTheme="majorHAnsi"/>
+      <w:rFonts w:asciiTheme="majorHAnsi" w:cstheme="majorBidi" w:hAnsiTheme="majorHAnsi" w:eastAsia="黑体"/>
       <w:i/>
       <w:iCs/>
       <w:color w:themeColor="accent1" w:val="4F81BD"/>
@@ -3960,6 +4253,7 @@
       <w:spacing w:after="120"/>
     </w:pPr>
     <w:rPr>
+      <w:rFonts w:eastAsia="黑体"/>
       <w:sz w:val="16"/>
       <w:szCs w:val="16"/>
     </w:rPr>
@@ -3971,6 +4265,7 @@
     <w:uiPriority w:val="99"/>
     <w:rsid w:val="00AA1D8D"/>
     <w:rPr>
+      <w:rFonts w:eastAsia="黑体"/>
       <w:sz w:val="16"/>
       <w:szCs w:val="16"/>
     </w:rPr>
@@ -4140,7 +4435,7 @@
       </w:tabs>
     </w:pPr>
     <w:rPr>
-      <w:rFonts w:ascii="Courier" w:hAnsi="Courier"/>
+      <w:rFonts w:ascii="Courier" w:hAnsi="Courier" w:eastAsia="黑体"/>
       <w:sz w:val="20"/>
       <w:szCs w:val="20"/>
     </w:rPr>
@@ -4152,7 +4447,7 @@
     <w:uiPriority w:val="99"/>
     <w:rsid w:val="0029639D"/>
     <w:rPr>
-      <w:rFonts w:ascii="Courier" w:hAnsi="Courier"/>
+      <w:rFonts w:ascii="Courier" w:hAnsi="Courier" w:eastAsia="黑体"/>
       <w:sz w:val="20"/>
       <w:szCs w:val="20"/>
     </w:rPr>
@@ -4188,6 +4483,7 @@
     <w:uiPriority w:val="29"/>
     <w:rsid w:val="00FC693F"/>
     <w:rPr>
+      <w:rFonts w:eastAsia="黑体"/>
       <w:i/>
       <w:iCs/>
       <w:color w:themeColor="text1" w:val="000000"/>
@@ -4201,7 +4497,7 @@
     <w:semiHidden/>
     <w:rsid w:val="00FC693F"/>
     <w:rPr>
-      <w:rFonts w:asciiTheme="majorHAnsi" w:cstheme="majorBidi" w:eastAsiaTheme="majorEastAsia" w:hAnsiTheme="majorHAnsi"/>
+      <w:rFonts w:asciiTheme="majorHAnsi" w:cstheme="majorBidi" w:hAnsiTheme="majorHAnsi" w:eastAsia="黑体"/>
       <w:b/>
       <w:bCs/>
       <w:i/>
@@ -4217,7 +4513,7 @@
     <w:semiHidden/>
     <w:rsid w:val="00FC693F"/>
     <w:rPr>
-      <w:rFonts w:asciiTheme="majorHAnsi" w:cstheme="majorBidi" w:eastAsiaTheme="majorEastAsia" w:hAnsiTheme="majorHAnsi"/>
+      <w:rFonts w:asciiTheme="majorHAnsi" w:cstheme="majorBidi" w:hAnsiTheme="majorHAnsi" w:eastAsia="黑体"/>
       <w:color w:themeColor="accent1" w:themeShade="7F" w:val="243F60"/>
     </w:rPr>
   </w:style>
@@ -4229,7 +4525,7 @@
     <w:semiHidden/>
     <w:rsid w:val="00FC693F"/>
     <w:rPr>
-      <w:rFonts w:asciiTheme="majorHAnsi" w:cstheme="majorBidi" w:eastAsiaTheme="majorEastAsia" w:hAnsiTheme="majorHAnsi"/>
+      <w:rFonts w:asciiTheme="majorHAnsi" w:cstheme="majorBidi" w:hAnsiTheme="majorHAnsi" w:eastAsia="黑体"/>
       <w:i/>
       <w:iCs/>
       <w:color w:themeColor="accent1" w:themeShade="7F" w:val="243F60"/>
@@ -4243,7 +4539,7 @@
     <w:semiHidden/>
     <w:rsid w:val="00FC693F"/>
     <w:rPr>
-      <w:rFonts w:asciiTheme="majorHAnsi" w:cstheme="majorBidi" w:eastAsiaTheme="majorEastAsia" w:hAnsiTheme="majorHAnsi"/>
+      <w:rFonts w:asciiTheme="majorHAnsi" w:cstheme="majorBidi" w:hAnsiTheme="majorHAnsi" w:eastAsia="黑体"/>
       <w:i/>
       <w:iCs/>
       <w:color w:themeColor="text1" w:themeTint="BF" w:val="404040"/>
@@ -4257,7 +4553,7 @@
     <w:semiHidden/>
     <w:rsid w:val="00FC693F"/>
     <w:rPr>
-      <w:rFonts w:asciiTheme="majorHAnsi" w:cstheme="majorBidi" w:eastAsiaTheme="majorEastAsia" w:hAnsiTheme="majorHAnsi"/>
+      <w:rFonts w:asciiTheme="majorHAnsi" w:cstheme="majorBidi" w:hAnsiTheme="majorHAnsi" w:eastAsia="黑体"/>
       <w:color w:themeColor="accent1" w:val="4F81BD"/>
       <w:sz w:val="20"/>
       <w:szCs w:val="20"/>
@@ -4271,7 +4567,7 @@
     <w:semiHidden/>
     <w:rsid w:val="00FC693F"/>
     <w:rPr>
-      <w:rFonts w:asciiTheme="majorHAnsi" w:cstheme="majorBidi" w:eastAsiaTheme="majorEastAsia" w:hAnsiTheme="majorHAnsi"/>
+      <w:rFonts w:asciiTheme="majorHAnsi" w:cstheme="majorBidi" w:hAnsiTheme="majorHAnsi" w:eastAsia="黑体"/>
       <w:i/>
       <w:iCs/>
       <w:color w:themeColor="text1" w:themeTint="BF" w:val="404040"/>
@@ -4292,6 +4588,7 @@
       <w:spacing w:line="240" w:lineRule="auto"/>
     </w:pPr>
     <w:rPr>
+      <w:rFonts w:eastAsia="黑体"/>
       <w:b/>
       <w:bCs/>
       <w:color w:themeColor="accent1" w:val="4F81BD"/>
@@ -4306,6 +4603,7 @@
     <w:qFormat/>
     <w:rsid w:val="00FC693F"/>
     <w:rPr>
+      <w:rFonts w:eastAsia="黑体"/>
       <w:b/>
       <w:bCs/>
     </w:rPr>
@@ -4317,6 +4615,7 @@
     <w:qFormat/>
     <w:rsid w:val="00FC693F"/>
     <w:rPr>
+      <w:rFonts w:eastAsia="黑体"/>
       <w:i/>
       <w:iCs/>
     </w:rPr>
@@ -4337,6 +4636,7 @@
       <w:ind w:left="936" w:right="936"/>
     </w:pPr>
     <w:rPr>
+      <w:rFonts w:eastAsia="黑体"/>
       <w:b/>
       <w:bCs/>
       <w:i/>
@@ -4351,6 +4651,7 @@
     <w:uiPriority w:val="30"/>
     <w:rsid w:val="00FC693F"/>
     <w:rPr>
+      <w:rFonts w:eastAsia="黑体"/>
       <w:b/>
       <w:bCs/>
       <w:i/>
@@ -4365,6 +4666,7 @@
     <w:qFormat/>
     <w:rsid w:val="00FC693F"/>
     <w:rPr>
+      <w:rFonts w:eastAsia="黑体"/>
       <w:i/>
       <w:iCs/>
       <w:color w:themeColor="text1" w:themeTint="7F" w:val="808080"/>
@@ -4377,6 +4679,7 @@
     <w:qFormat/>
     <w:rsid w:val="00FC693F"/>
     <w:rPr>
+      <w:rFonts w:eastAsia="黑体"/>
       <w:b/>
       <w:bCs/>
       <w:i/>
@@ -4391,6 +4694,7 @@
     <w:qFormat/>
     <w:rsid w:val="00FC693F"/>
     <w:rPr>
+      <w:rFonts w:eastAsia="黑体"/>
       <w:smallCaps/>
       <w:color w:themeColor="accent2" w:val="C0504D"/>
       <w:u w:val="single"/>
@@ -4403,6 +4707,7 @@
     <w:qFormat/>
     <w:rsid w:val="00FC693F"/>
     <w:rPr>
+      <w:rFonts w:eastAsia="黑体"/>
       <w:b/>
       <w:bCs/>
       <w:smallCaps/>
@@ -4418,6 +4723,7 @@
     <w:qFormat/>
     <w:rsid w:val="00FC693F"/>
     <w:rPr>
+      <w:rFonts w:eastAsia="黑体"/>
       <w:b/>
       <w:bCs/>
       <w:smallCaps/>
@@ -4472,6 +4778,7 @@
       <w:spacing w:after="0" w:line="240" w:lineRule="auto"/>
     </w:pPr>
     <w:rPr>
+      <w:rFonts w:eastAsia="黑体"/>
       <w:color w:themeColor="text1" w:themeShade="BF" w:val="000000"/>
     </w:rPr>
     <w:tblPr>
@@ -4494,6 +4801,7 @@
         <w:spacing w:after="0" w:before="0" w:line="240" w:lineRule="auto"/>
       </w:pPr>
       <w:rPr>
+        <w:rFonts w:eastAsia="黑体"/>
         <w:b/>
         <w:bCs/>
       </w:rPr>
@@ -4514,6 +4822,7 @@
         <w:spacing w:after="0" w:before="0" w:line="240" w:lineRule="auto"/>
       </w:pPr>
       <w:rPr>
+        <w:rFonts w:eastAsia="黑体"/>
         <w:b/>
         <w:bCs/>
       </w:rPr>
@@ -4531,12 +4840,14 @@
     </w:tblStylePr>
     <w:tblStylePr w:type="firstCol">
       <w:rPr>
+        <w:rFonts w:eastAsia="黑体"/>
         <w:b/>
         <w:bCs/>
       </w:rPr>
     </w:tblStylePr>
     <w:tblStylePr w:type="lastCol">
       <w:rPr>
+        <w:rFonts w:eastAsia="黑体"/>
         <w:b/>
         <w:bCs/>
       </w:rPr>
@@ -4575,6 +4886,7 @@
       <w:spacing w:after="0" w:line="240" w:lineRule="auto"/>
     </w:pPr>
     <w:rPr>
+      <w:rFonts w:eastAsia="黑体"/>
       <w:color w:themeColor="accent1" w:themeShade="BF" w:val="365F91"/>
     </w:rPr>
     <w:tblPr>
@@ -4597,6 +4909,7 @@
         <w:spacing w:after="0" w:before="0" w:line="240" w:lineRule="auto"/>
       </w:pPr>
       <w:rPr>
+        <w:rFonts w:eastAsia="黑体"/>
         <w:b/>
         <w:bCs/>
       </w:rPr>
@@ -4617,6 +4930,7 @@
         <w:spacing w:after="0" w:before="0" w:line="240" w:lineRule="auto"/>
       </w:pPr>
       <w:rPr>
+        <w:rFonts w:eastAsia="黑体"/>
         <w:b/>
         <w:bCs/>
       </w:rPr>
@@ -4634,12 +4948,14 @@
     </w:tblStylePr>
     <w:tblStylePr w:type="firstCol">
       <w:rPr>
+        <w:rFonts w:eastAsia="黑体"/>
         <w:b/>
         <w:bCs/>
       </w:rPr>
     </w:tblStylePr>
     <w:tblStylePr w:type="lastCol">
       <w:rPr>
+        <w:rFonts w:eastAsia="黑体"/>
         <w:b/>
         <w:bCs/>
       </w:rPr>
@@ -4678,6 +4994,7 @@
       <w:spacing w:after="0" w:line="240" w:lineRule="auto"/>
     </w:pPr>
     <w:rPr>
+      <w:rFonts w:eastAsia="黑体"/>
       <w:color w:themeColor="accent2" w:themeShade="BF" w:val="943634"/>
     </w:rPr>
     <w:tblPr>
@@ -4700,6 +5017,7 @@
         <w:spacing w:after="0" w:before="0" w:line="240" w:lineRule="auto"/>
       </w:pPr>
       <w:rPr>
+        <w:rFonts w:eastAsia="黑体"/>
         <w:b/>
         <w:bCs/>
       </w:rPr>
@@ -4720,6 +5038,7 @@
         <w:spacing w:after="0" w:before="0" w:line="240" w:lineRule="auto"/>
       </w:pPr>
       <w:rPr>
+        <w:rFonts w:eastAsia="黑体"/>
         <w:b/>
         <w:bCs/>
       </w:rPr>
@@ -4737,12 +5056,14 @@
     </w:tblStylePr>
     <w:tblStylePr w:type="firstCol">
       <w:rPr>
+        <w:rFonts w:eastAsia="黑体"/>
         <w:b/>
         <w:bCs/>
       </w:rPr>
     </w:tblStylePr>
     <w:tblStylePr w:type="lastCol">
       <w:rPr>
+        <w:rFonts w:eastAsia="黑体"/>
         <w:b/>
         <w:bCs/>
       </w:rPr>
@@ -4781,6 +5102,7 @@
       <w:spacing w:after="0" w:line="240" w:lineRule="auto"/>
     </w:pPr>
     <w:rPr>
+      <w:rFonts w:eastAsia="黑体"/>
       <w:color w:themeColor="accent3" w:themeShade="BF" w:val="76923C"/>
     </w:rPr>
     <w:tblPr>
@@ -4803,6 +5125,7 @@
         <w:spacing w:after="0" w:before="0" w:line="240" w:lineRule="auto"/>
       </w:pPr>
       <w:rPr>
+        <w:rFonts w:eastAsia="黑体"/>
         <w:b/>
         <w:bCs/>
       </w:rPr>
@@ -4823,6 +5146,7 @@
         <w:spacing w:after="0" w:before="0" w:line="240" w:lineRule="auto"/>
       </w:pPr>
       <w:rPr>
+        <w:rFonts w:eastAsia="黑体"/>
         <w:b/>
         <w:bCs/>
       </w:rPr>
@@ -4840,12 +5164,14 @@
     </w:tblStylePr>
     <w:tblStylePr w:type="firstCol">
       <w:rPr>
+        <w:rFonts w:eastAsia="黑体"/>
         <w:b/>
         <w:bCs/>
       </w:rPr>
     </w:tblStylePr>
     <w:tblStylePr w:type="lastCol">
       <w:rPr>
+        <w:rFonts w:eastAsia="黑体"/>
         <w:b/>
         <w:bCs/>
       </w:rPr>
@@ -4884,6 +5210,7 @@
       <w:spacing w:after="0" w:line="240" w:lineRule="auto"/>
     </w:pPr>
     <w:rPr>
+      <w:rFonts w:eastAsia="黑体"/>
       <w:color w:themeColor="accent4" w:themeShade="BF" w:val="5F497A"/>
     </w:rPr>
     <w:tblPr>
@@ -4906,6 +5233,7 @@
         <w:spacing w:after="0" w:before="0" w:line="240" w:lineRule="auto"/>
       </w:pPr>
       <w:rPr>
+        <w:rFonts w:eastAsia="黑体"/>
         <w:b/>
         <w:bCs/>
       </w:rPr>
@@ -4926,6 +5254,7 @@
         <w:spacing w:after="0" w:before="0" w:line="240" w:lineRule="auto"/>
       </w:pPr>
       <w:rPr>
+        <w:rFonts w:eastAsia="黑体"/>
         <w:b/>
         <w:bCs/>
       </w:rPr>
@@ -4943,12 +5272,14 @@
     </w:tblStylePr>
     <w:tblStylePr w:type="firstCol">
       <w:rPr>
+        <w:rFonts w:eastAsia="黑体"/>
         <w:b/>
         <w:bCs/>
       </w:rPr>
     </w:tblStylePr>
     <w:tblStylePr w:type="lastCol">
       <w:rPr>
+        <w:rFonts w:eastAsia="黑体"/>
         <w:b/>
         <w:bCs/>
       </w:rPr>
@@ -4987,6 +5318,7 @@
       <w:spacing w:after="0" w:line="240" w:lineRule="auto"/>
     </w:pPr>
     <w:rPr>
+      <w:rFonts w:eastAsia="黑体"/>
       <w:color w:themeColor="accent5" w:themeShade="BF" w:val="31849B"/>
     </w:rPr>
     <w:tblPr>
@@ -5009,6 +5341,7 @@
         <w:spacing w:after="0" w:before="0" w:line="240" w:lineRule="auto"/>
       </w:pPr>
       <w:rPr>
+        <w:rFonts w:eastAsia="黑体"/>
         <w:b/>
         <w:bCs/>
       </w:rPr>
@@ -5029,6 +5362,7 @@
         <w:spacing w:after="0" w:before="0" w:line="240" w:lineRule="auto"/>
       </w:pPr>
       <w:rPr>
+        <w:rFonts w:eastAsia="黑体"/>
         <w:b/>
         <w:bCs/>
       </w:rPr>
@@ -5046,12 +5380,14 @@
     </w:tblStylePr>
     <w:tblStylePr w:type="firstCol">
       <w:rPr>
+        <w:rFonts w:eastAsia="黑体"/>
         <w:b/>
         <w:bCs/>
       </w:rPr>
     </w:tblStylePr>
     <w:tblStylePr w:type="lastCol">
       <w:rPr>
+        <w:rFonts w:eastAsia="黑体"/>
         <w:b/>
         <w:bCs/>
       </w:rPr>
@@ -5090,6 +5426,7 @@
       <w:spacing w:after="0" w:line="240" w:lineRule="auto"/>
     </w:pPr>
     <w:rPr>
+      <w:rFonts w:eastAsia="黑体"/>
       <w:color w:themeColor="accent6" w:themeShade="BF" w:val="E36C0A"/>
     </w:rPr>
     <w:tblPr>
@@ -5112,6 +5449,7 @@
         <w:spacing w:after="0" w:before="0" w:line="240" w:lineRule="auto"/>
       </w:pPr>
       <w:rPr>
+        <w:rFonts w:eastAsia="黑体"/>
         <w:b/>
         <w:bCs/>
       </w:rPr>
@@ -5132,6 +5470,7 @@
         <w:spacing w:after="0" w:before="0" w:line="240" w:lineRule="auto"/>
       </w:pPr>
       <w:rPr>
+        <w:rFonts w:eastAsia="黑体"/>
         <w:b/>
         <w:bCs/>
       </w:rPr>
@@ -5149,12 +5488,14 @@
     </w:tblStylePr>
     <w:tblStylePr w:type="firstCol">
       <w:rPr>
+        <w:rFonts w:eastAsia="黑体"/>
         <w:b/>
         <w:bCs/>
       </w:rPr>
     </w:tblStylePr>
     <w:tblStylePr w:type="lastCol">
       <w:rPr>
+        <w:rFonts w:eastAsia="黑体"/>
         <w:b/>
         <w:bCs/>
       </w:rPr>
@@ -5214,6 +5555,7 @@
         <w:spacing w:after="0" w:before="0" w:line="240" w:lineRule="auto"/>
       </w:pPr>
       <w:rPr>
+        <w:rFonts w:eastAsia="黑体"/>
         <w:b/>
         <w:bCs/>
         <w:color w:themeColor="background1" w:val="FFFFFF"/>
@@ -5228,6 +5570,7 @@
         <w:spacing w:after="0" w:before="0" w:line="240" w:lineRule="auto"/>
       </w:pPr>
       <w:rPr>
+        <w:rFonts w:eastAsia="黑体"/>
         <w:b/>
         <w:bCs/>
       </w:rPr>
@@ -5243,12 +5586,14 @@
     </w:tblStylePr>
     <w:tblStylePr w:type="firstCol">
       <w:rPr>
+        <w:rFonts w:eastAsia="黑体"/>
         <w:b/>
         <w:bCs/>
       </w:rPr>
     </w:tblStylePr>
     <w:tblStylePr w:type="lastCol">
       <w:rPr>
+        <w:rFonts w:eastAsia="黑体"/>
         <w:b/>
         <w:bCs/>
       </w:rPr>
@@ -5306,6 +5651,7 @@
         <w:spacing w:after="0" w:before="0" w:line="240" w:lineRule="auto"/>
       </w:pPr>
       <w:rPr>
+        <w:rFonts w:eastAsia="黑体"/>
         <w:b/>
         <w:bCs/>
         <w:color w:themeColor="background1" w:val="FFFFFF"/>
@@ -5320,6 +5666,7 @@
         <w:spacing w:after="0" w:before="0" w:line="240" w:lineRule="auto"/>
       </w:pPr>
       <w:rPr>
+        <w:rFonts w:eastAsia="黑体"/>
         <w:b/>
         <w:bCs/>
       </w:rPr>
@@ -5335,12 +5682,14 @@
     </w:tblStylePr>
     <w:tblStylePr w:type="firstCol">
       <w:rPr>
+        <w:rFonts w:eastAsia="黑体"/>
         <w:b/>
         <w:bCs/>
       </w:rPr>
     </w:tblStylePr>
     <w:tblStylePr w:type="lastCol">
       <w:rPr>
+        <w:rFonts w:eastAsia="黑体"/>
         <w:b/>
         <w:bCs/>
       </w:rPr>
@@ -5398,6 +5747,7 @@
         <w:spacing w:after="0" w:before="0" w:line="240" w:lineRule="auto"/>
       </w:pPr>
       <w:rPr>
+        <w:rFonts w:eastAsia="黑体"/>
         <w:b/>
         <w:bCs/>
         <w:color w:themeColor="background1" w:val="FFFFFF"/>
@@ -5412,6 +5762,7 @@
         <w:spacing w:after="0" w:before="0" w:line="240" w:lineRule="auto"/>
       </w:pPr>
       <w:rPr>
+        <w:rFonts w:eastAsia="黑体"/>
         <w:b/>
         <w:bCs/>
       </w:rPr>
@@ -5427,12 +5778,14 @@
     </w:tblStylePr>
     <w:tblStylePr w:type="firstCol">
       <w:rPr>
+        <w:rFonts w:eastAsia="黑体"/>
         <w:b/>
         <w:bCs/>
       </w:rPr>
     </w:tblStylePr>
     <w:tblStylePr w:type="lastCol">
       <w:rPr>
+        <w:rFonts w:eastAsia="黑体"/>
         <w:b/>
         <w:bCs/>
       </w:rPr>
@@ -5490,6 +5843,7 @@
         <w:spacing w:after="0" w:before="0" w:line="240" w:lineRule="auto"/>
       </w:pPr>
       <w:rPr>
+        <w:rFonts w:eastAsia="黑体"/>
         <w:b/>
         <w:bCs/>
         <w:color w:themeColor="background1" w:val="FFFFFF"/>
@@ -5504,6 +5858,7 @@
         <w:spacing w:after="0" w:before="0" w:line="240" w:lineRule="auto"/>
       </w:pPr>
       <w:rPr>
+        <w:rFonts w:eastAsia="黑体"/>
         <w:b/>
         <w:bCs/>
       </w:rPr>
@@ -5519,12 +5874,14 @@
     </w:tblStylePr>
     <w:tblStylePr w:type="firstCol">
       <w:rPr>
+        <w:rFonts w:eastAsia="黑体"/>
         <w:b/>
         <w:bCs/>
       </w:rPr>
     </w:tblStylePr>
     <w:tblStylePr w:type="lastCol">
       <w:rPr>
+        <w:rFonts w:eastAsia="黑体"/>
         <w:b/>
         <w:bCs/>
       </w:rPr>
@@ -5582,6 +5939,7 @@
         <w:spacing w:after="0" w:before="0" w:line="240" w:lineRule="auto"/>
       </w:pPr>
       <w:rPr>
+        <w:rFonts w:eastAsia="黑体"/>
         <w:b/>
         <w:bCs/>
         <w:color w:themeColor="background1" w:val="FFFFFF"/>
@@ -5596,6 +5954,7 @@
         <w:spacing w:after="0" w:before="0" w:line="240" w:lineRule="auto"/>
       </w:pPr>
       <w:rPr>
+        <w:rFonts w:eastAsia="黑体"/>
         <w:b/>
         <w:bCs/>
       </w:rPr>
@@ -5611,12 +5970,14 @@
     </w:tblStylePr>
     <w:tblStylePr w:type="firstCol">
       <w:rPr>
+        <w:rFonts w:eastAsia="黑体"/>
         <w:b/>
         <w:bCs/>
       </w:rPr>
     </w:tblStylePr>
     <w:tblStylePr w:type="lastCol">
       <w:rPr>
+        <w:rFonts w:eastAsia="黑体"/>
         <w:b/>
         <w:bCs/>
       </w:rPr>
@@ -5674,6 +6035,7 @@
         <w:spacing w:after="0" w:before="0" w:line="240" w:lineRule="auto"/>
       </w:pPr>
       <w:rPr>
+        <w:rFonts w:eastAsia="黑体"/>
         <w:b/>
         <w:bCs/>
         <w:color w:themeColor="background1" w:val="FFFFFF"/>
@@ -5688,6 +6050,7 @@
         <w:spacing w:after="0" w:before="0" w:line="240" w:lineRule="auto"/>
       </w:pPr>
       <w:rPr>
+        <w:rFonts w:eastAsia="黑体"/>
         <w:b/>
         <w:bCs/>
       </w:rPr>
@@ -5703,12 +6066,14 @@
     </w:tblStylePr>
     <w:tblStylePr w:type="firstCol">
       <w:rPr>
+        <w:rFonts w:eastAsia="黑体"/>
         <w:b/>
         <w:bCs/>
       </w:rPr>
     </w:tblStylePr>
     <w:tblStylePr w:type="lastCol">
       <w:rPr>
+        <w:rFonts w:eastAsia="黑体"/>
         <w:b/>
         <w:bCs/>
       </w:rPr>
@@ -5766,6 +6131,7 @@
         <w:spacing w:after="0" w:before="0" w:line="240" w:lineRule="auto"/>
       </w:pPr>
       <w:rPr>
+        <w:rFonts w:eastAsia="黑体"/>
         <w:b/>
         <w:bCs/>
         <w:color w:themeColor="background1" w:val="FFFFFF"/>
@@ -5780,6 +6146,7 @@
         <w:spacing w:after="0" w:before="0" w:line="240" w:lineRule="auto"/>
       </w:pPr>
       <w:rPr>
+        <w:rFonts w:eastAsia="黑体"/>
         <w:b/>
         <w:bCs/>
       </w:rPr>
@@ -5795,12 +6162,14 @@
     </w:tblStylePr>
     <w:tblStylePr w:type="firstCol">
       <w:rPr>
+        <w:rFonts w:eastAsia="黑体"/>
         <w:b/>
         <w:bCs/>
       </w:rPr>
     </w:tblStylePr>
     <w:tblStylePr w:type="lastCol">
       <w:rPr>
+        <w:rFonts w:eastAsia="黑体"/>
         <w:b/>
         <w:bCs/>
       </w:rPr>
@@ -5860,7 +6229,7 @@
         <w:spacing w:after="0" w:before="0" w:line="240" w:lineRule="auto"/>
       </w:pPr>
       <w:rPr>
-        <w:rFonts w:asciiTheme="majorHAnsi" w:cstheme="majorBidi" w:eastAsiaTheme="majorEastAsia" w:hAnsiTheme="majorHAnsi"/>
+        <w:rFonts w:asciiTheme="majorHAnsi" w:cstheme="majorBidi" w:hAnsiTheme="majorHAnsi" w:eastAsia="黑体"/>
         <w:b/>
         <w:bCs/>
       </w:rPr>
@@ -5881,7 +6250,7 @@
         <w:spacing w:after="0" w:before="0" w:line="240" w:lineRule="auto"/>
       </w:pPr>
       <w:rPr>
-        <w:rFonts w:asciiTheme="majorHAnsi" w:cstheme="majorBidi" w:eastAsiaTheme="majorEastAsia" w:hAnsiTheme="majorHAnsi"/>
+        <w:rFonts w:asciiTheme="majorHAnsi" w:cstheme="majorBidi" w:hAnsiTheme="majorHAnsi" w:eastAsia="黑体"/>
         <w:b/>
         <w:bCs/>
       </w:rPr>
@@ -5899,14 +6268,14 @@
     </w:tblStylePr>
     <w:tblStylePr w:type="firstCol">
       <w:rPr>
-        <w:rFonts w:asciiTheme="majorHAnsi" w:cstheme="majorBidi" w:eastAsiaTheme="majorEastAsia" w:hAnsiTheme="majorHAnsi"/>
+        <w:rFonts w:asciiTheme="majorHAnsi" w:cstheme="majorBidi" w:hAnsiTheme="majorHAnsi" w:eastAsia="黑体"/>
         <w:b/>
         <w:bCs/>
       </w:rPr>
     </w:tblStylePr>
     <w:tblStylePr w:type="lastCol">
       <w:rPr>
-        <w:rFonts w:asciiTheme="majorHAnsi" w:cstheme="majorBidi" w:eastAsiaTheme="majorEastAsia" w:hAnsiTheme="majorHAnsi"/>
+        <w:rFonts w:asciiTheme="majorHAnsi" w:cstheme="majorBidi" w:hAnsiTheme="majorHAnsi" w:eastAsia="黑体"/>
         <w:b/>
         <w:bCs/>
       </w:rPr>
@@ -5990,7 +6359,7 @@
         <w:spacing w:after="0" w:before="0" w:line="240" w:lineRule="auto"/>
       </w:pPr>
       <w:rPr>
-        <w:rFonts w:asciiTheme="majorHAnsi" w:cstheme="majorBidi" w:eastAsiaTheme="majorEastAsia" w:hAnsiTheme="majorHAnsi"/>
+        <w:rFonts w:asciiTheme="majorHAnsi" w:cstheme="majorBidi" w:hAnsiTheme="majorHAnsi" w:eastAsia="黑体"/>
         <w:b/>
         <w:bCs/>
       </w:rPr>
@@ -6011,7 +6380,7 @@
         <w:spacing w:after="0" w:before="0" w:line="240" w:lineRule="auto"/>
       </w:pPr>
       <w:rPr>
-        <w:rFonts w:asciiTheme="majorHAnsi" w:cstheme="majorBidi" w:eastAsiaTheme="majorEastAsia" w:hAnsiTheme="majorHAnsi"/>
+        <w:rFonts w:asciiTheme="majorHAnsi" w:cstheme="majorBidi" w:hAnsiTheme="majorHAnsi" w:eastAsia="黑体"/>
         <w:b/>
         <w:bCs/>
       </w:rPr>
@@ -6029,14 +6398,14 @@
     </w:tblStylePr>
     <w:tblStylePr w:type="firstCol">
       <w:rPr>
-        <w:rFonts w:asciiTheme="majorHAnsi" w:cstheme="majorBidi" w:eastAsiaTheme="majorEastAsia" w:hAnsiTheme="majorHAnsi"/>
+        <w:rFonts w:asciiTheme="majorHAnsi" w:cstheme="majorBidi" w:hAnsiTheme="majorHAnsi" w:eastAsia="黑体"/>
         <w:b/>
         <w:bCs/>
       </w:rPr>
     </w:tblStylePr>
     <w:tblStylePr w:type="lastCol">
       <w:rPr>
-        <w:rFonts w:asciiTheme="majorHAnsi" w:cstheme="majorBidi" w:eastAsiaTheme="majorEastAsia" w:hAnsiTheme="majorHAnsi"/>
+        <w:rFonts w:asciiTheme="majorHAnsi" w:cstheme="majorBidi" w:hAnsiTheme="majorHAnsi" w:eastAsia="黑体"/>
         <w:b/>
         <w:bCs/>
       </w:rPr>
@@ -6120,7 +6489,7 @@
         <w:spacing w:after="0" w:before="0" w:line="240" w:lineRule="auto"/>
       </w:pPr>
       <w:rPr>
-        <w:rFonts w:asciiTheme="majorHAnsi" w:cstheme="majorBidi" w:eastAsiaTheme="majorEastAsia" w:hAnsiTheme="majorHAnsi"/>
+        <w:rFonts w:asciiTheme="majorHAnsi" w:cstheme="majorBidi" w:hAnsiTheme="majorHAnsi" w:eastAsia="黑体"/>
         <w:b/>
         <w:bCs/>
       </w:rPr>
@@ -6141,7 +6510,7 @@
         <w:spacing w:after="0" w:before="0" w:line="240" w:lineRule="auto"/>
       </w:pPr>
       <w:rPr>
-        <w:rFonts w:asciiTheme="majorHAnsi" w:cstheme="majorBidi" w:eastAsiaTheme="majorEastAsia" w:hAnsiTheme="majorHAnsi"/>
+        <w:rFonts w:asciiTheme="majorHAnsi" w:cstheme="majorBidi" w:hAnsiTheme="majorHAnsi" w:eastAsia="黑体"/>
         <w:b/>
         <w:bCs/>
       </w:rPr>
@@ -6159,14 +6528,14 @@
     </w:tblStylePr>
     <w:tblStylePr w:type="firstCol">
       <w:rPr>
-        <w:rFonts w:asciiTheme="majorHAnsi" w:cstheme="majorBidi" w:eastAsiaTheme="majorEastAsia" w:hAnsiTheme="majorHAnsi"/>
+        <w:rFonts w:asciiTheme="majorHAnsi" w:cstheme="majorBidi" w:hAnsiTheme="majorHAnsi" w:eastAsia="黑体"/>
         <w:b/>
         <w:bCs/>
       </w:rPr>
     </w:tblStylePr>
     <w:tblStylePr w:type="lastCol">
       <w:rPr>
-        <w:rFonts w:asciiTheme="majorHAnsi" w:cstheme="majorBidi" w:eastAsiaTheme="majorEastAsia" w:hAnsiTheme="majorHAnsi"/>
+        <w:rFonts w:asciiTheme="majorHAnsi" w:cstheme="majorBidi" w:hAnsiTheme="majorHAnsi" w:eastAsia="黑体"/>
         <w:b/>
         <w:bCs/>
       </w:rPr>
@@ -6250,7 +6619,7 @@
         <w:spacing w:after="0" w:before="0" w:line="240" w:lineRule="auto"/>
       </w:pPr>
       <w:rPr>
-        <w:rFonts w:asciiTheme="majorHAnsi" w:cstheme="majorBidi" w:eastAsiaTheme="majorEastAsia" w:hAnsiTheme="majorHAnsi"/>
+        <w:rFonts w:asciiTheme="majorHAnsi" w:cstheme="majorBidi" w:hAnsiTheme="majorHAnsi" w:eastAsia="黑体"/>
         <w:b/>
         <w:bCs/>
       </w:rPr>
@@ -6271,7 +6640,7 @@
         <w:spacing w:after="0" w:before="0" w:line="240" w:lineRule="auto"/>
       </w:pPr>
       <w:rPr>
-        <w:rFonts w:asciiTheme="majorHAnsi" w:cstheme="majorBidi" w:eastAsiaTheme="majorEastAsia" w:hAnsiTheme="majorHAnsi"/>
+        <w:rFonts w:asciiTheme="majorHAnsi" w:cstheme="majorBidi" w:hAnsiTheme="majorHAnsi" w:eastAsia="黑体"/>
         <w:b/>
         <w:bCs/>
       </w:rPr>
@@ -6289,14 +6658,14 @@
     </w:tblStylePr>
     <w:tblStylePr w:type="firstCol">
       <w:rPr>
-        <w:rFonts w:asciiTheme="majorHAnsi" w:cstheme="majorBidi" w:eastAsiaTheme="majorEastAsia" w:hAnsiTheme="majorHAnsi"/>
+        <w:rFonts w:asciiTheme="majorHAnsi" w:cstheme="majorBidi" w:hAnsiTheme="majorHAnsi" w:eastAsia="黑体"/>
         <w:b/>
         <w:bCs/>
       </w:rPr>
     </w:tblStylePr>
     <w:tblStylePr w:type="lastCol">
       <w:rPr>
-        <w:rFonts w:asciiTheme="majorHAnsi" w:cstheme="majorBidi" w:eastAsiaTheme="majorEastAsia" w:hAnsiTheme="majorHAnsi"/>
+        <w:rFonts w:asciiTheme="majorHAnsi" w:cstheme="majorBidi" w:hAnsiTheme="majorHAnsi" w:eastAsia="黑体"/>
         <w:b/>
         <w:bCs/>
       </w:rPr>
@@ -6380,7 +6749,7 @@
         <w:spacing w:after="0" w:before="0" w:line="240" w:lineRule="auto"/>
       </w:pPr>
       <w:rPr>
-        <w:rFonts w:asciiTheme="majorHAnsi" w:cstheme="majorBidi" w:eastAsiaTheme="majorEastAsia" w:hAnsiTheme="majorHAnsi"/>
+        <w:rFonts w:asciiTheme="majorHAnsi" w:cstheme="majorBidi" w:hAnsiTheme="majorHAnsi" w:eastAsia="黑体"/>
         <w:b/>
         <w:bCs/>
       </w:rPr>
@@ -6401,7 +6770,7 @@
         <w:spacing w:after="0" w:before="0" w:line="240" w:lineRule="auto"/>
       </w:pPr>
       <w:rPr>
-        <w:rFonts w:asciiTheme="majorHAnsi" w:cstheme="majorBidi" w:eastAsiaTheme="majorEastAsia" w:hAnsiTheme="majorHAnsi"/>
+        <w:rFonts w:asciiTheme="majorHAnsi" w:cstheme="majorBidi" w:hAnsiTheme="majorHAnsi" w:eastAsia="黑体"/>
         <w:b/>
         <w:bCs/>
       </w:rPr>
@@ -6419,14 +6788,14 @@
     </w:tblStylePr>
     <w:tblStylePr w:type="firstCol">
       <w:rPr>
-        <w:rFonts w:asciiTheme="majorHAnsi" w:cstheme="majorBidi" w:eastAsiaTheme="majorEastAsia" w:hAnsiTheme="majorHAnsi"/>
+        <w:rFonts w:asciiTheme="majorHAnsi" w:cstheme="majorBidi" w:hAnsiTheme="majorHAnsi" w:eastAsia="黑体"/>
         <w:b/>
         <w:bCs/>
       </w:rPr>
     </w:tblStylePr>
     <w:tblStylePr w:type="lastCol">
       <w:rPr>
-        <w:rFonts w:asciiTheme="majorHAnsi" w:cstheme="majorBidi" w:eastAsiaTheme="majorEastAsia" w:hAnsiTheme="majorHAnsi"/>
+        <w:rFonts w:asciiTheme="majorHAnsi" w:cstheme="majorBidi" w:hAnsiTheme="majorHAnsi" w:eastAsia="黑体"/>
         <w:b/>
         <w:bCs/>
       </w:rPr>
@@ -6510,7 +6879,7 @@
         <w:spacing w:after="0" w:before="0" w:line="240" w:lineRule="auto"/>
       </w:pPr>
       <w:rPr>
-        <w:rFonts w:asciiTheme="majorHAnsi" w:cstheme="majorBidi" w:eastAsiaTheme="majorEastAsia" w:hAnsiTheme="majorHAnsi"/>
+        <w:rFonts w:asciiTheme="majorHAnsi" w:cstheme="majorBidi" w:hAnsiTheme="majorHAnsi" w:eastAsia="黑体"/>
         <w:b/>
         <w:bCs/>
       </w:rPr>
@@ -6531,7 +6900,7 @@
         <w:spacing w:after="0" w:before="0" w:line="240" w:lineRule="auto"/>
       </w:pPr>
       <w:rPr>
-        <w:rFonts w:asciiTheme="majorHAnsi" w:cstheme="majorBidi" w:eastAsiaTheme="majorEastAsia" w:hAnsiTheme="majorHAnsi"/>
+        <w:rFonts w:asciiTheme="majorHAnsi" w:cstheme="majorBidi" w:hAnsiTheme="majorHAnsi" w:eastAsia="黑体"/>
         <w:b/>
         <w:bCs/>
       </w:rPr>
@@ -6549,14 +6918,14 @@
     </w:tblStylePr>
     <w:tblStylePr w:type="firstCol">
       <w:rPr>
-        <w:rFonts w:asciiTheme="majorHAnsi" w:cstheme="majorBidi" w:eastAsiaTheme="majorEastAsia" w:hAnsiTheme="majorHAnsi"/>
+        <w:rFonts w:asciiTheme="majorHAnsi" w:cstheme="majorBidi" w:hAnsiTheme="majorHAnsi" w:eastAsia="黑体"/>
         <w:b/>
         <w:bCs/>
       </w:rPr>
     </w:tblStylePr>
     <w:tblStylePr w:type="lastCol">
       <w:rPr>
-        <w:rFonts w:asciiTheme="majorHAnsi" w:cstheme="majorBidi" w:eastAsiaTheme="majorEastAsia" w:hAnsiTheme="majorHAnsi"/>
+        <w:rFonts w:asciiTheme="majorHAnsi" w:cstheme="majorBidi" w:hAnsiTheme="majorHAnsi" w:eastAsia="黑体"/>
         <w:b/>
         <w:bCs/>
       </w:rPr>
@@ -6640,7 +7009,7 @@
         <w:spacing w:after="0" w:before="0" w:line="240" w:lineRule="auto"/>
       </w:pPr>
       <w:rPr>
-        <w:rFonts w:asciiTheme="majorHAnsi" w:cstheme="majorBidi" w:eastAsiaTheme="majorEastAsia" w:hAnsiTheme="majorHAnsi"/>
+        <w:rFonts w:asciiTheme="majorHAnsi" w:cstheme="majorBidi" w:hAnsiTheme="majorHAnsi" w:eastAsia="黑体"/>
         <w:b/>
         <w:bCs/>
       </w:rPr>
@@ -6661,7 +7030,7 @@
         <w:spacing w:after="0" w:before="0" w:line="240" w:lineRule="auto"/>
       </w:pPr>
       <w:rPr>
-        <w:rFonts w:asciiTheme="majorHAnsi" w:cstheme="majorBidi" w:eastAsiaTheme="majorEastAsia" w:hAnsiTheme="majorHAnsi"/>
+        <w:rFonts w:asciiTheme="majorHAnsi" w:cstheme="majorBidi" w:hAnsiTheme="majorHAnsi" w:eastAsia="黑体"/>
         <w:b/>
         <w:bCs/>
       </w:rPr>
@@ -6679,14 +7048,14 @@
     </w:tblStylePr>
     <w:tblStylePr w:type="firstCol">
       <w:rPr>
-        <w:rFonts w:asciiTheme="majorHAnsi" w:cstheme="majorBidi" w:eastAsiaTheme="majorEastAsia" w:hAnsiTheme="majorHAnsi"/>
+        <w:rFonts w:asciiTheme="majorHAnsi" w:cstheme="majorBidi" w:hAnsiTheme="majorHAnsi" w:eastAsia="黑体"/>
         <w:b/>
         <w:bCs/>
       </w:rPr>
     </w:tblStylePr>
     <w:tblStylePr w:type="lastCol">
       <w:rPr>
-        <w:rFonts w:asciiTheme="majorHAnsi" w:cstheme="majorBidi" w:eastAsiaTheme="majorEastAsia" w:hAnsiTheme="majorHAnsi"/>
+        <w:rFonts w:asciiTheme="majorHAnsi" w:cstheme="majorBidi" w:hAnsiTheme="majorHAnsi" w:eastAsia="黑体"/>
         <w:b/>
         <w:bCs/>
       </w:rPr>
@@ -6769,6 +7138,7 @@
         <w:spacing w:after="0" w:before="0" w:line="240" w:lineRule="auto"/>
       </w:pPr>
       <w:rPr>
+        <w:rFonts w:eastAsia="黑体"/>
         <w:b/>
         <w:bCs/>
         <w:color w:themeColor="background1" w:val="FFFFFF"/>
@@ -6791,6 +7161,7 @@
         <w:spacing w:after="0" w:before="0" w:line="240" w:lineRule="auto"/>
       </w:pPr>
       <w:rPr>
+        <w:rFonts w:eastAsia="黑体"/>
         <w:b/>
         <w:bCs/>
       </w:rPr>
@@ -6808,12 +7179,14 @@
     </w:tblStylePr>
     <w:tblStylePr w:type="firstCol">
       <w:rPr>
+        <w:rFonts w:eastAsia="黑体"/>
         <w:b/>
         <w:bCs/>
       </w:rPr>
     </w:tblStylePr>
     <w:tblStylePr w:type="lastCol">
       <w:rPr>
+        <w:rFonts w:eastAsia="黑体"/>
         <w:b/>
         <w:bCs/>
       </w:rPr>
@@ -6875,6 +7248,7 @@
         <w:spacing w:after="0" w:before="0" w:line="240" w:lineRule="auto"/>
       </w:pPr>
       <w:rPr>
+        <w:rFonts w:eastAsia="黑体"/>
         <w:b/>
         <w:bCs/>
         <w:color w:themeColor="background1" w:val="FFFFFF"/>
@@ -6897,6 +7271,7 @@
         <w:spacing w:after="0" w:before="0" w:line="240" w:lineRule="auto"/>
       </w:pPr>
       <w:rPr>
+        <w:rFonts w:eastAsia="黑体"/>
         <w:b/>
         <w:bCs/>
       </w:rPr>
@@ -6914,12 +7289,14 @@
     </w:tblStylePr>
     <w:tblStylePr w:type="firstCol">
       <w:rPr>
+        <w:rFonts w:eastAsia="黑体"/>
         <w:b/>
         <w:bCs/>
       </w:rPr>
     </w:tblStylePr>
     <w:tblStylePr w:type="lastCol">
       <w:rPr>
+        <w:rFonts w:eastAsia="黑体"/>
         <w:b/>
         <w:bCs/>
       </w:rPr>
@@ -6981,6 +7358,7 @@
         <w:spacing w:after="0" w:before="0" w:line="240" w:lineRule="auto"/>
       </w:pPr>
       <w:rPr>
+        <w:rFonts w:eastAsia="黑体"/>
         <w:b/>
         <w:bCs/>
         <w:color w:themeColor="background1" w:val="FFFFFF"/>
@@ -7003,6 +7381,7 @@
         <w:spacing w:after="0" w:before="0" w:line="240" w:lineRule="auto"/>
       </w:pPr>
       <w:rPr>
+        <w:rFonts w:eastAsia="黑体"/>
         <w:b/>
         <w:bCs/>
       </w:rPr>
@@ -7020,12 +7399,14 @@
     </w:tblStylePr>
     <w:tblStylePr w:type="firstCol">
       <w:rPr>
+        <w:rFonts w:eastAsia="黑体"/>
         <w:b/>
         <w:bCs/>
       </w:rPr>
     </w:tblStylePr>
     <w:tblStylePr w:type="lastCol">
       <w:rPr>
+        <w:rFonts w:eastAsia="黑体"/>
         <w:b/>
         <w:bCs/>
       </w:rPr>
@@ -7087,6 +7468,7 @@
         <w:spacing w:after="0" w:before="0" w:line="240" w:lineRule="auto"/>
       </w:pPr>
       <w:rPr>
+        <w:rFonts w:eastAsia="黑体"/>
         <w:b/>
         <w:bCs/>
         <w:color w:themeColor="background1" w:val="FFFFFF"/>
@@ -7109,6 +7491,7 @@
         <w:spacing w:after="0" w:before="0" w:line="240" w:lineRule="auto"/>
       </w:pPr>
       <w:rPr>
+        <w:rFonts w:eastAsia="黑体"/>
         <w:b/>
         <w:bCs/>
       </w:rPr>
@@ -7126,12 +7509,14 @@
     </w:tblStylePr>
     <w:tblStylePr w:type="firstCol">
       <w:rPr>
+        <w:rFonts w:eastAsia="黑体"/>
         <w:b/>
         <w:bCs/>
       </w:rPr>
     </w:tblStylePr>
     <w:tblStylePr w:type="lastCol">
       <w:rPr>
+        <w:rFonts w:eastAsia="黑体"/>
         <w:b/>
         <w:bCs/>
       </w:rPr>
@@ -7193,6 +7578,7 @@
         <w:spacing w:after="0" w:before="0" w:line="240" w:lineRule="auto"/>
       </w:pPr>
       <w:rPr>
+        <w:rFonts w:eastAsia="黑体"/>
         <w:b/>
         <w:bCs/>
         <w:color w:themeColor="background1" w:val="FFFFFF"/>
@@ -7215,6 +7601,7 @@
         <w:spacing w:after="0" w:before="0" w:line="240" w:lineRule="auto"/>
       </w:pPr>
       <w:rPr>
+        <w:rFonts w:eastAsia="黑体"/>
         <w:b/>
         <w:bCs/>
       </w:rPr>
@@ -7232,12 +7619,14 @@
     </w:tblStylePr>
     <w:tblStylePr w:type="firstCol">
       <w:rPr>
+        <w:rFonts w:eastAsia="黑体"/>
         <w:b/>
         <w:bCs/>
       </w:rPr>
     </w:tblStylePr>
     <w:tblStylePr w:type="lastCol">
       <w:rPr>
+        <w:rFonts w:eastAsia="黑体"/>
         <w:b/>
         <w:bCs/>
       </w:rPr>
@@ -7299,6 +7688,7 @@
         <w:spacing w:after="0" w:before="0" w:line="240" w:lineRule="auto"/>
       </w:pPr>
       <w:rPr>
+        <w:rFonts w:eastAsia="黑体"/>
         <w:b/>
         <w:bCs/>
         <w:color w:themeColor="background1" w:val="FFFFFF"/>
@@ -7321,6 +7711,7 @@
         <w:spacing w:after="0" w:before="0" w:line="240" w:lineRule="auto"/>
       </w:pPr>
       <w:rPr>
+        <w:rFonts w:eastAsia="黑体"/>
         <w:b/>
         <w:bCs/>
       </w:rPr>
@@ -7338,12 +7729,14 @@
     </w:tblStylePr>
     <w:tblStylePr w:type="firstCol">
       <w:rPr>
+        <w:rFonts w:eastAsia="黑体"/>
         <w:b/>
         <w:bCs/>
       </w:rPr>
     </w:tblStylePr>
     <w:tblStylePr w:type="lastCol">
       <w:rPr>
+        <w:rFonts w:eastAsia="黑体"/>
         <w:b/>
         <w:bCs/>
       </w:rPr>
@@ -7405,6 +7798,7 @@
         <w:spacing w:after="0" w:before="0" w:line="240" w:lineRule="auto"/>
       </w:pPr>
       <w:rPr>
+        <w:rFonts w:eastAsia="黑体"/>
         <w:b/>
         <w:bCs/>
         <w:color w:themeColor="background1" w:val="FFFFFF"/>
@@ -7427,6 +7821,7 @@
         <w:spacing w:after="0" w:before="0" w:line="240" w:lineRule="auto"/>
       </w:pPr>
       <w:rPr>
+        <w:rFonts w:eastAsia="黑体"/>
         <w:b/>
         <w:bCs/>
       </w:rPr>
@@ -7444,12 +7839,14 @@
     </w:tblStylePr>
     <w:tblStylePr w:type="firstCol">
       <w:rPr>
+        <w:rFonts w:eastAsia="黑体"/>
         <w:b/>
         <w:bCs/>
       </w:rPr>
     </w:tblStylePr>
     <w:tblStylePr w:type="lastCol">
       <w:rPr>
+        <w:rFonts w:eastAsia="黑体"/>
         <w:b/>
         <w:bCs/>
       </w:rPr>
@@ -7508,6 +7905,7 @@
         <w:spacing w:after="0" w:before="0" w:line="240" w:lineRule="auto"/>
       </w:pPr>
       <w:rPr>
+        <w:rFonts w:eastAsia="黑体"/>
         <w:b/>
         <w:bCs/>
         <w:color w:themeColor="background1" w:val="FFFFFF"/>
@@ -7530,6 +7928,7 @@
         <w:spacing w:after="0" w:before="0" w:line="240" w:lineRule="auto"/>
       </w:pPr>
       <w:rPr>
+        <w:rFonts w:eastAsia="黑体"/>
         <w:color w:val="auto"/>
       </w:rPr>
       <w:tblPr/>
@@ -7547,6 +7946,7 @@
     </w:tblStylePr>
     <w:tblStylePr w:type="firstCol">
       <w:rPr>
+        <w:rFonts w:eastAsia="黑体"/>
         <w:b/>
         <w:bCs/>
         <w:color w:themeColor="background1" w:val="FFFFFF"/>
@@ -7566,6 +7966,7 @@
     </w:tblStylePr>
     <w:tblStylePr w:type="lastCol">
       <w:rPr>
+        <w:rFonts w:eastAsia="黑体"/>
         <w:b/>
         <w:bCs/>
         <w:color w:themeColor="background1" w:val="FFFFFF"/>
@@ -7614,6 +8015,7 @@
     </w:tblStylePr>
     <w:tblStylePr w:type="nwCell">
       <w:rPr>
+        <w:rFonts w:eastAsia="黑体"/>
         <w:color w:themeColor="background1" w:val="FFFFFF"/>
       </w:rPr>
       <w:tblPr/>
@@ -7657,6 +8059,7 @@
         <w:spacing w:after="0" w:before="0" w:line="240" w:lineRule="auto"/>
       </w:pPr>
       <w:rPr>
+        <w:rFonts w:eastAsia="黑体"/>
         <w:b/>
         <w:bCs/>
         <w:color w:themeColor="background1" w:val="FFFFFF"/>
@@ -7679,6 +8082,7 @@
         <w:spacing w:after="0" w:before="0" w:line="240" w:lineRule="auto"/>
       </w:pPr>
       <w:rPr>
+        <w:rFonts w:eastAsia="黑体"/>
         <w:color w:val="auto"/>
       </w:rPr>
       <w:tblPr/>
@@ -7696,6 +8100,7 @@
     </w:tblStylePr>
     <w:tblStylePr w:type="firstCol">
       <w:rPr>
+        <w:rFonts w:eastAsia="黑体"/>
         <w:b/>
         <w:bCs/>
         <w:color w:themeColor="background1" w:val="FFFFFF"/>
@@ -7715,6 +8120,7 @@
     </w:tblStylePr>
     <w:tblStylePr w:type="lastCol">
       <w:rPr>
+        <w:rFonts w:eastAsia="黑体"/>
         <w:b/>
         <w:bCs/>
         <w:color w:themeColor="background1" w:val="FFFFFF"/>
@@ -7763,6 +8169,7 @@
     </w:tblStylePr>
     <w:tblStylePr w:type="nwCell">
       <w:rPr>
+        <w:rFonts w:eastAsia="黑体"/>
         <w:color w:themeColor="background1" w:val="FFFFFF"/>
       </w:rPr>
       <w:tblPr/>
@@ -7806,6 +8213,7 @@
         <w:spacing w:after="0" w:before="0" w:line="240" w:lineRule="auto"/>
       </w:pPr>
       <w:rPr>
+        <w:rFonts w:eastAsia="黑体"/>
         <w:b/>
         <w:bCs/>
         <w:color w:themeColor="background1" w:val="FFFFFF"/>
@@ -7828,6 +8236,7 @@
         <w:spacing w:after="0" w:before="0" w:line="240" w:lineRule="auto"/>
       </w:pPr>
       <w:rPr>
+        <w:rFonts w:eastAsia="黑体"/>
         <w:color w:val="auto"/>
       </w:rPr>
       <w:tblPr/>
@@ -7845,6 +8254,7 @@
     </w:tblStylePr>
     <w:tblStylePr w:type="firstCol">
       <w:rPr>
+        <w:rFonts w:eastAsia="黑体"/>
         <w:b/>
         <w:bCs/>
         <w:color w:themeColor="background1" w:val="FFFFFF"/>
@@ -7864,6 +8274,7 @@
     </w:tblStylePr>
     <w:tblStylePr w:type="lastCol">
       <w:rPr>
+        <w:rFonts w:eastAsia="黑体"/>
         <w:b/>
         <w:bCs/>
         <w:color w:themeColor="background1" w:val="FFFFFF"/>
@@ -7912,6 +8323,7 @@
     </w:tblStylePr>
     <w:tblStylePr w:type="nwCell">
       <w:rPr>
+        <w:rFonts w:eastAsia="黑体"/>
         <w:color w:themeColor="background1" w:val="FFFFFF"/>
       </w:rPr>
       <w:tblPr/>
@@ -7955,6 +8367,7 @@
         <w:spacing w:after="0" w:before="0" w:line="240" w:lineRule="auto"/>
       </w:pPr>
       <w:rPr>
+        <w:rFonts w:eastAsia="黑体"/>
         <w:b/>
         <w:bCs/>
         <w:color w:themeColor="background1" w:val="FFFFFF"/>
@@ -7977,6 +8390,7 @@
         <w:spacing w:after="0" w:before="0" w:line="240" w:lineRule="auto"/>
       </w:pPr>
       <w:rPr>
+        <w:rFonts w:eastAsia="黑体"/>
         <w:color w:val="auto"/>
       </w:rPr>
       <w:tblPr/>
@@ -7994,6 +8408,7 @@
     </w:tblStylePr>
     <w:tblStylePr w:type="firstCol">
       <w:rPr>
+        <w:rFonts w:eastAsia="黑体"/>
         <w:b/>
         <w:bCs/>
         <w:color w:themeColor="background1" w:val="FFFFFF"/>
@@ -8013,6 +8428,7 @@
     </w:tblStylePr>
     <w:tblStylePr w:type="lastCol">
       <w:rPr>
+        <w:rFonts w:eastAsia="黑体"/>
         <w:b/>
         <w:bCs/>
         <w:color w:themeColor="background1" w:val="FFFFFF"/>
@@ -8061,6 +8477,7 @@
     </w:tblStylePr>
     <w:tblStylePr w:type="nwCell">
       <w:rPr>
+        <w:rFonts w:eastAsia="黑体"/>
         <w:color w:themeColor="background1" w:val="FFFFFF"/>
       </w:rPr>
       <w:tblPr/>
@@ -8104,6 +8521,7 @@
         <w:spacing w:after="0" w:before="0" w:line="240" w:lineRule="auto"/>
       </w:pPr>
       <w:rPr>
+        <w:rFonts w:eastAsia="黑体"/>
         <w:b/>
         <w:bCs/>
         <w:color w:themeColor="background1" w:val="FFFFFF"/>
@@ -8126,6 +8544,7 @@
         <w:spacing w:after="0" w:before="0" w:line="240" w:lineRule="auto"/>
       </w:pPr>
       <w:rPr>
+        <w:rFonts w:eastAsia="黑体"/>
         <w:color w:val="auto"/>
       </w:rPr>
       <w:tblPr/>
@@ -8143,6 +8562,7 @@
     </w:tblStylePr>
     <w:tblStylePr w:type="firstCol">
       <w:rPr>
+        <w:rFonts w:eastAsia="黑体"/>
         <w:b/>
         <w:bCs/>
         <w:color w:themeColor="background1" w:val="FFFFFF"/>
@@ -8162,6 +8582,7 @@
     </w:tblStylePr>
     <w:tblStylePr w:type="lastCol">
       <w:rPr>
+        <w:rFonts w:eastAsia="黑体"/>
         <w:b/>
         <w:bCs/>
         <w:color w:themeColor="background1" w:val="FFFFFF"/>
@@ -8210,6 +8631,7 @@
     </w:tblStylePr>
     <w:tblStylePr w:type="nwCell">
       <w:rPr>
+        <w:rFonts w:eastAsia="黑体"/>
         <w:color w:themeColor="background1" w:val="FFFFFF"/>
       </w:rPr>
       <w:tblPr/>
@@ -8253,6 +8675,7 @@
         <w:spacing w:after="0" w:before="0" w:line="240" w:lineRule="auto"/>
       </w:pPr>
       <w:rPr>
+        <w:rFonts w:eastAsia="黑体"/>
         <w:b/>
         <w:bCs/>
         <w:color w:themeColor="background1" w:val="FFFFFF"/>
@@ -8275,6 +8698,7 @@
         <w:spacing w:after="0" w:before="0" w:line="240" w:lineRule="auto"/>
       </w:pPr>
       <w:rPr>
+        <w:rFonts w:eastAsia="黑体"/>
         <w:color w:val="auto"/>
       </w:rPr>
       <w:tblPr/>
@@ -8292,6 +8716,7 @@
     </w:tblStylePr>
     <w:tblStylePr w:type="firstCol">
       <w:rPr>
+        <w:rFonts w:eastAsia="黑体"/>
         <w:b/>
         <w:bCs/>
         <w:color w:themeColor="background1" w:val="FFFFFF"/>
@@ -8311,6 +8736,7 @@
     </w:tblStylePr>
     <w:tblStylePr w:type="lastCol">
       <w:rPr>
+        <w:rFonts w:eastAsia="黑体"/>
         <w:b/>
         <w:bCs/>
         <w:color w:themeColor="background1" w:val="FFFFFF"/>
@@ -8359,6 +8785,7 @@
     </w:tblStylePr>
     <w:tblStylePr w:type="nwCell">
       <w:rPr>
+        <w:rFonts w:eastAsia="黑体"/>
         <w:color w:themeColor="background1" w:val="FFFFFF"/>
       </w:rPr>
       <w:tblPr/>
@@ -8402,6 +8829,7 @@
         <w:spacing w:after="0" w:before="0" w:line="240" w:lineRule="auto"/>
       </w:pPr>
       <w:rPr>
+        <w:rFonts w:eastAsia="黑体"/>
         <w:b/>
         <w:bCs/>
         <w:color w:themeColor="background1" w:val="FFFFFF"/>
@@ -8424,6 +8852,7 @@
         <w:spacing w:after="0" w:before="0" w:line="240" w:lineRule="auto"/>
       </w:pPr>
       <w:rPr>
+        <w:rFonts w:eastAsia="黑体"/>
         <w:color w:val="auto"/>
       </w:rPr>
       <w:tblPr/>
@@ -8441,6 +8870,7 @@
     </w:tblStylePr>
     <w:tblStylePr w:type="firstCol">
       <w:rPr>
+        <w:rFonts w:eastAsia="黑体"/>
         <w:b/>
         <w:bCs/>
         <w:color w:themeColor="background1" w:val="FFFFFF"/>
@@ -8460,6 +8890,7 @@
     </w:tblStylePr>
     <w:tblStylePr w:type="lastCol">
       <w:rPr>
+        <w:rFonts w:eastAsia="黑体"/>
         <w:b/>
         <w:bCs/>
         <w:color w:themeColor="background1" w:val="FFFFFF"/>
@@ -8508,6 +8939,7 @@
     </w:tblStylePr>
     <w:tblStylePr w:type="nwCell">
       <w:rPr>
+        <w:rFonts w:eastAsia="黑体"/>
         <w:color w:themeColor="background1" w:val="FFFFFF"/>
       </w:rPr>
       <w:tblPr/>
@@ -8532,6 +8964,7 @@
       <w:spacing w:after="0" w:line="240" w:lineRule="auto"/>
     </w:pPr>
     <w:rPr>
+      <w:rFonts w:eastAsia="黑体"/>
       <w:color w:themeColor="text1" w:val="000000"/>
     </w:rPr>
     <w:tblPr>
@@ -8551,7 +8984,7 @@
     </w:tblPr>
     <w:tblStylePr w:type="firstRow">
       <w:rPr>
-        <w:rFonts w:asciiTheme="majorHAnsi" w:cstheme="majorBidi" w:eastAsiaTheme="majorEastAsia" w:hAnsiTheme="majorHAnsi"/>
+        <w:rFonts w:asciiTheme="majorHAnsi" w:cstheme="majorBidi" w:hAnsiTheme="majorHAnsi" w:eastAsia="黑体"/>
       </w:rPr>
       <w:tblPr/>
       <w:tcPr>
@@ -8563,6 +8996,7 @@
     </w:tblStylePr>
     <w:tblStylePr w:type="lastRow">
       <w:rPr>
+        <w:rFonts w:eastAsia="黑体"/>
         <w:b/>
         <w:bCs/>
         <w:color w:themeColor="text2" w:val="1F497D"/>
@@ -8577,12 +9011,14 @@
     </w:tblStylePr>
     <w:tblStylePr w:type="firstCol">
       <w:rPr>
+        <w:rFonts w:eastAsia="黑体"/>
         <w:b/>
         <w:bCs/>
       </w:rPr>
     </w:tblStylePr>
     <w:tblStylePr w:type="lastCol">
       <w:rPr>
+        <w:rFonts w:eastAsia="黑体"/>
         <w:b/>
         <w:bCs/>
       </w:rPr>
@@ -8616,6 +9052,7 @@
       <w:spacing w:after="0" w:line="240" w:lineRule="auto"/>
     </w:pPr>
     <w:rPr>
+      <w:rFonts w:eastAsia="黑体"/>
       <w:color w:themeColor="text1" w:val="000000"/>
     </w:rPr>
     <w:tblPr>
@@ -8635,7 +9072,7 @@
     </w:tblPr>
     <w:tblStylePr w:type="firstRow">
       <w:rPr>
-        <w:rFonts w:asciiTheme="majorHAnsi" w:cstheme="majorBidi" w:eastAsiaTheme="majorEastAsia" w:hAnsiTheme="majorHAnsi"/>
+        <w:rFonts w:asciiTheme="majorHAnsi" w:cstheme="majorBidi" w:hAnsiTheme="majorHAnsi" w:eastAsia="黑体"/>
       </w:rPr>
       <w:tblPr/>
       <w:tcPr>
@@ -8647,6 +9084,7 @@
     </w:tblStylePr>
     <w:tblStylePr w:type="lastRow">
       <w:rPr>
+        <w:rFonts w:eastAsia="黑体"/>
         <w:b/>
         <w:bCs/>
         <w:color w:themeColor="text2" w:val="1F497D"/>
@@ -8661,12 +9099,14 @@
     </w:tblStylePr>
     <w:tblStylePr w:type="firstCol">
       <w:rPr>
+        <w:rFonts w:eastAsia="黑体"/>
         <w:b/>
         <w:bCs/>
       </w:rPr>
     </w:tblStylePr>
     <w:tblStylePr w:type="lastCol">
       <w:rPr>
+        <w:rFonts w:eastAsia="黑体"/>
         <w:b/>
         <w:bCs/>
       </w:rPr>
@@ -8700,6 +9140,7 @@
       <w:spacing w:after="0" w:line="240" w:lineRule="auto"/>
     </w:pPr>
     <w:rPr>
+      <w:rFonts w:eastAsia="黑体"/>
       <w:color w:themeColor="text1" w:val="000000"/>
     </w:rPr>
     <w:tblPr>
@@ -8719,7 +9160,7 @@
     </w:tblPr>
     <w:tblStylePr w:type="firstRow">
       <w:rPr>
-        <w:rFonts w:asciiTheme="majorHAnsi" w:cstheme="majorBidi" w:eastAsiaTheme="majorEastAsia" w:hAnsiTheme="majorHAnsi"/>
+        <w:rFonts w:asciiTheme="majorHAnsi" w:cstheme="majorBidi" w:hAnsiTheme="majorHAnsi" w:eastAsia="黑体"/>
       </w:rPr>
       <w:tblPr/>
       <w:tcPr>
@@ -8731,6 +9172,7 @@
     </w:tblStylePr>
     <w:tblStylePr w:type="lastRow">
       <w:rPr>
+        <w:rFonts w:eastAsia="黑体"/>
         <w:b/>
         <w:bCs/>
         <w:color w:themeColor="text2" w:val="1F497D"/>
@@ -8745,12 +9187,14 @@
     </w:tblStylePr>
     <w:tblStylePr w:type="firstCol">
       <w:rPr>
+        <w:rFonts w:eastAsia="黑体"/>
         <w:b/>
         <w:bCs/>
       </w:rPr>
     </w:tblStylePr>
     <w:tblStylePr w:type="lastCol">
       <w:rPr>
+        <w:rFonts w:eastAsia="黑体"/>
         <w:b/>
         <w:bCs/>
       </w:rPr>
@@ -8784,6 +9228,7 @@
       <w:spacing w:after="0" w:line="240" w:lineRule="auto"/>
     </w:pPr>
     <w:rPr>
+      <w:rFonts w:eastAsia="黑体"/>
       <w:color w:themeColor="text1" w:val="000000"/>
     </w:rPr>
     <w:tblPr>
@@ -8803,7 +9248,7 @@
     </w:tblPr>
     <w:tblStylePr w:type="firstRow">
       <w:rPr>
-        <w:rFonts w:asciiTheme="majorHAnsi" w:cstheme="majorBidi" w:eastAsiaTheme="majorEastAsia" w:hAnsiTheme="majorHAnsi"/>
+        <w:rFonts w:asciiTheme="majorHAnsi" w:cstheme="majorBidi" w:hAnsiTheme="majorHAnsi" w:eastAsia="黑体"/>
       </w:rPr>
       <w:tblPr/>
       <w:tcPr>
@@ -8815,6 +9260,7 @@
     </w:tblStylePr>
     <w:tblStylePr w:type="lastRow">
       <w:rPr>
+        <w:rFonts w:eastAsia="黑体"/>
         <w:b/>
         <w:bCs/>
         <w:color w:themeColor="text2" w:val="1F497D"/>
@@ -8829,12 +9275,14 @@
     </w:tblStylePr>
     <w:tblStylePr w:type="firstCol">
       <w:rPr>
+        <w:rFonts w:eastAsia="黑体"/>
         <w:b/>
         <w:bCs/>
       </w:rPr>
     </w:tblStylePr>
     <w:tblStylePr w:type="lastCol">
       <w:rPr>
+        <w:rFonts w:eastAsia="黑体"/>
         <w:b/>
         <w:bCs/>
       </w:rPr>
@@ -8868,6 +9316,7 @@
       <w:spacing w:after="0" w:line="240" w:lineRule="auto"/>
     </w:pPr>
     <w:rPr>
+      <w:rFonts w:eastAsia="黑体"/>
       <w:color w:themeColor="text1" w:val="000000"/>
     </w:rPr>
     <w:tblPr>
@@ -8887,7 +9336,7 @@
     </w:tblPr>
     <w:tblStylePr w:type="firstRow">
       <w:rPr>
-        <w:rFonts w:asciiTheme="majorHAnsi" w:cstheme="majorBidi" w:eastAsiaTheme="majorEastAsia" w:hAnsiTheme="majorHAnsi"/>
+        <w:rFonts w:asciiTheme="majorHAnsi" w:cstheme="majorBidi" w:hAnsiTheme="majorHAnsi" w:eastAsia="黑体"/>
       </w:rPr>
       <w:tblPr/>
       <w:tcPr>
@@ -8899,6 +9348,7 @@
     </w:tblStylePr>
     <w:tblStylePr w:type="lastRow">
       <w:rPr>
+        <w:rFonts w:eastAsia="黑体"/>
         <w:b/>
         <w:bCs/>
         <w:color w:themeColor="text2" w:val="1F497D"/>
@@ -8913,12 +9363,14 @@
     </w:tblStylePr>
     <w:tblStylePr w:type="firstCol">
       <w:rPr>
+        <w:rFonts w:eastAsia="黑体"/>
         <w:b/>
         <w:bCs/>
       </w:rPr>
     </w:tblStylePr>
     <w:tblStylePr w:type="lastCol">
       <w:rPr>
+        <w:rFonts w:eastAsia="黑体"/>
         <w:b/>
         <w:bCs/>
       </w:rPr>
@@ -8952,6 +9404,7 @@
       <w:spacing w:after="0" w:line="240" w:lineRule="auto"/>
     </w:pPr>
     <w:rPr>
+      <w:rFonts w:eastAsia="黑体"/>
       <w:color w:themeColor="text1" w:val="000000"/>
     </w:rPr>
     <w:tblPr>
@@ -8971,7 +9424,7 @@
     </w:tblPr>
     <w:tblStylePr w:type="firstRow">
       <w:rPr>
-        <w:rFonts w:asciiTheme="majorHAnsi" w:cstheme="majorBidi" w:eastAsiaTheme="majorEastAsia" w:hAnsiTheme="majorHAnsi"/>
+        <w:rFonts w:asciiTheme="majorHAnsi" w:cstheme="majorBidi" w:hAnsiTheme="majorHAnsi" w:eastAsia="黑体"/>
       </w:rPr>
       <w:tblPr/>
       <w:tcPr>
@@ -8983,6 +9436,7 @@
     </w:tblStylePr>
     <w:tblStylePr w:type="lastRow">
       <w:rPr>
+        <w:rFonts w:eastAsia="黑体"/>
         <w:b/>
         <w:bCs/>
         <w:color w:themeColor="text2" w:val="1F497D"/>
@@ -8997,12 +9451,14 @@
     </w:tblStylePr>
     <w:tblStylePr w:type="firstCol">
       <w:rPr>
+        <w:rFonts w:eastAsia="黑体"/>
         <w:b/>
         <w:bCs/>
       </w:rPr>
     </w:tblStylePr>
     <w:tblStylePr w:type="lastCol">
       <w:rPr>
+        <w:rFonts w:eastAsia="黑体"/>
         <w:b/>
         <w:bCs/>
       </w:rPr>
@@ -9036,6 +9492,7 @@
       <w:spacing w:after="0" w:line="240" w:lineRule="auto"/>
     </w:pPr>
     <w:rPr>
+      <w:rFonts w:eastAsia="黑体"/>
       <w:color w:themeColor="text1" w:val="000000"/>
     </w:rPr>
     <w:tblPr>
@@ -9055,7 +9512,7 @@
     </w:tblPr>
     <w:tblStylePr w:type="firstRow">
       <w:rPr>
-        <w:rFonts w:asciiTheme="majorHAnsi" w:cstheme="majorBidi" w:eastAsiaTheme="majorEastAsia" w:hAnsiTheme="majorHAnsi"/>
+        <w:rFonts w:asciiTheme="majorHAnsi" w:cstheme="majorBidi" w:hAnsiTheme="majorHAnsi" w:eastAsia="黑体"/>
       </w:rPr>
       <w:tblPr/>
       <w:tcPr>
@@ -9067,6 +9524,7 @@
     </w:tblStylePr>
     <w:tblStylePr w:type="lastRow">
       <w:rPr>
+        <w:rFonts w:eastAsia="黑体"/>
         <w:b/>
         <w:bCs/>
         <w:color w:themeColor="text2" w:val="1F497D"/>
@@ -9081,12 +9539,14 @@
     </w:tblStylePr>
     <w:tblStylePr w:type="firstCol">
       <w:rPr>
+        <w:rFonts w:eastAsia="黑体"/>
         <w:b/>
         <w:bCs/>
       </w:rPr>
     </w:tblStylePr>
     <w:tblStylePr w:type="lastCol">
       <w:rPr>
+        <w:rFonts w:eastAsia="黑体"/>
         <w:b/>
         <w:bCs/>
       </w:rPr>
@@ -9120,7 +9580,7 @@
       <w:spacing w:after="0" w:line="240" w:lineRule="auto"/>
     </w:pPr>
     <w:rPr>
-      <w:rFonts w:asciiTheme="majorHAnsi" w:cstheme="majorBidi" w:eastAsiaTheme="majorEastAsia" w:hAnsiTheme="majorHAnsi"/>
+      <w:rFonts w:asciiTheme="majorHAnsi" w:cstheme="majorBidi" w:hAnsiTheme="majorHAnsi" w:eastAsia="黑体"/>
       <w:color w:themeColor="text1" w:val="000000"/>
     </w:rPr>
     <w:tblPr>
@@ -9142,6 +9602,7 @@
     </w:tblPr>
     <w:tblStylePr w:type="firstRow">
       <w:rPr>
+        <w:rFonts w:eastAsia="黑体"/>
         <w:sz w:val="24"/>
         <w:szCs w:val="24"/>
       </w:rPr>
@@ -9248,7 +9709,7 @@
       <w:spacing w:after="0" w:line="240" w:lineRule="auto"/>
     </w:pPr>
     <w:rPr>
-      <w:rFonts w:asciiTheme="majorHAnsi" w:cstheme="majorBidi" w:eastAsiaTheme="majorEastAsia" w:hAnsiTheme="majorHAnsi"/>
+      <w:rFonts w:asciiTheme="majorHAnsi" w:cstheme="majorBidi" w:hAnsiTheme="majorHAnsi" w:eastAsia="黑体"/>
       <w:color w:themeColor="text1" w:val="000000"/>
     </w:rPr>
     <w:tblPr>
@@ -9270,6 +9731,7 @@
     </w:tblPr>
     <w:tblStylePr w:type="firstRow">
       <w:rPr>
+        <w:rFonts w:eastAsia="黑体"/>
         <w:sz w:val="24"/>
         <w:szCs w:val="24"/>
       </w:rPr>
@@ -9376,7 +9838,7 @@
       <w:spacing w:after="0" w:line="240" w:lineRule="auto"/>
     </w:pPr>
     <w:rPr>
-      <w:rFonts w:asciiTheme="majorHAnsi" w:cstheme="majorBidi" w:eastAsiaTheme="majorEastAsia" w:hAnsiTheme="majorHAnsi"/>
+      <w:rFonts w:asciiTheme="majorHAnsi" w:cstheme="majorBidi" w:hAnsiTheme="majorHAnsi" w:eastAsia="黑体"/>
       <w:color w:themeColor="text1" w:val="000000"/>
     </w:rPr>
     <w:tblPr>
@@ -9398,6 +9860,7 @@
     </w:tblPr>
     <w:tblStylePr w:type="firstRow">
       <w:rPr>
+        <w:rFonts w:eastAsia="黑体"/>
         <w:sz w:val="24"/>
         <w:szCs w:val="24"/>
       </w:rPr>
@@ -9504,7 +9967,7 @@
       <w:spacing w:after="0" w:line="240" w:lineRule="auto"/>
     </w:pPr>
     <w:rPr>
-      <w:rFonts w:asciiTheme="majorHAnsi" w:cstheme="majorBidi" w:eastAsiaTheme="majorEastAsia" w:hAnsiTheme="majorHAnsi"/>
+      <w:rFonts w:asciiTheme="majorHAnsi" w:cstheme="majorBidi" w:hAnsiTheme="majorHAnsi" w:eastAsia="黑体"/>
       <w:color w:themeColor="text1" w:val="000000"/>
     </w:rPr>
     <w:tblPr>
@@ -9526,6 +9989,7 @@
     </w:tblPr>
     <w:tblStylePr w:type="firstRow">
       <w:rPr>
+        <w:rFonts w:eastAsia="黑体"/>
         <w:sz w:val="24"/>
         <w:szCs w:val="24"/>
       </w:rPr>
@@ -9632,7 +10096,7 @@
       <w:spacing w:after="0" w:line="240" w:lineRule="auto"/>
     </w:pPr>
     <w:rPr>
-      <w:rFonts w:asciiTheme="majorHAnsi" w:cstheme="majorBidi" w:eastAsiaTheme="majorEastAsia" w:hAnsiTheme="majorHAnsi"/>
+      <w:rFonts w:asciiTheme="majorHAnsi" w:cstheme="majorBidi" w:hAnsiTheme="majorHAnsi" w:eastAsia="黑体"/>
       <w:color w:themeColor="text1" w:val="000000"/>
     </w:rPr>
     <w:tblPr>
@@ -9654,6 +10118,7 @@
     </w:tblPr>
     <w:tblStylePr w:type="firstRow">
       <w:rPr>
+        <w:rFonts w:eastAsia="黑体"/>
         <w:sz w:val="24"/>
         <w:szCs w:val="24"/>
       </w:rPr>
@@ -9760,7 +10225,7 @@
       <w:spacing w:after="0" w:line="240" w:lineRule="auto"/>
     </w:pPr>
     <w:rPr>
-      <w:rFonts w:asciiTheme="majorHAnsi" w:cstheme="majorBidi" w:eastAsiaTheme="majorEastAsia" w:hAnsiTheme="majorHAnsi"/>
+      <w:rFonts w:asciiTheme="majorHAnsi" w:cstheme="majorBidi" w:hAnsiTheme="majorHAnsi" w:eastAsia="黑体"/>
       <w:color w:themeColor="text1" w:val="000000"/>
     </w:rPr>
     <w:tblPr>
@@ -9782,6 +10247,7 @@
     </w:tblPr>
     <w:tblStylePr w:type="firstRow">
       <w:rPr>
+        <w:rFonts w:eastAsia="黑体"/>
         <w:sz w:val="24"/>
         <w:szCs w:val="24"/>
       </w:rPr>
@@ -9888,7 +10354,7 @@
       <w:spacing w:after="0" w:line="240" w:lineRule="auto"/>
     </w:pPr>
     <w:rPr>
-      <w:rFonts w:asciiTheme="majorHAnsi" w:cstheme="majorBidi" w:eastAsiaTheme="majorEastAsia" w:hAnsiTheme="majorHAnsi"/>
+      <w:rFonts w:asciiTheme="majorHAnsi" w:cstheme="majorBidi" w:hAnsiTheme="majorHAnsi" w:eastAsia="黑体"/>
       <w:color w:themeColor="text1" w:val="000000"/>
     </w:rPr>
     <w:tblPr>
@@ -9910,6 +10376,7 @@
     </w:tblPr>
     <w:tblStylePr w:type="firstRow">
       <w:rPr>
+        <w:rFonts w:eastAsia="黑体"/>
         <w:sz w:val="24"/>
         <w:szCs w:val="24"/>
       </w:rPr>
@@ -10039,12 +10506,14 @@
     </w:tcPr>
     <w:tblStylePr w:type="firstRow">
       <w:rPr>
+        <w:rFonts w:eastAsia="黑体"/>
         <w:b/>
         <w:bCs/>
       </w:rPr>
     </w:tblStylePr>
     <w:tblStylePr w:type="lastRow">
       <w:rPr>
+        <w:rFonts w:eastAsia="黑体"/>
         <w:b/>
         <w:bCs/>
       </w:rPr>
@@ -10057,12 +10526,14 @@
     </w:tblStylePr>
     <w:tblStylePr w:type="firstCol">
       <w:rPr>
+        <w:rFonts w:eastAsia="黑体"/>
         <w:b/>
         <w:bCs/>
       </w:rPr>
     </w:tblStylePr>
     <w:tblStylePr w:type="lastCol">
       <w:rPr>
+        <w:rFonts w:eastAsia="黑体"/>
         <w:b/>
         <w:bCs/>
       </w:rPr>
@@ -10112,12 +10583,14 @@
     </w:tcPr>
     <w:tblStylePr w:type="firstRow">
       <w:rPr>
+        <w:rFonts w:eastAsia="黑体"/>
         <w:b/>
         <w:bCs/>
       </w:rPr>
     </w:tblStylePr>
     <w:tblStylePr w:type="lastRow">
       <w:rPr>
+        <w:rFonts w:eastAsia="黑体"/>
         <w:b/>
         <w:bCs/>
       </w:rPr>
@@ -10130,12 +10603,14 @@
     </w:tblStylePr>
     <w:tblStylePr w:type="firstCol">
       <w:rPr>
+        <w:rFonts w:eastAsia="黑体"/>
         <w:b/>
         <w:bCs/>
       </w:rPr>
     </w:tblStylePr>
     <w:tblStylePr w:type="lastCol">
       <w:rPr>
+        <w:rFonts w:eastAsia="黑体"/>
         <w:b/>
         <w:bCs/>
       </w:rPr>
@@ -10185,12 +10660,14 @@
     </w:tcPr>
     <w:tblStylePr w:type="firstRow">
       <w:rPr>
+        <w:rFonts w:eastAsia="黑体"/>
         <w:b/>
         <w:bCs/>
       </w:rPr>
     </w:tblStylePr>
     <w:tblStylePr w:type="lastRow">
       <w:rPr>
+        <w:rFonts w:eastAsia="黑体"/>
         <w:b/>
         <w:bCs/>
       </w:rPr>
@@ -10203,12 +10680,14 @@
     </w:tblStylePr>
     <w:tblStylePr w:type="firstCol">
       <w:rPr>
+        <w:rFonts w:eastAsia="黑体"/>
         <w:b/>
         <w:bCs/>
       </w:rPr>
     </w:tblStylePr>
     <w:tblStylePr w:type="lastCol">
       <w:rPr>
+        <w:rFonts w:eastAsia="黑体"/>
         <w:b/>
         <w:bCs/>
       </w:rPr>
@@ -10258,12 +10737,14 @@
     </w:tcPr>
     <w:tblStylePr w:type="firstRow">
       <w:rPr>
+        <w:rFonts w:eastAsia="黑体"/>
         <w:b/>
         <w:bCs/>
       </w:rPr>
     </w:tblStylePr>
     <w:tblStylePr w:type="lastRow">
       <w:rPr>
+        <w:rFonts w:eastAsia="黑体"/>
         <w:b/>
         <w:bCs/>
       </w:rPr>
@@ -10276,12 +10757,14 @@
     </w:tblStylePr>
     <w:tblStylePr w:type="firstCol">
       <w:rPr>
+        <w:rFonts w:eastAsia="黑体"/>
         <w:b/>
         <w:bCs/>
       </w:rPr>
     </w:tblStylePr>
     <w:tblStylePr w:type="lastCol">
       <w:rPr>
+        <w:rFonts w:eastAsia="黑体"/>
         <w:b/>
         <w:bCs/>
       </w:rPr>
@@ -10331,12 +10814,14 @@
     </w:tcPr>
     <w:tblStylePr w:type="firstRow">
       <w:rPr>
+        <w:rFonts w:eastAsia="黑体"/>
         <w:b/>
         <w:bCs/>
       </w:rPr>
     </w:tblStylePr>
     <w:tblStylePr w:type="lastRow">
       <w:rPr>
+        <w:rFonts w:eastAsia="黑体"/>
         <w:b/>
         <w:bCs/>
       </w:rPr>
@@ -10349,12 +10834,14 @@
     </w:tblStylePr>
     <w:tblStylePr w:type="firstCol">
       <w:rPr>
+        <w:rFonts w:eastAsia="黑体"/>
         <w:b/>
         <w:bCs/>
       </w:rPr>
     </w:tblStylePr>
     <w:tblStylePr w:type="lastCol">
       <w:rPr>
+        <w:rFonts w:eastAsia="黑体"/>
         <w:b/>
         <w:bCs/>
       </w:rPr>
@@ -10404,12 +10891,14 @@
     </w:tcPr>
     <w:tblStylePr w:type="firstRow">
       <w:rPr>
+        <w:rFonts w:eastAsia="黑体"/>
         <w:b/>
         <w:bCs/>
       </w:rPr>
     </w:tblStylePr>
     <w:tblStylePr w:type="lastRow">
       <w:rPr>
+        <w:rFonts w:eastAsia="黑体"/>
         <w:b/>
         <w:bCs/>
       </w:rPr>
@@ -10422,12 +10911,14 @@
     </w:tblStylePr>
     <w:tblStylePr w:type="firstCol">
       <w:rPr>
+        <w:rFonts w:eastAsia="黑体"/>
         <w:b/>
         <w:bCs/>
       </w:rPr>
     </w:tblStylePr>
     <w:tblStylePr w:type="lastCol">
       <w:rPr>
+        <w:rFonts w:eastAsia="黑体"/>
         <w:b/>
         <w:bCs/>
       </w:rPr>
@@ -10477,12 +10968,14 @@
     </w:tcPr>
     <w:tblStylePr w:type="firstRow">
       <w:rPr>
+        <w:rFonts w:eastAsia="黑体"/>
         <w:b/>
         <w:bCs/>
       </w:rPr>
     </w:tblStylePr>
     <w:tblStylePr w:type="lastRow">
       <w:rPr>
+        <w:rFonts w:eastAsia="黑体"/>
         <w:b/>
         <w:bCs/>
       </w:rPr>
@@ -10495,12 +10988,14 @@
     </w:tblStylePr>
     <w:tblStylePr w:type="firstCol">
       <w:rPr>
+        <w:rFonts w:eastAsia="黑体"/>
         <w:b/>
         <w:bCs/>
       </w:rPr>
     </w:tblStylePr>
     <w:tblStylePr w:type="lastCol">
       <w:rPr>
+        <w:rFonts w:eastAsia="黑体"/>
         <w:b/>
         <w:bCs/>
       </w:rPr>
@@ -10527,7 +11022,7 @@
       <w:spacing w:after="0" w:line="240" w:lineRule="auto"/>
     </w:pPr>
     <w:rPr>
-      <w:rFonts w:asciiTheme="majorHAnsi" w:cstheme="majorBidi" w:eastAsiaTheme="majorEastAsia" w:hAnsiTheme="majorHAnsi"/>
+      <w:rFonts w:asciiTheme="majorHAnsi" w:cstheme="majorBidi" w:hAnsiTheme="majorHAnsi" w:eastAsia="黑体"/>
       <w:color w:themeColor="text1" w:val="000000"/>
     </w:rPr>
     <w:tblPr>
@@ -10554,6 +11049,7 @@
     </w:tcPr>
     <w:tblStylePr w:type="firstRow">
       <w:rPr>
+        <w:rFonts w:eastAsia="黑体"/>
         <w:b/>
         <w:bCs/>
         <w:color w:themeColor="text1" w:val="000000"/>
@@ -10565,6 +11061,7 @@
     </w:tblStylePr>
     <w:tblStylePr w:type="lastRow">
       <w:rPr>
+        <w:rFonts w:eastAsia="黑体"/>
         <w:b/>
         <w:bCs/>
         <w:color w:themeColor="text1" w:val="000000"/>
@@ -10584,6 +11081,7 @@
     </w:tblStylePr>
     <w:tblStylePr w:type="firstCol">
       <w:rPr>
+        <w:rFonts w:eastAsia="黑体"/>
         <w:b/>
         <w:bCs/>
         <w:color w:themeColor="text1" w:val="000000"/>
@@ -10603,6 +11101,7 @@
     </w:tblStylePr>
     <w:tblStylePr w:type="lastCol">
       <w:rPr>
+        <w:rFonts w:eastAsia="黑体"/>
         <w:b w:val="0"/>
         <w:bCs w:val="0"/>
         <w:color w:themeColor="text1" w:val="000000"/>
@@ -10652,7 +11151,7 @@
       <w:spacing w:after="0" w:line="240" w:lineRule="auto"/>
     </w:pPr>
     <w:rPr>
-      <w:rFonts w:asciiTheme="majorHAnsi" w:cstheme="majorBidi" w:eastAsiaTheme="majorEastAsia" w:hAnsiTheme="majorHAnsi"/>
+      <w:rFonts w:asciiTheme="majorHAnsi" w:cstheme="majorBidi" w:hAnsiTheme="majorHAnsi" w:eastAsia="黑体"/>
       <w:color w:themeColor="text1" w:val="000000"/>
     </w:rPr>
     <w:tblPr>
@@ -10679,6 +11178,7 @@
     </w:tcPr>
     <w:tblStylePr w:type="firstRow">
       <w:rPr>
+        <w:rFonts w:eastAsia="黑体"/>
         <w:b/>
         <w:bCs/>
         <w:color w:themeColor="text1" w:val="000000"/>
@@ -10690,6 +11190,7 @@
     </w:tblStylePr>
     <w:tblStylePr w:type="lastRow">
       <w:rPr>
+        <w:rFonts w:eastAsia="黑体"/>
         <w:b/>
         <w:bCs/>
         <w:color w:themeColor="text1" w:val="000000"/>
@@ -10709,6 +11210,7 @@
     </w:tblStylePr>
     <w:tblStylePr w:type="firstCol">
       <w:rPr>
+        <w:rFonts w:eastAsia="黑体"/>
         <w:b/>
         <w:bCs/>
         <w:color w:themeColor="text1" w:val="000000"/>
@@ -10728,6 +11230,7 @@
     </w:tblStylePr>
     <w:tblStylePr w:type="lastCol">
       <w:rPr>
+        <w:rFonts w:eastAsia="黑体"/>
         <w:b w:val="0"/>
         <w:bCs w:val="0"/>
         <w:color w:themeColor="text1" w:val="000000"/>
@@ -10777,7 +11280,7 @@
       <w:spacing w:after="0" w:line="240" w:lineRule="auto"/>
     </w:pPr>
     <w:rPr>
-      <w:rFonts w:asciiTheme="majorHAnsi" w:cstheme="majorBidi" w:eastAsiaTheme="majorEastAsia" w:hAnsiTheme="majorHAnsi"/>
+      <w:rFonts w:asciiTheme="majorHAnsi" w:cstheme="majorBidi" w:hAnsiTheme="majorHAnsi" w:eastAsia="黑体"/>
       <w:color w:themeColor="text1" w:val="000000"/>
     </w:rPr>
     <w:tblPr>
@@ -10804,6 +11307,7 @@
     </w:tcPr>
     <w:tblStylePr w:type="firstRow">
       <w:rPr>
+        <w:rFonts w:eastAsia="黑体"/>
         <w:b/>
         <w:bCs/>
         <w:color w:themeColor="text1" w:val="000000"/>
@@ -10815,6 +11319,7 @@
     </w:tblStylePr>
     <w:tblStylePr w:type="lastRow">
       <w:rPr>
+        <w:rFonts w:eastAsia="黑体"/>
         <w:b/>
         <w:bCs/>
         <w:color w:themeColor="text1" w:val="000000"/>
@@ -10834,6 +11339,7 @@
     </w:tblStylePr>
     <w:tblStylePr w:type="firstCol">
       <w:rPr>
+        <w:rFonts w:eastAsia="黑体"/>
         <w:b/>
         <w:bCs/>
         <w:color w:themeColor="text1" w:val="000000"/>
@@ -10853,6 +11359,7 @@
     </w:tblStylePr>
     <w:tblStylePr w:type="lastCol">
       <w:rPr>
+        <w:rFonts w:eastAsia="黑体"/>
         <w:b w:val="0"/>
         <w:bCs w:val="0"/>
         <w:color w:themeColor="text1" w:val="000000"/>
@@ -10902,7 +11409,7 @@
       <w:spacing w:after="0" w:line="240" w:lineRule="auto"/>
     </w:pPr>
     <w:rPr>
-      <w:rFonts w:asciiTheme="majorHAnsi" w:cstheme="majorBidi" w:eastAsiaTheme="majorEastAsia" w:hAnsiTheme="majorHAnsi"/>
+      <w:rFonts w:asciiTheme="majorHAnsi" w:cstheme="majorBidi" w:hAnsiTheme="majorHAnsi" w:eastAsia="黑体"/>
       <w:color w:themeColor="text1" w:val="000000"/>
     </w:rPr>
     <w:tblPr>
@@ -10929,6 +11436,7 @@
     </w:tcPr>
     <w:tblStylePr w:type="firstRow">
       <w:rPr>
+        <w:rFonts w:eastAsia="黑体"/>
         <w:b/>
         <w:bCs/>
         <w:color w:themeColor="text1" w:val="000000"/>
@@ -10940,6 +11448,7 @@
     </w:tblStylePr>
     <w:tblStylePr w:type="lastRow">
       <w:rPr>
+        <w:rFonts w:eastAsia="黑体"/>
         <w:b/>
         <w:bCs/>
         <w:color w:themeColor="text1" w:val="000000"/>
@@ -10959,6 +11468,7 @@
     </w:tblStylePr>
     <w:tblStylePr w:type="firstCol">
       <w:rPr>
+        <w:rFonts w:eastAsia="黑体"/>
         <w:b/>
         <w:bCs/>
         <w:color w:themeColor="text1" w:val="000000"/>
@@ -10978,6 +11488,7 @@
     </w:tblStylePr>
     <w:tblStylePr w:type="lastCol">
       <w:rPr>
+        <w:rFonts w:eastAsia="黑体"/>
         <w:b w:val="0"/>
         <w:bCs w:val="0"/>
         <w:color w:themeColor="text1" w:val="000000"/>
@@ -11027,7 +11538,7 @@
       <w:spacing w:after="0" w:line="240" w:lineRule="auto"/>
     </w:pPr>
     <w:rPr>
-      <w:rFonts w:asciiTheme="majorHAnsi" w:cstheme="majorBidi" w:eastAsiaTheme="majorEastAsia" w:hAnsiTheme="majorHAnsi"/>
+      <w:rFonts w:asciiTheme="majorHAnsi" w:cstheme="majorBidi" w:hAnsiTheme="majorHAnsi" w:eastAsia="黑体"/>
       <w:color w:themeColor="text1" w:val="000000"/>
     </w:rPr>
     <w:tblPr>
@@ -11054,6 +11565,7 @@
     </w:tcPr>
     <w:tblStylePr w:type="firstRow">
       <w:rPr>
+        <w:rFonts w:eastAsia="黑体"/>
         <w:b/>
         <w:bCs/>
         <w:color w:themeColor="text1" w:val="000000"/>
@@ -11065,6 +11577,7 @@
     </w:tblStylePr>
     <w:tblStylePr w:type="lastRow">
       <w:rPr>
+        <w:rFonts w:eastAsia="黑体"/>
         <w:b/>
         <w:bCs/>
         <w:color w:themeColor="text1" w:val="000000"/>
@@ -11084,6 +11597,7 @@
     </w:tblStylePr>
     <w:tblStylePr w:type="firstCol">
       <w:rPr>
+        <w:rFonts w:eastAsia="黑体"/>
         <w:b/>
         <w:bCs/>
         <w:color w:themeColor="text1" w:val="000000"/>
@@ -11103,6 +11617,7 @@
     </w:tblStylePr>
     <w:tblStylePr w:type="lastCol">
       <w:rPr>
+        <w:rFonts w:eastAsia="黑体"/>
         <w:b w:val="0"/>
         <w:bCs w:val="0"/>
         <w:color w:themeColor="text1" w:val="000000"/>
@@ -11152,7 +11667,7 @@
       <w:spacing w:after="0" w:line="240" w:lineRule="auto"/>
     </w:pPr>
     <w:rPr>
-      <w:rFonts w:asciiTheme="majorHAnsi" w:cstheme="majorBidi" w:eastAsiaTheme="majorEastAsia" w:hAnsiTheme="majorHAnsi"/>
+      <w:rFonts w:asciiTheme="majorHAnsi" w:cstheme="majorBidi" w:hAnsiTheme="majorHAnsi" w:eastAsia="黑体"/>
       <w:color w:themeColor="text1" w:val="000000"/>
     </w:rPr>
     <w:tblPr>
@@ -11179,6 +11694,7 @@
     </w:tcPr>
     <w:tblStylePr w:type="firstRow">
       <w:rPr>
+        <w:rFonts w:eastAsia="黑体"/>
         <w:b/>
         <w:bCs/>
         <w:color w:themeColor="text1" w:val="000000"/>
@@ -11190,6 +11706,7 @@
     </w:tblStylePr>
     <w:tblStylePr w:type="lastRow">
       <w:rPr>
+        <w:rFonts w:eastAsia="黑体"/>
         <w:b/>
         <w:bCs/>
         <w:color w:themeColor="text1" w:val="000000"/>
@@ -11209,6 +11726,7 @@
     </w:tblStylePr>
     <w:tblStylePr w:type="firstCol">
       <w:rPr>
+        <w:rFonts w:eastAsia="黑体"/>
         <w:b/>
         <w:bCs/>
         <w:color w:themeColor="text1" w:val="000000"/>
@@ -11228,6 +11746,7 @@
     </w:tblStylePr>
     <w:tblStylePr w:type="lastCol">
       <w:rPr>
+        <w:rFonts w:eastAsia="黑体"/>
         <w:b w:val="0"/>
         <w:bCs w:val="0"/>
         <w:color w:themeColor="text1" w:val="000000"/>
@@ -11277,7 +11796,7 @@
       <w:spacing w:after="0" w:line="240" w:lineRule="auto"/>
     </w:pPr>
     <w:rPr>
-      <w:rFonts w:asciiTheme="majorHAnsi" w:cstheme="majorBidi" w:eastAsiaTheme="majorEastAsia" w:hAnsiTheme="majorHAnsi"/>
+      <w:rFonts w:asciiTheme="majorHAnsi" w:cstheme="majorBidi" w:hAnsiTheme="majorHAnsi" w:eastAsia="黑体"/>
       <w:color w:themeColor="text1" w:val="000000"/>
     </w:rPr>
     <w:tblPr>
@@ -11304,6 +11823,7 @@
     </w:tcPr>
     <w:tblStylePr w:type="firstRow">
       <w:rPr>
+        <w:rFonts w:eastAsia="黑体"/>
         <w:b/>
         <w:bCs/>
         <w:color w:themeColor="text1" w:val="000000"/>
@@ -11315,6 +11835,7 @@
     </w:tblStylePr>
     <w:tblStylePr w:type="lastRow">
       <w:rPr>
+        <w:rFonts w:eastAsia="黑体"/>
         <w:b/>
         <w:bCs/>
         <w:color w:themeColor="text1" w:val="000000"/>
@@ -11334,6 +11855,7 @@
     </w:tblStylePr>
     <w:tblStylePr w:type="firstCol">
       <w:rPr>
+        <w:rFonts w:eastAsia="黑体"/>
         <w:b/>
         <w:bCs/>
         <w:color w:themeColor="text1" w:val="000000"/>
@@ -11353,6 +11875,7 @@
     </w:tblStylePr>
     <w:tblStylePr w:type="lastCol">
       <w:rPr>
+        <w:rFonts w:eastAsia="黑体"/>
         <w:b w:val="0"/>
         <w:bCs w:val="0"/>
         <w:color w:themeColor="text1" w:val="000000"/>
@@ -11425,6 +11948,7 @@
     </w:tcPr>
     <w:tblStylePr w:type="firstRow">
       <w:rPr>
+        <w:rFonts w:eastAsia="黑体"/>
         <w:b/>
         <w:bCs/>
         <w:i w:val="0"/>
@@ -11446,6 +11970,7 @@
     </w:tblStylePr>
     <w:tblStylePr w:type="lastRow">
       <w:rPr>
+        <w:rFonts w:eastAsia="黑体"/>
         <w:b/>
         <w:bCs/>
         <w:i w:val="0"/>
@@ -11467,6 +11992,7 @@
     </w:tblStylePr>
     <w:tblStylePr w:type="firstCol">
       <w:rPr>
+        <w:rFonts w:eastAsia="黑体"/>
         <w:b/>
         <w:bCs/>
         <w:i w:val="0"/>
@@ -11486,6 +12012,7 @@
     </w:tblStylePr>
     <w:tblStylePr w:type="lastCol">
       <w:rPr>
+        <w:rFonts w:eastAsia="黑体"/>
         <w:b/>
         <w:bCs/>
         <w:i w:val="0"/>
@@ -11566,6 +12093,7 @@
     </w:tcPr>
     <w:tblStylePr w:type="firstRow">
       <w:rPr>
+        <w:rFonts w:eastAsia="黑体"/>
         <w:b/>
         <w:bCs/>
         <w:i w:val="0"/>
@@ -11587,6 +12115,7 @@
     </w:tblStylePr>
     <w:tblStylePr w:type="lastRow">
       <w:rPr>
+        <w:rFonts w:eastAsia="黑体"/>
         <w:b/>
         <w:bCs/>
         <w:i w:val="0"/>
@@ -11608,6 +12137,7 @@
     </w:tblStylePr>
     <w:tblStylePr w:type="firstCol">
       <w:rPr>
+        <w:rFonts w:eastAsia="黑体"/>
         <w:b/>
         <w:bCs/>
         <w:i w:val="0"/>
@@ -11627,6 +12157,7 @@
     </w:tblStylePr>
     <w:tblStylePr w:type="lastCol">
       <w:rPr>
+        <w:rFonts w:eastAsia="黑体"/>
         <w:b/>
         <w:bCs/>
         <w:i w:val="0"/>
@@ -11707,6 +12238,7 @@
     </w:tcPr>
     <w:tblStylePr w:type="firstRow">
       <w:rPr>
+        <w:rFonts w:eastAsia="黑体"/>
         <w:b/>
         <w:bCs/>
         <w:i w:val="0"/>
@@ -11728,6 +12260,7 @@
     </w:tblStylePr>
     <w:tblStylePr w:type="lastRow">
       <w:rPr>
+        <w:rFonts w:eastAsia="黑体"/>
         <w:b/>
         <w:bCs/>
         <w:i w:val="0"/>
@@ -11749,6 +12282,7 @@
     </w:tblStylePr>
     <w:tblStylePr w:type="firstCol">
       <w:rPr>
+        <w:rFonts w:eastAsia="黑体"/>
         <w:b/>
         <w:bCs/>
         <w:i w:val="0"/>
@@ -11768,6 +12302,7 @@
     </w:tblStylePr>
     <w:tblStylePr w:type="lastCol">
       <w:rPr>
+        <w:rFonts w:eastAsia="黑体"/>
         <w:b/>
         <w:bCs/>
         <w:i w:val="0"/>
@@ -11848,6 +12383,7 @@
     </w:tcPr>
     <w:tblStylePr w:type="firstRow">
       <w:rPr>
+        <w:rFonts w:eastAsia="黑体"/>
         <w:b/>
         <w:bCs/>
         <w:i w:val="0"/>
@@ -11869,6 +12405,7 @@
     </w:tblStylePr>
     <w:tblStylePr w:type="lastRow">
       <w:rPr>
+        <w:rFonts w:eastAsia="黑体"/>
         <w:b/>
         <w:bCs/>
         <w:i w:val="0"/>
@@ -11890,6 +12427,7 @@
     </w:tblStylePr>
     <w:tblStylePr w:type="firstCol">
       <w:rPr>
+        <w:rFonts w:eastAsia="黑体"/>
         <w:b/>
         <w:bCs/>
         <w:i w:val="0"/>
@@ -11909,6 +12447,7 @@
     </w:tblStylePr>
     <w:tblStylePr w:type="lastCol">
       <w:rPr>
+        <w:rFonts w:eastAsia="黑体"/>
         <w:b/>
         <w:bCs/>
         <w:i w:val="0"/>
@@ -11989,6 +12528,7 @@
     </w:tcPr>
     <w:tblStylePr w:type="firstRow">
       <w:rPr>
+        <w:rFonts w:eastAsia="黑体"/>
         <w:b/>
         <w:bCs/>
         <w:i w:val="0"/>
@@ -12010,6 +12550,7 @@
     </w:tblStylePr>
     <w:tblStylePr w:type="lastRow">
       <w:rPr>
+        <w:rFonts w:eastAsia="黑体"/>
         <w:b/>
         <w:bCs/>
         <w:i w:val="0"/>
@@ -12031,6 +12572,7 @@
     </w:tblStylePr>
     <w:tblStylePr w:type="firstCol">
       <w:rPr>
+        <w:rFonts w:eastAsia="黑体"/>
         <w:b/>
         <w:bCs/>
         <w:i w:val="0"/>
@@ -12050,6 +12592,7 @@
     </w:tblStylePr>
     <w:tblStylePr w:type="lastCol">
       <w:rPr>
+        <w:rFonts w:eastAsia="黑体"/>
         <w:b/>
         <w:bCs/>
         <w:i w:val="0"/>
@@ -12130,6 +12673,7 @@
     </w:tcPr>
     <w:tblStylePr w:type="firstRow">
       <w:rPr>
+        <w:rFonts w:eastAsia="黑体"/>
         <w:b/>
         <w:bCs/>
         <w:i w:val="0"/>
@@ -12151,6 +12695,7 @@
     </w:tblStylePr>
     <w:tblStylePr w:type="lastRow">
       <w:rPr>
+        <w:rFonts w:eastAsia="黑体"/>
         <w:b/>
         <w:bCs/>
         <w:i w:val="0"/>
@@ -12172,6 +12717,7 @@
     </w:tblStylePr>
     <w:tblStylePr w:type="firstCol">
       <w:rPr>
+        <w:rFonts w:eastAsia="黑体"/>
         <w:b/>
         <w:bCs/>
         <w:i w:val="0"/>
@@ -12191,6 +12737,7 @@
     </w:tblStylePr>
     <w:tblStylePr w:type="lastCol">
       <w:rPr>
+        <w:rFonts w:eastAsia="黑体"/>
         <w:b/>
         <w:bCs/>
         <w:i w:val="0"/>
@@ -12271,6 +12818,7 @@
     </w:tcPr>
     <w:tblStylePr w:type="firstRow">
       <w:rPr>
+        <w:rFonts w:eastAsia="黑体"/>
         <w:b/>
         <w:bCs/>
         <w:i w:val="0"/>
@@ -12292,6 +12840,7 @@
     </w:tblStylePr>
     <w:tblStylePr w:type="lastRow">
       <w:rPr>
+        <w:rFonts w:eastAsia="黑体"/>
         <w:b/>
         <w:bCs/>
         <w:i w:val="0"/>
@@ -12313,6 +12862,7 @@
     </w:tblStylePr>
     <w:tblStylePr w:type="firstCol">
       <w:rPr>
+        <w:rFonts w:eastAsia="黑体"/>
         <w:b/>
         <w:bCs/>
         <w:i w:val="0"/>
@@ -12332,6 +12882,7 @@
     </w:tblStylePr>
     <w:tblStylePr w:type="lastCol">
       <w:rPr>
+        <w:rFonts w:eastAsia="黑体"/>
         <w:b/>
         <w:bCs/>
         <w:i w:val="0"/>
@@ -12389,6 +12940,7 @@
       <w:spacing w:after="0" w:line="240" w:lineRule="auto"/>
     </w:pPr>
     <w:rPr>
+      <w:rFonts w:eastAsia="黑体"/>
       <w:color w:themeColor="background1" w:val="FFFFFF"/>
     </w:rPr>
     <w:tblPr>
@@ -12407,6 +12959,7 @@
     </w:tcPr>
     <w:tblStylePr w:type="firstRow">
       <w:rPr>
+        <w:rFonts w:eastAsia="黑体"/>
         <w:b/>
         <w:bCs/>
       </w:rPr>
@@ -12503,6 +13056,7 @@
       <w:spacing w:after="0" w:line="240" w:lineRule="auto"/>
     </w:pPr>
     <w:rPr>
+      <w:rFonts w:eastAsia="黑体"/>
       <w:color w:themeColor="background1" w:val="FFFFFF"/>
     </w:rPr>
     <w:tblPr>
@@ -12521,6 +13075,7 @@
     </w:tcPr>
     <w:tblStylePr w:type="firstRow">
       <w:rPr>
+        <w:rFonts w:eastAsia="黑体"/>
         <w:b/>
         <w:bCs/>
       </w:rPr>
@@ -12617,6 +13172,7 @@
       <w:spacing w:after="0" w:line="240" w:lineRule="auto"/>
     </w:pPr>
     <w:rPr>
+      <w:rFonts w:eastAsia="黑体"/>
       <w:color w:themeColor="background1" w:val="FFFFFF"/>
     </w:rPr>
     <w:tblPr>
@@ -12635,6 +13191,7 @@
     </w:tcPr>
     <w:tblStylePr w:type="firstRow">
       <w:rPr>
+        <w:rFonts w:eastAsia="黑体"/>
         <w:b/>
         <w:bCs/>
       </w:rPr>
@@ -12731,6 +13288,7 @@
       <w:spacing w:after="0" w:line="240" w:lineRule="auto"/>
     </w:pPr>
     <w:rPr>
+      <w:rFonts w:eastAsia="黑体"/>
       <w:color w:themeColor="background1" w:val="FFFFFF"/>
     </w:rPr>
     <w:tblPr>
@@ -12749,6 +13307,7 @@
     </w:tcPr>
     <w:tblStylePr w:type="firstRow">
       <w:rPr>
+        <w:rFonts w:eastAsia="黑体"/>
         <w:b/>
         <w:bCs/>
       </w:rPr>
@@ -12845,6 +13404,7 @@
       <w:spacing w:after="0" w:line="240" w:lineRule="auto"/>
     </w:pPr>
     <w:rPr>
+      <w:rFonts w:eastAsia="黑体"/>
       <w:color w:themeColor="background1" w:val="FFFFFF"/>
     </w:rPr>
     <w:tblPr>
@@ -12863,6 +13423,7 @@
     </w:tcPr>
     <w:tblStylePr w:type="firstRow">
       <w:rPr>
+        <w:rFonts w:eastAsia="黑体"/>
         <w:b/>
         <w:bCs/>
       </w:rPr>
@@ -12959,6 +13520,7 @@
       <w:spacing w:after="0" w:line="240" w:lineRule="auto"/>
     </w:pPr>
     <w:rPr>
+      <w:rFonts w:eastAsia="黑体"/>
       <w:color w:themeColor="background1" w:val="FFFFFF"/>
     </w:rPr>
     <w:tblPr>
@@ -12977,6 +13539,7 @@
     </w:tcPr>
     <w:tblStylePr w:type="firstRow">
       <w:rPr>
+        <w:rFonts w:eastAsia="黑体"/>
         <w:b/>
         <w:bCs/>
       </w:rPr>
@@ -13073,6 +13636,7 @@
       <w:spacing w:after="0" w:line="240" w:lineRule="auto"/>
     </w:pPr>
     <w:rPr>
+      <w:rFonts w:eastAsia="黑体"/>
       <w:color w:themeColor="background1" w:val="FFFFFF"/>
     </w:rPr>
     <w:tblPr>
@@ -13091,6 +13655,7 @@
     </w:tcPr>
     <w:tblStylePr w:type="firstRow">
       <w:rPr>
+        <w:rFonts w:eastAsia="黑体"/>
         <w:b/>
         <w:bCs/>
       </w:rPr>
@@ -13187,6 +13752,7 @@
       <w:spacing w:after="0" w:line="240" w:lineRule="auto"/>
     </w:pPr>
     <w:rPr>
+      <w:rFonts w:eastAsia="黑体"/>
       <w:color w:themeColor="text1" w:val="000000"/>
     </w:rPr>
     <w:tblPr>
@@ -13213,6 +13779,7 @@
     </w:tcPr>
     <w:tblStylePr w:type="firstRow">
       <w:rPr>
+        <w:rFonts w:eastAsia="黑体"/>
         <w:b/>
         <w:bCs/>
       </w:rPr>
@@ -13231,6 +13798,7 @@
     </w:tblStylePr>
     <w:tblStylePr w:type="lastRow">
       <w:rPr>
+        <w:rFonts w:eastAsia="黑体"/>
         <w:b/>
         <w:bCs/>
         <w:color w:themeColor="background1" w:val="FFFFFF"/>
@@ -13245,6 +13813,7 @@
     </w:tblStylePr>
     <w:tblStylePr w:type="firstCol">
       <w:rPr>
+        <w:rFonts w:eastAsia="黑体"/>
         <w:color w:themeColor="background1" w:val="FFFFFF"/>
       </w:rPr>
       <w:tblPr/>
@@ -13262,6 +13831,7 @@
     </w:tblStylePr>
     <w:tblStylePr w:type="lastCol">
       <w:rPr>
+        <w:rFonts w:eastAsia="黑体"/>
         <w:color w:themeColor="background1" w:val="FFFFFF"/>
       </w:rPr>
       <w:tblPr/>
@@ -13291,11 +13861,13 @@
     </w:tblStylePr>
     <w:tblStylePr w:type="neCell">
       <w:rPr>
+        <w:rFonts w:eastAsia="黑体"/>
         <w:color w:themeColor="text1" w:val="000000"/>
       </w:rPr>
     </w:tblStylePr>
     <w:tblStylePr w:type="nwCell">
       <w:rPr>
+        <w:rFonts w:eastAsia="黑体"/>
         <w:color w:themeColor="text1" w:val="000000"/>
       </w:rPr>
     </w:tblStylePr>
@@ -13309,6 +13881,7 @@
       <w:spacing w:after="0" w:line="240" w:lineRule="auto"/>
     </w:pPr>
     <w:rPr>
+      <w:rFonts w:eastAsia="黑体"/>
       <w:color w:themeColor="text1" w:val="000000"/>
     </w:rPr>
     <w:tblPr>
@@ -13335,6 +13908,7 @@
     </w:tcPr>
     <w:tblStylePr w:type="firstRow">
       <w:rPr>
+        <w:rFonts w:eastAsia="黑体"/>
         <w:b/>
         <w:bCs/>
       </w:rPr>
@@ -13353,6 +13927,7 @@
     </w:tblStylePr>
     <w:tblStylePr w:type="lastRow">
       <w:rPr>
+        <w:rFonts w:eastAsia="黑体"/>
         <w:b/>
         <w:bCs/>
         <w:color w:themeColor="background1" w:val="FFFFFF"/>
@@ -13367,6 +13942,7 @@
     </w:tblStylePr>
     <w:tblStylePr w:type="firstCol">
       <w:rPr>
+        <w:rFonts w:eastAsia="黑体"/>
         <w:color w:themeColor="background1" w:val="FFFFFF"/>
       </w:rPr>
       <w:tblPr/>
@@ -13384,6 +13960,7 @@
     </w:tblStylePr>
     <w:tblStylePr w:type="lastCol">
       <w:rPr>
+        <w:rFonts w:eastAsia="黑体"/>
         <w:color w:themeColor="background1" w:val="FFFFFF"/>
       </w:rPr>
       <w:tblPr/>
@@ -13413,11 +13990,13 @@
     </w:tblStylePr>
     <w:tblStylePr w:type="neCell">
       <w:rPr>
+        <w:rFonts w:eastAsia="黑体"/>
         <w:color w:themeColor="text1" w:val="000000"/>
       </w:rPr>
     </w:tblStylePr>
     <w:tblStylePr w:type="nwCell">
       <w:rPr>
+        <w:rFonts w:eastAsia="黑体"/>
         <w:color w:themeColor="text1" w:val="000000"/>
       </w:rPr>
     </w:tblStylePr>
@@ -13431,6 +14010,7 @@
       <w:spacing w:after="0" w:line="240" w:lineRule="auto"/>
     </w:pPr>
     <w:rPr>
+      <w:rFonts w:eastAsia="黑体"/>
       <w:color w:themeColor="text1" w:val="000000"/>
     </w:rPr>
     <w:tblPr>
@@ -13457,6 +14037,7 @@
     </w:tcPr>
     <w:tblStylePr w:type="firstRow">
       <w:rPr>
+        <w:rFonts w:eastAsia="黑体"/>
         <w:b/>
         <w:bCs/>
       </w:rPr>
@@ -13475,6 +14056,7 @@
     </w:tblStylePr>
     <w:tblStylePr w:type="lastRow">
       <w:rPr>
+        <w:rFonts w:eastAsia="黑体"/>
         <w:b/>
         <w:bCs/>
         <w:color w:themeColor="background1" w:val="FFFFFF"/>
@@ -13489,6 +14071,7 @@
     </w:tblStylePr>
     <w:tblStylePr w:type="firstCol">
       <w:rPr>
+        <w:rFonts w:eastAsia="黑体"/>
         <w:color w:themeColor="background1" w:val="FFFFFF"/>
       </w:rPr>
       <w:tblPr/>
@@ -13506,6 +14089,7 @@
     </w:tblStylePr>
     <w:tblStylePr w:type="lastCol">
       <w:rPr>
+        <w:rFonts w:eastAsia="黑体"/>
         <w:color w:themeColor="background1" w:val="FFFFFF"/>
       </w:rPr>
       <w:tblPr/>
@@ -13535,11 +14119,13 @@
     </w:tblStylePr>
     <w:tblStylePr w:type="neCell">
       <w:rPr>
+        <w:rFonts w:eastAsia="黑体"/>
         <w:color w:themeColor="text1" w:val="000000"/>
       </w:rPr>
     </w:tblStylePr>
     <w:tblStylePr w:type="nwCell">
       <w:rPr>
+        <w:rFonts w:eastAsia="黑体"/>
         <w:color w:themeColor="text1" w:val="000000"/>
       </w:rPr>
     </w:tblStylePr>
@@ -13553,6 +14139,7 @@
       <w:spacing w:after="0" w:line="240" w:lineRule="auto"/>
     </w:pPr>
     <w:rPr>
+      <w:rFonts w:eastAsia="黑体"/>
       <w:color w:themeColor="text1" w:val="000000"/>
     </w:rPr>
     <w:tblPr>
@@ -13579,6 +14166,7 @@
     </w:tcPr>
     <w:tblStylePr w:type="firstRow">
       <w:rPr>
+        <w:rFonts w:eastAsia="黑体"/>
         <w:b/>
         <w:bCs/>
       </w:rPr>
@@ -13597,6 +14185,7 @@
     </w:tblStylePr>
     <w:tblStylePr w:type="lastRow">
       <w:rPr>
+        <w:rFonts w:eastAsia="黑体"/>
         <w:b/>
         <w:bCs/>
         <w:color w:themeColor="background1" w:val="FFFFFF"/>
@@ -13611,6 +14200,7 @@
     </w:tblStylePr>
     <w:tblStylePr w:type="firstCol">
       <w:rPr>
+        <w:rFonts w:eastAsia="黑体"/>
         <w:color w:themeColor="background1" w:val="FFFFFF"/>
       </w:rPr>
       <w:tblPr/>
@@ -13628,6 +14218,7 @@
     </w:tblStylePr>
     <w:tblStylePr w:type="lastCol">
       <w:rPr>
+        <w:rFonts w:eastAsia="黑体"/>
         <w:color w:themeColor="background1" w:val="FFFFFF"/>
       </w:rPr>
       <w:tblPr/>
@@ -13665,6 +14256,7 @@
       <w:spacing w:after="0" w:line="240" w:lineRule="auto"/>
     </w:pPr>
     <w:rPr>
+      <w:rFonts w:eastAsia="黑体"/>
       <w:color w:themeColor="text1" w:val="000000"/>
     </w:rPr>
     <w:tblPr>
@@ -13691,6 +14283,7 @@
     </w:tcPr>
     <w:tblStylePr w:type="firstRow">
       <w:rPr>
+        <w:rFonts w:eastAsia="黑体"/>
         <w:b/>
         <w:bCs/>
       </w:rPr>
@@ -13709,6 +14302,7 @@
     </w:tblStylePr>
     <w:tblStylePr w:type="lastRow">
       <w:rPr>
+        <w:rFonts w:eastAsia="黑体"/>
         <w:b/>
         <w:bCs/>
         <w:color w:themeColor="background1" w:val="FFFFFF"/>
@@ -13723,6 +14317,7 @@
     </w:tblStylePr>
     <w:tblStylePr w:type="firstCol">
       <w:rPr>
+        <w:rFonts w:eastAsia="黑体"/>
         <w:color w:themeColor="background1" w:val="FFFFFF"/>
       </w:rPr>
       <w:tblPr/>
@@ -13740,6 +14335,7 @@
     </w:tblStylePr>
     <w:tblStylePr w:type="lastCol">
       <w:rPr>
+        <w:rFonts w:eastAsia="黑体"/>
         <w:color w:themeColor="background1" w:val="FFFFFF"/>
       </w:rPr>
       <w:tblPr/>
@@ -13769,11 +14365,13 @@
     </w:tblStylePr>
     <w:tblStylePr w:type="neCell">
       <w:rPr>
+        <w:rFonts w:eastAsia="黑体"/>
         <w:color w:themeColor="text1" w:val="000000"/>
       </w:rPr>
     </w:tblStylePr>
     <w:tblStylePr w:type="nwCell">
       <w:rPr>
+        <w:rFonts w:eastAsia="黑体"/>
         <w:color w:themeColor="text1" w:val="000000"/>
       </w:rPr>
     </w:tblStylePr>
@@ -13787,6 +14385,7 @@
       <w:spacing w:after="0" w:line="240" w:lineRule="auto"/>
     </w:pPr>
     <w:rPr>
+      <w:rFonts w:eastAsia="黑体"/>
       <w:color w:themeColor="text1" w:val="000000"/>
     </w:rPr>
     <w:tblPr>
@@ -13813,6 +14412,7 @@
     </w:tcPr>
     <w:tblStylePr w:type="firstRow">
       <w:rPr>
+        <w:rFonts w:eastAsia="黑体"/>
         <w:b/>
         <w:bCs/>
       </w:rPr>
@@ -13831,6 +14431,7 @@
     </w:tblStylePr>
     <w:tblStylePr w:type="lastRow">
       <w:rPr>
+        <w:rFonts w:eastAsia="黑体"/>
         <w:b/>
         <w:bCs/>
         <w:color w:themeColor="background1" w:val="FFFFFF"/>
@@ -13845,6 +14446,7 @@
     </w:tblStylePr>
     <w:tblStylePr w:type="firstCol">
       <w:rPr>
+        <w:rFonts w:eastAsia="黑体"/>
         <w:color w:themeColor="background1" w:val="FFFFFF"/>
       </w:rPr>
       <w:tblPr/>
@@ -13862,6 +14464,7 @@
     </w:tblStylePr>
     <w:tblStylePr w:type="lastCol">
       <w:rPr>
+        <w:rFonts w:eastAsia="黑体"/>
         <w:color w:themeColor="background1" w:val="FFFFFF"/>
       </w:rPr>
       <w:tblPr/>
@@ -13891,11 +14494,13 @@
     </w:tblStylePr>
     <w:tblStylePr w:type="neCell">
       <w:rPr>
+        <w:rFonts w:eastAsia="黑体"/>
         <w:color w:themeColor="text1" w:val="000000"/>
       </w:rPr>
     </w:tblStylePr>
     <w:tblStylePr w:type="nwCell">
       <w:rPr>
+        <w:rFonts w:eastAsia="黑体"/>
         <w:color w:themeColor="text1" w:val="000000"/>
       </w:rPr>
     </w:tblStylePr>
@@ -13909,6 +14514,7 @@
       <w:spacing w:after="0" w:line="240" w:lineRule="auto"/>
     </w:pPr>
     <w:rPr>
+      <w:rFonts w:eastAsia="黑体"/>
       <w:color w:themeColor="text1" w:val="000000"/>
     </w:rPr>
     <w:tblPr>
@@ -13935,6 +14541,7 @@
     </w:tcPr>
     <w:tblStylePr w:type="firstRow">
       <w:rPr>
+        <w:rFonts w:eastAsia="黑体"/>
         <w:b/>
         <w:bCs/>
       </w:rPr>
@@ -13953,6 +14560,7 @@
     </w:tblStylePr>
     <w:tblStylePr w:type="lastRow">
       <w:rPr>
+        <w:rFonts w:eastAsia="黑体"/>
         <w:b/>
         <w:bCs/>
         <w:color w:themeColor="background1" w:val="FFFFFF"/>
@@ -13967,6 +14575,7 @@
     </w:tblStylePr>
     <w:tblStylePr w:type="firstCol">
       <w:rPr>
+        <w:rFonts w:eastAsia="黑体"/>
         <w:color w:themeColor="background1" w:val="FFFFFF"/>
       </w:rPr>
       <w:tblPr/>
@@ -13984,6 +14593,7 @@
     </w:tblStylePr>
     <w:tblStylePr w:type="lastCol">
       <w:rPr>
+        <w:rFonts w:eastAsia="黑体"/>
         <w:color w:themeColor="background1" w:val="FFFFFF"/>
       </w:rPr>
       <w:tblPr/>
@@ -14013,11 +14623,13 @@
     </w:tblStylePr>
     <w:tblStylePr w:type="neCell">
       <w:rPr>
+        <w:rFonts w:eastAsia="黑体"/>
         <w:color w:themeColor="text1" w:val="000000"/>
       </w:rPr>
     </w:tblStylePr>
     <w:tblStylePr w:type="nwCell">
       <w:rPr>
+        <w:rFonts w:eastAsia="黑体"/>
         <w:color w:themeColor="text1" w:val="000000"/>
       </w:rPr>
     </w:tblStylePr>
@@ -14031,6 +14643,7 @@
       <w:spacing w:after="0" w:line="240" w:lineRule="auto"/>
     </w:pPr>
     <w:rPr>
+      <w:rFonts w:eastAsia="黑体"/>
       <w:color w:themeColor="text1" w:val="000000"/>
     </w:rPr>
     <w:tblPr>
@@ -14049,6 +14662,7 @@
     </w:tcPr>
     <w:tblStylePr w:type="firstRow">
       <w:rPr>
+        <w:rFonts w:eastAsia="黑体"/>
         <w:b/>
         <w:bCs/>
         <w:color w:themeColor="background1" w:val="FFFFFF"/>
@@ -14063,6 +14677,7 @@
     </w:tblStylePr>
     <w:tblStylePr w:type="lastRow">
       <w:rPr>
+        <w:rFonts w:eastAsia="黑体"/>
         <w:b/>
         <w:bCs/>
         <w:color w:themeColor="accent2" w:themeShade="CC" w:val="9E3A38"/>
@@ -14077,12 +14692,14 @@
     </w:tblStylePr>
     <w:tblStylePr w:type="firstCol">
       <w:rPr>
+        <w:rFonts w:eastAsia="黑体"/>
         <w:b/>
         <w:bCs/>
       </w:rPr>
     </w:tblStylePr>
     <w:tblStylePr w:type="lastCol">
       <w:rPr>
+        <w:rFonts w:eastAsia="黑体"/>
         <w:b/>
         <w:bCs/>
       </w:rPr>
@@ -14117,6 +14734,7 @@
       <w:spacing w:after="0" w:line="240" w:lineRule="auto"/>
     </w:pPr>
     <w:rPr>
+      <w:rFonts w:eastAsia="黑体"/>
       <w:color w:themeColor="text1" w:val="000000"/>
     </w:rPr>
     <w:tblPr>
@@ -14135,6 +14753,7 @@
     </w:tcPr>
     <w:tblStylePr w:type="firstRow">
       <w:rPr>
+        <w:rFonts w:eastAsia="黑体"/>
         <w:b/>
         <w:bCs/>
         <w:color w:themeColor="background1" w:val="FFFFFF"/>
@@ -14149,6 +14768,7 @@
     </w:tblStylePr>
     <w:tblStylePr w:type="lastRow">
       <w:rPr>
+        <w:rFonts w:eastAsia="黑体"/>
         <w:b/>
         <w:bCs/>
         <w:color w:themeColor="accent2" w:themeShade="CC" w:val="9E3A38"/>
@@ -14163,12 +14783,14 @@
     </w:tblStylePr>
     <w:tblStylePr w:type="firstCol">
       <w:rPr>
+        <w:rFonts w:eastAsia="黑体"/>
         <w:b/>
         <w:bCs/>
       </w:rPr>
     </w:tblStylePr>
     <w:tblStylePr w:type="lastCol">
       <w:rPr>
+        <w:rFonts w:eastAsia="黑体"/>
         <w:b/>
         <w:bCs/>
       </w:rPr>
@@ -14203,6 +14825,7 @@
       <w:spacing w:after="0" w:line="240" w:lineRule="auto"/>
     </w:pPr>
     <w:rPr>
+      <w:rFonts w:eastAsia="黑体"/>
       <w:color w:themeColor="text1" w:val="000000"/>
     </w:rPr>
     <w:tblPr>
@@ -14221,6 +14844,7 @@
     </w:tcPr>
     <w:tblStylePr w:type="firstRow">
       <w:rPr>
+        <w:rFonts w:eastAsia="黑体"/>
         <w:b/>
         <w:bCs/>
         <w:color w:themeColor="background1" w:val="FFFFFF"/>
@@ -14235,6 +14859,7 @@
     </w:tblStylePr>
     <w:tblStylePr w:type="lastRow">
       <w:rPr>
+        <w:rFonts w:eastAsia="黑体"/>
         <w:b/>
         <w:bCs/>
         <w:color w:themeColor="accent2" w:themeShade="CC" w:val="9E3A38"/>
@@ -14249,12 +14874,14 @@
     </w:tblStylePr>
     <w:tblStylePr w:type="firstCol">
       <w:rPr>
+        <w:rFonts w:eastAsia="黑体"/>
         <w:b/>
         <w:bCs/>
       </w:rPr>
     </w:tblStylePr>
     <w:tblStylePr w:type="lastCol">
       <w:rPr>
+        <w:rFonts w:eastAsia="黑体"/>
         <w:b/>
         <w:bCs/>
       </w:rPr>
@@ -14289,6 +14916,7 @@
       <w:spacing w:after="0" w:line="240" w:lineRule="auto"/>
     </w:pPr>
     <w:rPr>
+      <w:rFonts w:eastAsia="黑体"/>
       <w:color w:themeColor="text1" w:val="000000"/>
     </w:rPr>
     <w:tblPr>
@@ -14307,6 +14935,7 @@
     </w:tcPr>
     <w:tblStylePr w:type="firstRow">
       <w:rPr>
+        <w:rFonts w:eastAsia="黑体"/>
         <w:b/>
         <w:bCs/>
         <w:color w:themeColor="background1" w:val="FFFFFF"/>
@@ -14321,6 +14950,7 @@
     </w:tblStylePr>
     <w:tblStylePr w:type="lastRow">
       <w:rPr>
+        <w:rFonts w:eastAsia="黑体"/>
         <w:b/>
         <w:bCs/>
         <w:color w:themeColor="accent4" w:themeShade="CC" w:val="664E82"/>
@@ -14335,12 +14965,14 @@
     </w:tblStylePr>
     <w:tblStylePr w:type="firstCol">
       <w:rPr>
+        <w:rFonts w:eastAsia="黑体"/>
         <w:b/>
         <w:bCs/>
       </w:rPr>
     </w:tblStylePr>
     <w:tblStylePr w:type="lastCol">
       <w:rPr>
+        <w:rFonts w:eastAsia="黑体"/>
         <w:b/>
         <w:bCs/>
       </w:rPr>
@@ -14375,6 +15007,7 @@
       <w:spacing w:after="0" w:line="240" w:lineRule="auto"/>
     </w:pPr>
     <w:rPr>
+      <w:rFonts w:eastAsia="黑体"/>
       <w:color w:themeColor="text1" w:val="000000"/>
     </w:rPr>
     <w:tblPr>
@@ -14393,6 +15026,7 @@
     </w:tcPr>
     <w:tblStylePr w:type="firstRow">
       <w:rPr>
+        <w:rFonts w:eastAsia="黑体"/>
         <w:b/>
         <w:bCs/>
         <w:color w:themeColor="background1" w:val="FFFFFF"/>
@@ -14407,6 +15041,7 @@
     </w:tblStylePr>
     <w:tblStylePr w:type="lastRow">
       <w:rPr>
+        <w:rFonts w:eastAsia="黑体"/>
         <w:b/>
         <w:bCs/>
         <w:color w:themeColor="accent3" w:themeShade="CC" w:val="7E9C40"/>
@@ -14421,12 +15056,14 @@
     </w:tblStylePr>
     <w:tblStylePr w:type="firstCol">
       <w:rPr>
+        <w:rFonts w:eastAsia="黑体"/>
         <w:b/>
         <w:bCs/>
       </w:rPr>
     </w:tblStylePr>
     <w:tblStylePr w:type="lastCol">
       <w:rPr>
+        <w:rFonts w:eastAsia="黑体"/>
         <w:b/>
         <w:bCs/>
       </w:rPr>
@@ -14461,6 +15098,7 @@
       <w:spacing w:after="0" w:line="240" w:lineRule="auto"/>
     </w:pPr>
     <w:rPr>
+      <w:rFonts w:eastAsia="黑体"/>
       <w:color w:themeColor="text1" w:val="000000"/>
     </w:rPr>
     <w:tblPr>
@@ -14479,6 +15117,7 @@
     </w:tcPr>
     <w:tblStylePr w:type="firstRow">
       <w:rPr>
+        <w:rFonts w:eastAsia="黑体"/>
         <w:b/>
         <w:bCs/>
         <w:color w:themeColor="background1" w:val="FFFFFF"/>
@@ -14493,6 +15132,7 @@
     </w:tblStylePr>
     <w:tblStylePr w:type="lastRow">
       <w:rPr>
+        <w:rFonts w:eastAsia="黑体"/>
         <w:b/>
         <w:bCs/>
         <w:color w:themeColor="accent6" w:themeShade="CC" w:val="F2730A"/>
@@ -14507,12 +15147,14 @@
     </w:tblStylePr>
     <w:tblStylePr w:type="firstCol">
       <w:rPr>
+        <w:rFonts w:eastAsia="黑体"/>
         <w:b/>
         <w:bCs/>
       </w:rPr>
     </w:tblStylePr>
     <w:tblStylePr w:type="lastCol">
       <w:rPr>
+        <w:rFonts w:eastAsia="黑体"/>
         <w:b/>
         <w:bCs/>
       </w:rPr>
@@ -14547,6 +15189,7 @@
       <w:spacing w:after="0" w:line="240" w:lineRule="auto"/>
     </w:pPr>
     <w:rPr>
+      <w:rFonts w:eastAsia="黑体"/>
       <w:color w:themeColor="text1" w:val="000000"/>
     </w:rPr>
     <w:tblPr>
@@ -14565,6 +15208,7 @@
     </w:tcPr>
     <w:tblStylePr w:type="firstRow">
       <w:rPr>
+        <w:rFonts w:eastAsia="黑体"/>
         <w:b/>
         <w:bCs/>
         <w:color w:themeColor="background1" w:val="FFFFFF"/>
@@ -14579,6 +15223,7 @@
     </w:tblStylePr>
     <w:tblStylePr w:type="lastRow">
       <w:rPr>
+        <w:rFonts w:eastAsia="黑体"/>
         <w:b/>
         <w:bCs/>
         <w:color w:themeColor="accent5" w:themeShade="CC" w:val="348DA5"/>
@@ -14593,12 +15238,14 @@
     </w:tblStylePr>
     <w:tblStylePr w:type="firstCol">
       <w:rPr>
+        <w:rFonts w:eastAsia="黑体"/>
         <w:b/>
         <w:bCs/>
       </w:rPr>
     </w:tblStylePr>
     <w:tblStylePr w:type="lastCol">
       <w:rPr>
+        <w:rFonts w:eastAsia="黑体"/>
         <w:b/>
         <w:bCs/>
       </w:rPr>
@@ -14633,6 +15280,7 @@
       <w:spacing w:after="0" w:line="240" w:lineRule="auto"/>
     </w:pPr>
     <w:rPr>
+      <w:rFonts w:eastAsia="黑体"/>
       <w:color w:themeColor="text1" w:val="000000"/>
     </w:rPr>
     <w:tblPr>
@@ -14654,6 +15302,7 @@
     </w:tcPr>
     <w:tblStylePr w:type="firstRow">
       <w:rPr>
+        <w:rFonts w:eastAsia="黑体"/>
         <w:b/>
         <w:bCs/>
       </w:rPr>
@@ -14664,6 +15313,7 @@
     </w:tblStylePr>
     <w:tblStylePr w:type="lastRow">
       <w:rPr>
+        <w:rFonts w:eastAsia="黑体"/>
         <w:b/>
         <w:bCs/>
         <w:color w:themeColor="text1" w:val="000000"/>
@@ -14675,6 +15325,7 @@
     </w:tblStylePr>
     <w:tblStylePr w:type="firstCol">
       <w:rPr>
+        <w:rFonts w:eastAsia="黑体"/>
         <w:color w:themeColor="background1" w:val="FFFFFF"/>
       </w:rPr>
       <w:tblPr/>
@@ -14684,6 +15335,7 @@
     </w:tblStylePr>
     <w:tblStylePr w:type="lastCol">
       <w:rPr>
+        <w:rFonts w:eastAsia="黑体"/>
         <w:color w:themeColor="background1" w:val="FFFFFF"/>
       </w:rPr>
       <w:tblPr/>
@@ -14713,6 +15365,7 @@
       <w:spacing w:after="0" w:line="240" w:lineRule="auto"/>
     </w:pPr>
     <w:rPr>
+      <w:rFonts w:eastAsia="黑体"/>
       <w:color w:themeColor="text1" w:val="000000"/>
     </w:rPr>
     <w:tblPr>
@@ -14734,6 +15387,7 @@
     </w:tcPr>
     <w:tblStylePr w:type="firstRow">
       <w:rPr>
+        <w:rFonts w:eastAsia="黑体"/>
         <w:b/>
         <w:bCs/>
       </w:rPr>
@@ -14744,6 +15398,7 @@
     </w:tblStylePr>
     <w:tblStylePr w:type="lastRow">
       <w:rPr>
+        <w:rFonts w:eastAsia="黑体"/>
         <w:b/>
         <w:bCs/>
         <w:color w:themeColor="text1" w:val="000000"/>
@@ -14755,6 +15410,7 @@
     </w:tblStylePr>
     <w:tblStylePr w:type="firstCol">
       <w:rPr>
+        <w:rFonts w:eastAsia="黑体"/>
         <w:color w:themeColor="background1" w:val="FFFFFF"/>
       </w:rPr>
       <w:tblPr/>
@@ -14764,6 +15420,7 @@
     </w:tblStylePr>
     <w:tblStylePr w:type="lastCol">
       <w:rPr>
+        <w:rFonts w:eastAsia="黑体"/>
         <w:color w:themeColor="background1" w:val="FFFFFF"/>
       </w:rPr>
       <w:tblPr/>
@@ -14793,6 +15450,7 @@
       <w:spacing w:after="0" w:line="240" w:lineRule="auto"/>
     </w:pPr>
     <w:rPr>
+      <w:rFonts w:eastAsia="黑体"/>
       <w:color w:themeColor="text1" w:val="000000"/>
     </w:rPr>
     <w:tblPr>
@@ -14814,6 +15472,7 @@
     </w:tcPr>
     <w:tblStylePr w:type="firstRow">
       <w:rPr>
+        <w:rFonts w:eastAsia="黑体"/>
         <w:b/>
         <w:bCs/>
       </w:rPr>
@@ -14824,6 +15483,7 @@
     </w:tblStylePr>
     <w:tblStylePr w:type="lastRow">
       <w:rPr>
+        <w:rFonts w:eastAsia="黑体"/>
         <w:b/>
         <w:bCs/>
         <w:color w:themeColor="text1" w:val="000000"/>
@@ -14835,6 +15495,7 @@
     </w:tblStylePr>
     <w:tblStylePr w:type="firstCol">
       <w:rPr>
+        <w:rFonts w:eastAsia="黑体"/>
         <w:color w:themeColor="background1" w:val="FFFFFF"/>
       </w:rPr>
       <w:tblPr/>
@@ -14844,6 +15505,7 @@
     </w:tblStylePr>
     <w:tblStylePr w:type="lastCol">
       <w:rPr>
+        <w:rFonts w:eastAsia="黑体"/>
         <w:color w:themeColor="background1" w:val="FFFFFF"/>
       </w:rPr>
       <w:tblPr/>
@@ -14873,6 +15535,7 @@
       <w:spacing w:after="0" w:line="240" w:lineRule="auto"/>
     </w:pPr>
     <w:rPr>
+      <w:rFonts w:eastAsia="黑体"/>
       <w:color w:themeColor="text1" w:val="000000"/>
     </w:rPr>
     <w:tblPr>
@@ -14894,6 +15557,7 @@
     </w:tcPr>
     <w:tblStylePr w:type="firstRow">
       <w:rPr>
+        <w:rFonts w:eastAsia="黑体"/>
         <w:b/>
         <w:bCs/>
       </w:rPr>
@@ -14904,6 +15568,7 @@
     </w:tblStylePr>
     <w:tblStylePr w:type="lastRow">
       <w:rPr>
+        <w:rFonts w:eastAsia="黑体"/>
         <w:b/>
         <w:bCs/>
         <w:color w:themeColor="text1" w:val="000000"/>
@@ -14915,6 +15580,7 @@
     </w:tblStylePr>
     <w:tblStylePr w:type="firstCol">
       <w:rPr>
+        <w:rFonts w:eastAsia="黑体"/>
         <w:color w:themeColor="background1" w:val="FFFFFF"/>
       </w:rPr>
       <w:tblPr/>
@@ -14924,6 +15590,7 @@
     </w:tblStylePr>
     <w:tblStylePr w:type="lastCol">
       <w:rPr>
+        <w:rFonts w:eastAsia="黑体"/>
         <w:color w:themeColor="background1" w:val="FFFFFF"/>
       </w:rPr>
       <w:tblPr/>
@@ -14953,6 +15620,7 @@
       <w:spacing w:after="0" w:line="240" w:lineRule="auto"/>
     </w:pPr>
     <w:rPr>
+      <w:rFonts w:eastAsia="黑体"/>
       <w:color w:themeColor="text1" w:val="000000"/>
     </w:rPr>
     <w:tblPr>
@@ -14974,6 +15642,7 @@
     </w:tcPr>
     <w:tblStylePr w:type="firstRow">
       <w:rPr>
+        <w:rFonts w:eastAsia="黑体"/>
         <w:b/>
         <w:bCs/>
       </w:rPr>
@@ -14984,6 +15653,7 @@
     </w:tblStylePr>
     <w:tblStylePr w:type="lastRow">
       <w:rPr>
+        <w:rFonts w:eastAsia="黑体"/>
         <w:b/>
         <w:bCs/>
         <w:color w:themeColor="text1" w:val="000000"/>
@@ -14995,6 +15665,7 @@
     </w:tblStylePr>
     <w:tblStylePr w:type="firstCol">
       <w:rPr>
+        <w:rFonts w:eastAsia="黑体"/>
         <w:color w:themeColor="background1" w:val="FFFFFF"/>
       </w:rPr>
       <w:tblPr/>
@@ -15004,6 +15675,7 @@
     </w:tblStylePr>
     <w:tblStylePr w:type="lastCol">
       <w:rPr>
+        <w:rFonts w:eastAsia="黑体"/>
         <w:color w:themeColor="background1" w:val="FFFFFF"/>
       </w:rPr>
       <w:tblPr/>
@@ -15033,6 +15705,7 @@
       <w:spacing w:after="0" w:line="240" w:lineRule="auto"/>
     </w:pPr>
     <w:rPr>
+      <w:rFonts w:eastAsia="黑体"/>
       <w:color w:themeColor="text1" w:val="000000"/>
     </w:rPr>
     <w:tblPr>
@@ -15054,6 +15727,7 @@
     </w:tcPr>
     <w:tblStylePr w:type="firstRow">
       <w:rPr>
+        <w:rFonts w:eastAsia="黑体"/>
         <w:b/>
         <w:bCs/>
       </w:rPr>
@@ -15064,6 +15738,7 @@
     </w:tblStylePr>
     <w:tblStylePr w:type="lastRow">
       <w:rPr>
+        <w:rFonts w:eastAsia="黑体"/>
         <w:b/>
         <w:bCs/>
         <w:color w:themeColor="text1" w:val="000000"/>
@@ -15075,6 +15750,7 @@
     </w:tblStylePr>
     <w:tblStylePr w:type="firstCol">
       <w:rPr>
+        <w:rFonts w:eastAsia="黑体"/>
         <w:color w:themeColor="background1" w:val="FFFFFF"/>
       </w:rPr>
       <w:tblPr/>
@@ -15084,6 +15760,7 @@
     </w:tblStylePr>
     <w:tblStylePr w:type="lastCol">
       <w:rPr>
+        <w:rFonts w:eastAsia="黑体"/>
         <w:color w:themeColor="background1" w:val="FFFFFF"/>
       </w:rPr>
       <w:tblPr/>
@@ -15113,6 +15790,7 @@
       <w:spacing w:after="0" w:line="240" w:lineRule="auto"/>
     </w:pPr>
     <w:rPr>
+      <w:rFonts w:eastAsia="黑体"/>
       <w:color w:themeColor="text1" w:val="000000"/>
     </w:rPr>
     <w:tblPr>
@@ -15134,6 +15812,7 @@
     </w:tcPr>
     <w:tblStylePr w:type="firstRow">
       <w:rPr>
+        <w:rFonts w:eastAsia="黑体"/>
         <w:b/>
         <w:bCs/>
       </w:rPr>
@@ -15144,6 +15823,7 @@
     </w:tblStylePr>
     <w:tblStylePr w:type="lastRow">
       <w:rPr>
+        <w:rFonts w:eastAsia="黑体"/>
         <w:b/>
         <w:bCs/>
         <w:color w:themeColor="text1" w:val="000000"/>
@@ -15155,6 +15835,7 @@
     </w:tblStylePr>
     <w:tblStylePr w:type="firstCol">
       <w:rPr>
+        <w:rFonts w:eastAsia="黑体"/>
         <w:color w:themeColor="background1" w:val="FFFFFF"/>
       </w:rPr>
       <w:tblPr/>
@@ -15164,6 +15845,7 @@
     </w:tblStylePr>
     <w:tblStylePr w:type="lastCol">
       <w:rPr>
+        <w:rFonts w:eastAsia="黑体"/>
         <w:color w:themeColor="background1" w:val="FFFFFF"/>
       </w:rPr>
       <w:tblPr/>
@@ -15196,6 +15878,7 @@
     <w:name w:val="KeywordTok"/>
     <w:basedOn w:val="VerbatimChar"/>
     <w:rPr>
+      <w:rFonts w:eastAsia="黑体"/>
       <w:b/>
       <w:color w:val="007020"/>
     </w:rPr>
@@ -15204,6 +15887,7 @@
     <w:name w:val="DataTypeTok"/>
     <w:basedOn w:val="VerbatimChar"/>
     <w:rPr>
+      <w:rFonts w:eastAsia="黑体"/>
       <w:color w:val="902000"/>
     </w:rPr>
   </w:style>
@@ -15211,6 +15895,7 @@
     <w:name w:val="DecValTok"/>
     <w:basedOn w:val="VerbatimChar"/>
     <w:rPr>
+      <w:rFonts w:eastAsia="黑体"/>
       <w:color w:val="40a070"/>
     </w:rPr>
   </w:style>
@@ -15218,6 +15903,7 @@
     <w:name w:val="BaseNTok"/>
     <w:basedOn w:val="VerbatimChar"/>
     <w:rPr>
+      <w:rFonts w:eastAsia="黑体"/>
       <w:color w:val="40a070"/>
     </w:rPr>
   </w:style>
@@ -15225,6 +15911,7 @@
     <w:name w:val="FloatTok"/>
     <w:basedOn w:val="VerbatimChar"/>
     <w:rPr>
+      <w:rFonts w:eastAsia="黑体"/>
       <w:color w:val="40a070"/>
     </w:rPr>
   </w:style>
@@ -15232,6 +15919,7 @@
     <w:name w:val="ConstantTok"/>
     <w:basedOn w:val="VerbatimChar"/>
     <w:rPr>
+      <w:rFonts w:eastAsia="黑体"/>
       <w:color w:val="880000"/>
     </w:rPr>
   </w:style>
@@ -15239,6 +15927,7 @@
     <w:name w:val="CharTok"/>
     <w:basedOn w:val="VerbatimChar"/>
     <w:rPr>
+      <w:rFonts w:eastAsia="黑体"/>
       <w:color w:val="4070a0"/>
     </w:rPr>
   </w:style>
@@ -15246,6 +15935,7 @@
     <w:name w:val="SpecialCharTok"/>
     <w:basedOn w:val="VerbatimChar"/>
     <w:rPr>
+      <w:rFonts w:eastAsia="黑体"/>
       <w:color w:val="4070a0"/>
     </w:rPr>
   </w:style>
@@ -15253,6 +15943,7 @@
     <w:name w:val="StringTok"/>
     <w:basedOn w:val="VerbatimChar"/>
     <w:rPr>
+      <w:rFonts w:eastAsia="黑体"/>
       <w:color w:val="4070a0"/>
     </w:rPr>
   </w:style>
@@ -15260,6 +15951,7 @@
     <w:name w:val="VerbatimStringTok"/>
     <w:basedOn w:val="VerbatimChar"/>
     <w:rPr>
+      <w:rFonts w:eastAsia="黑体"/>
       <w:color w:val="4070a0"/>
     </w:rPr>
   </w:style>
@@ -15267,6 +15959,7 @@
     <w:name w:val="SpecialStringTok"/>
     <w:basedOn w:val="VerbatimChar"/>
     <w:rPr>
+      <w:rFonts w:eastAsia="黑体"/>
       <w:color w:val="bb6688"/>
     </w:rPr>
   </w:style>
@@ -15274,6 +15967,7 @@
     <w:name w:val="ImportTok"/>
     <w:basedOn w:val="VerbatimChar"/>
     <w:rPr>
+      <w:rFonts w:eastAsia="黑体"/>
       <w:b/>
       <w:color w:val="008000"/>
     </w:rPr>
@@ -15282,6 +15976,7 @@
     <w:name w:val="CommentTok"/>
     <w:basedOn w:val="VerbatimChar"/>
     <w:rPr>
+      <w:rFonts w:eastAsia="黑体"/>
       <w:i/>
       <w:color w:val="60a0b0"/>
     </w:rPr>
@@ -15290,6 +15985,7 @@
     <w:name w:val="DocumentationTok"/>
     <w:basedOn w:val="VerbatimChar"/>
     <w:rPr>
+      <w:rFonts w:eastAsia="黑体"/>
       <w:i/>
       <w:color w:val="ba2121"/>
     </w:rPr>
@@ -15298,6 +15994,7 @@
     <w:name w:val="AnnotationTok"/>
     <w:basedOn w:val="VerbatimChar"/>
     <w:rPr>
+      <w:rFonts w:eastAsia="黑体"/>
       <w:b/>
       <w:i/>
       <w:color w:val="60a0b0"/>
@@ -15307,6 +16004,7 @@
     <w:name w:val="CommentVarTok"/>
     <w:basedOn w:val="VerbatimChar"/>
     <w:rPr>
+      <w:rFonts w:eastAsia="黑体"/>
       <w:b/>
       <w:i/>
       <w:color w:val="60a0b0"/>
@@ -15316,6 +16014,7 @@
     <w:name w:val="OtherTok"/>
     <w:basedOn w:val="VerbatimChar"/>
     <w:rPr>
+      <w:rFonts w:eastAsia="黑体"/>
       <w:color w:val="007020"/>
     </w:rPr>
   </w:style>
@@ -15323,6 +16022,7 @@
     <w:name w:val="FunctionTok"/>
     <w:basedOn w:val="VerbatimChar"/>
     <w:rPr>
+      <w:rFonts w:eastAsia="黑体"/>
       <w:color w:val="06287e"/>
     </w:rPr>
   </w:style>
@@ -15330,6 +16030,7 @@
     <w:name w:val="VariableTok"/>
     <w:basedOn w:val="VerbatimChar"/>
     <w:rPr>
+      <w:rFonts w:eastAsia="黑体"/>
       <w:color w:val="19177c"/>
     </w:rPr>
   </w:style>
@@ -15337,6 +16038,7 @@
     <w:name w:val="ControlFlowTok"/>
     <w:basedOn w:val="VerbatimChar"/>
     <w:rPr>
+      <w:rFonts w:eastAsia="黑体"/>
       <w:b/>
       <w:color w:val="007020"/>
     </w:rPr>
@@ -15345,6 +16047,7 @@
     <w:name w:val="OperatorTok"/>
     <w:basedOn w:val="VerbatimChar"/>
     <w:rPr>
+      <w:rFonts w:eastAsia="黑体"/>
       <w:color w:val="666666"/>
     </w:rPr>
   </w:style>
@@ -15352,18 +16055,22 @@
     <w:name w:val="BuiltInTok"/>
     <w:basedOn w:val="VerbatimChar"/>
     <w:rPr>
+      <w:rFonts w:eastAsia="黑体"/>
       <w:color w:val="008000"/>
     </w:rPr>
   </w:style>
   <w:style w:type="character" w:customStyle="1" w:styleId="ExtensionTok">
     <w:name w:val="ExtensionTok"/>
     <w:basedOn w:val="VerbatimChar"/>
-    <w:rPr/>
+    <w:rPr>
+      <w:rFonts w:eastAsia="黑体"/>
+    </w:rPr>
   </w:style>
   <w:style w:type="character" w:customStyle="1" w:styleId="PreprocessorTok">
     <w:name w:val="PreprocessorTok"/>
     <w:basedOn w:val="VerbatimChar"/>
     <w:rPr>
+      <w:rFonts w:eastAsia="黑体"/>
       <w:color w:val="bc7a00"/>
     </w:rPr>
   </w:style>
@@ -15371,18 +16078,22 @@
     <w:name w:val="AttributeTok"/>
     <w:basedOn w:val="VerbatimChar"/>
     <w:rPr>
+      <w:rFonts w:eastAsia="黑体"/>
       <w:color w:val="7d9029"/>
     </w:rPr>
   </w:style>
   <w:style w:type="character" w:customStyle="1" w:styleId="RegionMarkerTok">
     <w:name w:val="RegionMarkerTok"/>
     <w:basedOn w:val="VerbatimChar"/>
-    <w:rPr/>
+    <w:rPr>
+      <w:rFonts w:eastAsia="黑体"/>
+    </w:rPr>
   </w:style>
   <w:style w:type="character" w:customStyle="1" w:styleId="InformationTok">
     <w:name w:val="InformationTok"/>
     <w:basedOn w:val="VerbatimChar"/>
     <w:rPr>
+      <w:rFonts w:eastAsia="黑体"/>
       <w:b/>
       <w:i/>
       <w:color w:val="60a0b0"/>
@@ -15392,6 +16103,7 @@
     <w:name w:val="WarningTok"/>
     <w:basedOn w:val="VerbatimChar"/>
     <w:rPr>
+      <w:rFonts w:eastAsia="黑体"/>
       <w:b/>
       <w:i/>
       <w:color w:val="60a0b0"/>
@@ -15401,6 +16113,7 @@
     <w:name w:val="AlertTok"/>
     <w:basedOn w:val="VerbatimChar"/>
     <w:rPr>
+      <w:rFonts w:eastAsia="黑体"/>
       <w:b/>
       <w:color w:val="ff0000"/>
     </w:rPr>
@@ -15409,6 +16122,7 @@
     <w:name w:val="ErrorTok"/>
     <w:basedOn w:val="VerbatimChar"/>
     <w:rPr>
+      <w:rFonts w:eastAsia="黑体"/>
       <w:b/>
       <w:color w:val="ff0000"/>
     </w:rPr>
@@ -15416,7 +16130,9 @@
   <w:style w:type="character" w:customStyle="1" w:styleId="NormalTok">
     <w:name w:val="NormalTok"/>
     <w:basedOn w:val="VerbatimChar"/>
-    <w:rPr/>
+    <w:rPr>
+      <w:rFonts w:eastAsia="黑体"/>
+    </w:rPr>
   </w:style>
 </w:styles>
 </file>
@@ -15465,12 +16181,12 @@
     <a:fontScheme name="Office">
       <a:majorFont>
         <a:latin typeface="Calibri"/>
-        <a:ea typeface=""/>
+        <a:ea typeface="黑体"/>
         <a:cs typeface=""/>
         <a:font script="Jpan" typeface="ＭＳ ゴシック"/>
         <a:font script="Hang" typeface="맑은 고딕"/>
-        <a:font script="Hans" typeface="宋体"/>
-        <a:font script="Hant" typeface="新細明體"/>
+        <a:font script="Hans" typeface="黑体"/>
+        <a:font script="Hant" typeface="黑体"/>
         <a:font script="Arab" typeface="Times New Roman"/>
         <a:font script="Hebr" typeface="Times New Roman"/>
         <a:font script="Thai" typeface="Angsana New"/>
@@ -15500,12 +16216,12 @@
       </a:majorFont>
       <a:minorFont>
         <a:latin typeface="Cambria"/>
-        <a:ea typeface=""/>
+        <a:ea typeface="黑体"/>
         <a:cs typeface=""/>
         <a:font script="Jpan" typeface="ＭＳ 明朝"/>
         <a:font script="Hang" typeface="맑은 고딕"/>
-        <a:font script="Hans" typeface="宋体"/>
-        <a:font script="Hant" typeface="新細明體"/>
+        <a:font script="Hans" typeface="黑体"/>
+        <a:font script="Hant" typeface="黑体"/>
         <a:font script="Arab" typeface="Arial"/>
         <a:font script="Hebr" typeface="Arial"/>
         <a:font script="Thai" typeface="Cordia New"/>

--- a/12-通用拓扑结构/03-桥式/H桥结构/H桥结构.docx
+++ b/12-通用拓扑结构/03-桥式/H桥结构/H桥结构.docx
@@ -3113,7 +3113,7 @@
           <w:color w:val="555555"/>
           <w:sz w:val="21"/>
         </w:rPr>
-        <w:t>材料收集者：杜文杰，WX手机：19519196569，QQ:3478827729</w:t>
+        <w:t>材料收集者：杜文杰，微信/手机：19519196569，QQ:3478827729</w:t>
       </w:r>
     </w:p>
     <w:sectPr>
